--- a/Документация/КП_ЭУ_оформленный_Новый.docx
+++ b/Документация/КП_ЭУ_оформленный_Новый.docx
@@ -563,6 +563,9 @@
         <w:t>21М</w:t>
       </w:r>
       <w:r>
+        <w:t>3</w:t>
+      </w:r>
+      <w:r>
         <w:tab/>
       </w:r>
       <w:r>
@@ -2292,7 +2295,7 @@
         <w:fldChar w:fldCharType="begin"/>
       </w:r>
       <w:r>
-        <w:instrText xml:space="preserve"> PAGEREF _Toc188026726 \h </w:instrText>
+        <w:instrText xml:space="preserve"> PAGEREF _Toc240390838 \h </w:instrText>
       </w:r>
       <w:r>
         <w:fldChar w:fldCharType="separate"/>
@@ -2324,7 +2327,7 @@
         <w:fldChar w:fldCharType="begin"/>
       </w:r>
       <w:r>
-        <w:instrText xml:space="preserve"> PAGEREF _Toc188026727 \h </w:instrText>
+        <w:instrText xml:space="preserve"> PAGEREF _Toc240390839 \h </w:instrText>
       </w:r>
       <w:r>
         <w:fldChar w:fldCharType="separate"/>
@@ -2356,13 +2359,13 @@
         <w:fldChar w:fldCharType="begin"/>
       </w:r>
       <w:r>
-        <w:instrText xml:space="preserve"> PAGEREF _Toc188026728 \h </w:instrText>
+        <w:instrText xml:space="preserve"> PAGEREF _Toc240390840 \h </w:instrText>
       </w:r>
       <w:r>
         <w:fldChar w:fldCharType="separate"/>
       </w:r>
       <w:r>
-        <w:t>9</w:t>
+        <w:t>11</w:t>
       </w:r>
       <w:r>
         <w:fldChar w:fldCharType="end"/>
@@ -2387,13 +2390,13 @@
         <w:fldChar w:fldCharType="begin"/>
       </w:r>
       <w:r>
-        <w:instrText xml:space="preserve"> PAGEREF _Toc188026729 \h </w:instrText>
+        <w:instrText xml:space="preserve"> PAGEREF _Toc240390841 \h </w:instrText>
       </w:r>
       <w:r>
         <w:fldChar w:fldCharType="separate"/>
       </w:r>
       <w:r>
-        <w:t>11</w:t>
+        <w:t>13</w:t>
       </w:r>
       <w:r>
         <w:fldChar w:fldCharType="end"/>
@@ -2418,13 +2421,13 @@
         <w:fldChar w:fldCharType="begin"/>
       </w:r>
       <w:r>
-        <w:instrText xml:space="preserve"> PAGEREF _Toc188026730 \h </w:instrText>
+        <w:instrText xml:space="preserve"> PAGEREF _Toc240390842 \h </w:instrText>
       </w:r>
       <w:r>
         <w:fldChar w:fldCharType="separate"/>
       </w:r>
       <w:r>
-        <w:t>13</w:t>
+        <w:t>15</w:t>
       </w:r>
       <w:r>
         <w:fldChar w:fldCharType="end"/>
@@ -2450,13 +2453,13 @@
         <w:fldChar w:fldCharType="begin"/>
       </w:r>
       <w:r>
-        <w:instrText xml:space="preserve"> PAGEREF _Toc188026731 \h </w:instrText>
+        <w:instrText xml:space="preserve"> PAGEREF _Toc240390843 \h </w:instrText>
       </w:r>
       <w:r>
         <w:fldChar w:fldCharType="separate"/>
       </w:r>
       <w:r>
-        <w:t>16</w:t>
+        <w:t>18</w:t>
       </w:r>
       <w:r>
         <w:fldChar w:fldCharType="end"/>
@@ -2481,13 +2484,13 @@
         <w:fldChar w:fldCharType="begin"/>
       </w:r>
       <w:r>
-        <w:instrText xml:space="preserve"> PAGEREF _Toc188026732 \h </w:instrText>
+        <w:instrText xml:space="preserve"> PAGEREF _Toc240390844 \h </w:instrText>
       </w:r>
       <w:r>
         <w:fldChar w:fldCharType="separate"/>
       </w:r>
       <w:r>
-        <w:t>20</w:t>
+        <w:t>22</w:t>
       </w:r>
       <w:r>
         <w:fldChar w:fldCharType="end"/>
@@ -2513,13 +2516,13 @@
         <w:fldChar w:fldCharType="begin"/>
       </w:r>
       <w:r>
-        <w:instrText xml:space="preserve"> PAGEREF _Toc188026733 \h </w:instrText>
+        <w:instrText xml:space="preserve"> PAGEREF _Toc240390845 \h </w:instrText>
       </w:r>
       <w:r>
         <w:fldChar w:fldCharType="separate"/>
       </w:r>
       <w:r>
-        <w:t>22</w:t>
+        <w:t>24</w:t>
       </w:r>
       <w:r>
         <w:fldChar w:fldCharType="end"/>
@@ -2545,13 +2548,13 @@
         <w:fldChar w:fldCharType="begin"/>
       </w:r>
       <w:r>
-        <w:instrText xml:space="preserve"> PAGEREF _Toc188026734 \h </w:instrText>
+        <w:instrText xml:space="preserve"> PAGEREF _Toc240390846 \h </w:instrText>
       </w:r>
       <w:r>
         <w:fldChar w:fldCharType="separate"/>
       </w:r>
       <w:r>
-        <w:t>23</w:t>
+        <w:t>25</w:t>
       </w:r>
       <w:r>
         <w:fldChar w:fldCharType="end"/>
@@ -2568,7 +2571,13 @@
         </w:rPr>
       </w:pPr>
       <w:r>
-        <w:t>7 Разработка печатной платы</w:t>
+        <w:t>7</w:t>
+      </w:r>
+      <w:r>
+        <w:t>.</w:t>
+      </w:r>
+      <w:r>
+        <w:t xml:space="preserve"> Схема защиты платы</w:t>
       </w:r>
       <w:r>
         <w:tab/>
@@ -2577,13 +2586,13 @@
         <w:fldChar w:fldCharType="begin"/>
       </w:r>
       <w:r>
-        <w:instrText xml:space="preserve"> PAGEREF _Toc188026735 \h </w:instrText>
+        <w:instrText xml:space="preserve"> PAGEREF _Toc240390847 \h </w:instrText>
       </w:r>
       <w:r>
         <w:fldChar w:fldCharType="separate"/>
       </w:r>
       <w:r>
-        <w:t>25</w:t>
+        <w:t>27</w:t>
       </w:r>
       <w:r>
         <w:fldChar w:fldCharType="end"/>
@@ -2600,7 +2609,7 @@
         </w:rPr>
       </w:pPr>
       <w:r>
-        <w:t>ЗАКЛЮЧЕНИЕ</w:t>
+        <w:t>8 Разработка печатной платы</w:t>
       </w:r>
       <w:r>
         <w:tab/>
@@ -2609,7 +2618,7 @@
         <w:fldChar w:fldCharType="begin"/>
       </w:r>
       <w:r>
-        <w:instrText xml:space="preserve"> PAGEREF _Toc188026736 \h </w:instrText>
+        <w:instrText xml:space="preserve"> PAGEREF _Toc240390848 \h </w:instrText>
       </w:r>
       <w:r>
         <w:fldChar w:fldCharType="separate"/>
@@ -2632,6 +2641,38 @@
         </w:rPr>
       </w:pPr>
       <w:r>
+        <w:t>ЗАКЛЮЧЕНИЕ</w:t>
+      </w:r>
+      <w:r>
+        <w:tab/>
+      </w:r>
+      <w:r>
+        <w:fldChar w:fldCharType="begin"/>
+      </w:r>
+      <w:r>
+        <w:instrText xml:space="preserve"> PAGEREF _Toc240390849 \h </w:instrText>
+      </w:r>
+      <w:r>
+        <w:fldChar w:fldCharType="separate"/>
+      </w:r>
+      <w:r>
+        <w:t>32</w:t>
+      </w:r>
+      <w:r>
+        <w:fldChar w:fldCharType="end"/>
+      </w:r>
+    </w:p>
+    <w:p>
+      <w:pPr>
+        <w:pStyle w:val="12"/>
+        <w:rPr>
+          <w:rFonts w:asciiTheme="minorHAnsi" w:eastAsiaTheme="minorEastAsia" w:hAnsiTheme="minorHAnsi" w:cstheme="minorBidi"/>
+          <w:caps w:val="0"/>
+          <w:sz w:val="22"/>
+          <w:szCs w:val="22"/>
+        </w:rPr>
+      </w:pPr>
+      <w:r>
         <w:t>СПИСОК ИСПОЛЬЗОВАННЫХ ИСТОЧНИКОВ</w:t>
       </w:r>
       <w:r>
@@ -2641,13 +2682,13 @@
         <w:fldChar w:fldCharType="begin"/>
       </w:r>
       <w:r>
-        <w:instrText xml:space="preserve"> PAGEREF _Toc188026737 \h </w:instrText>
+        <w:instrText xml:space="preserve"> PAGEREF _Toc240390850 \h </w:instrText>
       </w:r>
       <w:r>
         <w:fldChar w:fldCharType="separate"/>
       </w:r>
       <w:r>
-        <w:t>29</w:t>
+        <w:t>33</w:t>
       </w:r>
       <w:r>
         <w:fldChar w:fldCharType="end"/>
@@ -2690,7 +2731,7 @@
         <w:spacing w:line="720" w:lineRule="auto"/>
         <w:jc w:val="center"/>
       </w:pPr>
-      <w:bookmarkStart w:id="1" w:name="_Toc188026726"/>
+      <w:bookmarkStart w:id="1" w:name="_Toc240390838"/>
       <w:r>
         <w:lastRenderedPageBreak/>
         <w:t>ВВЕДЕНИЕ</w:t>
@@ -2714,7 +2755,63 @@
           <w:sz w:val="28"/>
           <w:szCs w:val="28"/>
         </w:rPr>
-        <w:t>В последние годы беспилотные летательные аппараты (БПЛА) с системами FPV (First-</w:t>
+        <w:t xml:space="preserve">В настоящее время </w:t>
+      </w:r>
+      <w:r>
+        <w:rPr>
+          <w:sz w:val="28"/>
+          <w:szCs w:val="28"/>
+        </w:rPr>
+        <w:t xml:space="preserve">все чаще поднимается вопрос лесоохраны и сохранения природных лесных массивов, деревьев становится меньше. А своевременный мониторинг является ключевым аспектом в работе лесоохраны. Данный проект направлен на автоматизацию и роботизацию работы лесников и лесопатологов. Основная задача которая стоит перед разрабатываемой системой – сбор данных для дальнейшего автоматического анализа на предмет лесных болезней, свалок, и в целом сбор статистических данных. Разработка данного проекта была предложена со стороны </w:t>
+      </w:r>
+      <w:r>
+        <w:rPr>
+          <w:sz w:val="28"/>
+          <w:szCs w:val="28"/>
+        </w:rPr>
+        <w:t>Государственно</w:t>
+      </w:r>
+      <w:r>
+        <w:rPr>
+          <w:sz w:val="28"/>
+          <w:szCs w:val="28"/>
+        </w:rPr>
+        <w:t>го</w:t>
+      </w:r>
+      <w:r>
+        <w:rPr>
+          <w:sz w:val="28"/>
+          <w:szCs w:val="28"/>
+        </w:rPr>
+        <w:t xml:space="preserve"> автономно</w:t>
+      </w:r>
+      <w:r>
+        <w:rPr>
+          <w:sz w:val="28"/>
+          <w:szCs w:val="28"/>
+        </w:rPr>
+        <w:t>го</w:t>
+      </w:r>
+      <w:r>
+        <w:rPr>
+          <w:sz w:val="28"/>
+          <w:szCs w:val="28"/>
+        </w:rPr>
+        <w:t xml:space="preserve"> учреждени</w:t>
+      </w:r>
+      <w:r>
+        <w:rPr>
+          <w:sz w:val="28"/>
+          <w:szCs w:val="28"/>
+        </w:rPr>
+        <w:t>я</w:t>
+      </w:r>
+      <w:r>
+        <w:rPr>
+          <w:sz w:val="28"/>
+          <w:szCs w:val="28"/>
+        </w:rPr>
+        <w:t xml:space="preserve"> Московской области «</w:t>
       </w:r>
       <w:proofErr w:type="spellStart"/>
       <w:r>
@@ -2722,7 +2819,7 @@
           <w:sz w:val="28"/>
           <w:szCs w:val="28"/>
         </w:rPr>
-        <w:t>Person</w:t>
+        <w:t>Мособллес</w:t>
       </w:r>
       <w:proofErr w:type="spellEnd"/>
       <w:r>
@@ -2730,7 +2827,21 @@
           <w:sz w:val="28"/>
           <w:szCs w:val="28"/>
         </w:rPr>
-        <w:t xml:space="preserve"> View) становятся всё более популярными. Эти технологии находят широкое применение в различных областях, включая исследования, разведку и даже боевые действия. Одним из важнейших аспектов, который определяет эффективность использования БПЛА, является дальность передачи сигнала. Однако с увеличением дальности работы возникает проблема обеспечения стабильности и скорости передачи данных, что критично для успешного функционирования таких аппаратов в различных условиях.</w:t>
+        <w:t>»</w:t>
+      </w:r>
+      <w:r>
+        <w:rPr>
+          <w:sz w:val="28"/>
+          <w:szCs w:val="28"/>
+        </w:rPr>
+        <w:t xml:space="preserve">, также было предоставлено техническое задание с перечнем желаемого функционала. Предполагается что система в первую очередь будет использоваться в лесах Московской области, площадь которых составляет 1 883 329 Га карта представлена на рис. 1. </w:t>
+      </w:r>
+      <w:r>
+        <w:rPr>
+          <w:sz w:val="28"/>
+          <w:szCs w:val="28"/>
+        </w:rPr>
+        <w:t>В рамках НИР первого курса было составлено техническое задание на разработку платы управления одной из четырех ног робота.</w:t>
       </w:r>
     </w:p>
     <w:p>
@@ -2746,1133 +2857,21 @@
     <w:p>
       <w:pPr>
         <w:spacing w:line="360" w:lineRule="auto"/>
-        <w:ind w:firstLine="708"/>
-        <w:jc w:val="both"/>
-        <w:rPr>
-          <w:sz w:val="28"/>
-          <w:szCs w:val="28"/>
-        </w:rPr>
-      </w:pPr>
-      <w:r>
-        <w:rPr>
-          <w:sz w:val="28"/>
-          <w:szCs w:val="28"/>
-        </w:rPr>
-        <w:t xml:space="preserve">Для решения этой задачи </w:t>
-      </w:r>
-      <w:r>
-        <w:rPr>
-          <w:sz w:val="28"/>
-          <w:szCs w:val="28"/>
-        </w:rPr>
-        <w:t>разрабатывается привод направленной антенны ретранслятора</w:t>
-      </w:r>
-      <w:r>
-        <w:rPr>
-          <w:sz w:val="28"/>
-          <w:szCs w:val="28"/>
-        </w:rPr>
-        <w:t xml:space="preserve"> для установки на вспомогательный</w:t>
-      </w:r>
-      <w:r>
-        <w:rPr>
-          <w:sz w:val="28"/>
-          <w:szCs w:val="28"/>
-        </w:rPr>
-        <w:t xml:space="preserve"> БПЛА. Это позволяет значительно увеличить дальность действия системы без потери качества передачи данных. В данном контексте создание эффективных систем управления для таких комплексов становится ключевым элементом для успешного функционирования всей системы в целом.</w:t>
-      </w:r>
-    </w:p>
-    <w:p>
-      <w:pPr>
-        <w:spacing w:line="360" w:lineRule="auto"/>
-        <w:jc w:val="both"/>
-        <w:rPr>
-          <w:sz w:val="28"/>
-          <w:szCs w:val="28"/>
-        </w:rPr>
-      </w:pPr>
-    </w:p>
-    <w:p>
-      <w:pPr>
-        <w:spacing w:line="360" w:lineRule="auto"/>
-        <w:jc w:val="both"/>
-        <w:rPr>
-          <w:sz w:val="28"/>
-          <w:szCs w:val="28"/>
-        </w:rPr>
-      </w:pPr>
-      <w:r>
-        <w:rPr>
-          <w:sz w:val="28"/>
-          <w:szCs w:val="28"/>
-        </w:rPr>
-        <w:t xml:space="preserve">В рамках настоящей курсовой работы, опираясь на </w:t>
-      </w:r>
-      <w:r>
-        <w:rPr>
-          <w:sz w:val="28"/>
-          <w:szCs w:val="28"/>
-        </w:rPr>
-        <w:t xml:space="preserve">курсовую работу по </w:t>
-      </w:r>
-      <w:r>
-        <w:rPr>
-          <w:sz w:val="28"/>
-          <w:szCs w:val="28"/>
-        </w:rPr>
-        <w:t>теори</w:t>
-      </w:r>
-      <w:r>
-        <w:rPr>
-          <w:sz w:val="28"/>
-          <w:szCs w:val="28"/>
-        </w:rPr>
-        <w:t>и</w:t>
-      </w:r>
-      <w:r>
-        <w:rPr>
-          <w:sz w:val="28"/>
-          <w:szCs w:val="28"/>
-        </w:rPr>
-        <w:t xml:space="preserve"> автоматического управления (ТАУ), будет разработан блок управления для двух BLDC двигателей, предназначенный для управления подвесом ретранслятора на вспомогательном БПЛА. Этот блок управления обеспечит точную настройку и стабилизацию работы системы, что в свою очередь повысит эффективность работы всей системы ретрансляции и передачи данных на больших расстояниях.</w:t>
-      </w:r>
-    </w:p>
-    <w:p>
-      <w:pPr>
-        <w:spacing w:line="360" w:lineRule="auto"/>
-        <w:jc w:val="both"/>
-        <w:rPr>
-          <w:sz w:val="28"/>
-          <w:szCs w:val="28"/>
-        </w:rPr>
-      </w:pPr>
-    </w:p>
-    <w:p>
-      <w:pPr>
         <w:jc w:val="center"/>
-      </w:pPr>
-      <w:r>
-        <w:rPr>
-          <w:caps/>
-          <w:sz w:val="32"/>
-        </w:rPr>
-        <w:br w:type="page"/>
-      </w:r>
-    </w:p>
-    <w:p>
-      <w:pPr>
-        <w:pStyle w:val="1"/>
-        <w:spacing w:line="720" w:lineRule="auto"/>
-      </w:pPr>
-      <w:bookmarkStart w:id="2" w:name="_Toc188026727"/>
-      <w:r>
-        <w:lastRenderedPageBreak/>
-        <w:t xml:space="preserve">1 </w:t>
-      </w:r>
-      <w:r>
-        <w:t>Техническое задание</w:t>
-      </w:r>
-      <w:bookmarkEnd w:id="2"/>
-    </w:p>
-    <w:p>
-      <w:pPr>
-        <w:spacing w:line="360" w:lineRule="auto"/>
-        <w:ind w:firstLine="708"/>
-        <w:jc w:val="both"/>
-      </w:pPr>
-      <w:r>
-        <w:rPr>
-          <w:sz w:val="28"/>
-          <w:szCs w:val="28"/>
-        </w:rPr>
-        <w:t xml:space="preserve">Необходимо разработать плату для управления двумя двигателями </w:t>
-      </w:r>
-      <w:r>
-        <w:rPr>
-          <w:sz w:val="28"/>
-          <w:szCs w:val="28"/>
-        </w:rPr>
-        <w:t>привода</w:t>
-      </w:r>
-      <w:r>
-        <w:rPr>
-          <w:sz w:val="28"/>
-          <w:szCs w:val="28"/>
-        </w:rPr>
-        <w:t>, с входным интерфейсом для приема управляющих воздействий</w:t>
-      </w:r>
-      <w:r>
-        <w:rPr>
-          <w:sz w:val="28"/>
-          <w:szCs w:val="28"/>
-        </w:rPr>
-        <w:t>, которые будут приходить в формате 2х требуемых углов поворота.</w:t>
-      </w:r>
-    </w:p>
-    <w:p>
-      <w:pPr>
-        <w:spacing w:line="360" w:lineRule="auto"/>
-        <w:ind w:firstLine="708"/>
-        <w:jc w:val="both"/>
-        <w:rPr>
-          <w:sz w:val="28"/>
-          <w:szCs w:val="28"/>
-        </w:rPr>
-      </w:pPr>
-      <w:r>
-        <w:rPr>
-          <w:sz w:val="28"/>
-          <w:szCs w:val="28"/>
-        </w:rPr>
-        <w:t>В ходе научно-исследовательской работы было определены требуемые характеристики привода</w:t>
-      </w:r>
-      <w:r>
-        <w:rPr>
-          <w:sz w:val="28"/>
-          <w:szCs w:val="28"/>
-        </w:rPr>
-        <w:t>:</w:t>
-      </w:r>
-      <w:r>
-        <w:rPr>
-          <w:sz w:val="28"/>
-          <w:szCs w:val="28"/>
-        </w:rPr>
-        <w:t xml:space="preserve"> </w:t>
-      </w:r>
-    </w:p>
-    <w:p>
-      <w:pPr>
-        <w:jc w:val="both"/>
-        <w:rPr>
-          <w:sz w:val="28"/>
-          <w:szCs w:val="28"/>
-        </w:rPr>
-      </w:pPr>
-      <w:r>
-        <w:rPr>
-          <w:sz w:val="28"/>
-          <w:szCs w:val="28"/>
-        </w:rPr>
-        <w:t>Таблица 1. Техническое задание на разработку привода</w:t>
-      </w:r>
-    </w:p>
-    <w:tbl>
-      <w:tblPr>
-        <w:tblStyle w:val="a6"/>
-        <w:tblW w:w="0" w:type="auto"/>
-        <w:tblLook w:val="04A0" w:firstRow="1" w:lastRow="0" w:firstColumn="1" w:lastColumn="0" w:noHBand="0" w:noVBand="1"/>
-      </w:tblPr>
-      <w:tblGrid>
-        <w:gridCol w:w="4390"/>
-        <w:gridCol w:w="2028"/>
-        <w:gridCol w:w="3210"/>
-      </w:tblGrid>
-      <w:tr>
-        <w:tc>
-          <w:tcPr>
-            <w:tcW w:w="4390" w:type="dxa"/>
-          </w:tcPr>
-          <w:p>
-            <w:pPr>
-              <w:jc w:val="center"/>
-              <w:rPr>
-                <w:sz w:val="28"/>
-                <w:szCs w:val="28"/>
-              </w:rPr>
-            </w:pPr>
-            <w:r>
-              <w:rPr>
-                <w:sz w:val="28"/>
-                <w:szCs w:val="28"/>
-              </w:rPr>
-              <w:t xml:space="preserve">Параметр </w:t>
-            </w:r>
-          </w:p>
-        </w:tc>
-        <w:tc>
-          <w:tcPr>
-            <w:tcW w:w="2028" w:type="dxa"/>
-          </w:tcPr>
-          <w:p>
-            <w:pPr>
-              <w:jc w:val="center"/>
-              <w:rPr>
-                <w:sz w:val="28"/>
-                <w:szCs w:val="28"/>
-              </w:rPr>
-            </w:pPr>
-            <w:r>
-              <w:rPr>
-                <w:sz w:val="28"/>
-                <w:szCs w:val="28"/>
-              </w:rPr>
-              <w:t>Значение</w:t>
-            </w:r>
-          </w:p>
-        </w:tc>
-        <w:tc>
-          <w:tcPr>
-            <w:tcW w:w="3210" w:type="dxa"/>
-          </w:tcPr>
-          <w:p>
-            <w:pPr>
-              <w:jc w:val="center"/>
-              <w:rPr>
-                <w:sz w:val="28"/>
-                <w:szCs w:val="28"/>
-              </w:rPr>
-            </w:pPr>
-            <w:r>
-              <w:rPr>
-                <w:sz w:val="28"/>
-                <w:szCs w:val="28"/>
-              </w:rPr>
-              <w:t>Ед. измерения</w:t>
-            </w:r>
-          </w:p>
-        </w:tc>
-      </w:tr>
-      <w:tr>
-        <w:trPr>
-          <w:trHeight w:val="545"/>
-        </w:trPr>
-        <w:tc>
-          <w:tcPr>
-            <w:tcW w:w="4390" w:type="dxa"/>
-            <w:vAlign w:val="center"/>
-          </w:tcPr>
-          <w:p>
-            <w:pPr>
-              <w:jc w:val="center"/>
-              <w:rPr>
-                <w:sz w:val="28"/>
-                <w:szCs w:val="28"/>
-              </w:rPr>
-            </w:pPr>
-            <w:r>
-              <w:rPr>
-                <w:sz w:val="28"/>
-                <w:szCs w:val="28"/>
-              </w:rPr>
-              <w:t>Общая масса</w:t>
-            </w:r>
-          </w:p>
-        </w:tc>
-        <w:tc>
-          <w:tcPr>
-            <w:tcW w:w="2028" w:type="dxa"/>
-            <w:vAlign w:val="center"/>
-          </w:tcPr>
-          <w:p>
-            <w:pPr>
-              <w:jc w:val="center"/>
-              <w:rPr>
-                <w:sz w:val="28"/>
-                <w:szCs w:val="28"/>
-              </w:rPr>
-            </w:pPr>
-            <w:r>
-              <w:rPr>
-                <w:sz w:val="28"/>
-                <w:szCs w:val="28"/>
-              </w:rPr>
-              <w:t>2700</w:t>
-            </w:r>
-          </w:p>
-        </w:tc>
-        <w:tc>
-          <w:tcPr>
-            <w:tcW w:w="3210" w:type="dxa"/>
-            <w:vAlign w:val="center"/>
-          </w:tcPr>
-          <w:p>
-            <w:pPr>
-              <w:jc w:val="center"/>
-              <w:rPr>
-                <w:sz w:val="28"/>
-                <w:szCs w:val="28"/>
-              </w:rPr>
-            </w:pPr>
-            <w:r>
-              <w:rPr>
-                <w:sz w:val="28"/>
-                <w:szCs w:val="28"/>
-              </w:rPr>
-              <w:t>г.</w:t>
-            </w:r>
-          </w:p>
-        </w:tc>
-      </w:tr>
-      <w:tr>
-        <w:trPr>
-          <w:trHeight w:val="553"/>
-        </w:trPr>
-        <w:tc>
-          <w:tcPr>
-            <w:tcW w:w="4390" w:type="dxa"/>
-            <w:vAlign w:val="center"/>
-          </w:tcPr>
-          <w:p>
-            <w:pPr>
-              <w:jc w:val="center"/>
-              <w:rPr>
-                <w:sz w:val="28"/>
-                <w:szCs w:val="28"/>
-              </w:rPr>
-            </w:pPr>
-            <w:r>
-              <w:rPr>
-                <w:sz w:val="28"/>
-                <w:szCs w:val="28"/>
-              </w:rPr>
-              <w:t>Предельные габариты</w:t>
-            </w:r>
-          </w:p>
-        </w:tc>
-        <w:tc>
-          <w:tcPr>
-            <w:tcW w:w="2028" w:type="dxa"/>
-            <w:vAlign w:val="center"/>
-          </w:tcPr>
-          <w:p>
-            <w:pPr>
-              <w:jc w:val="center"/>
-              <w:rPr>
-                <w:sz w:val="28"/>
-                <w:szCs w:val="28"/>
-              </w:rPr>
-            </w:pPr>
-            <w:r>
-              <w:rPr>
-                <w:sz w:val="28"/>
-                <w:szCs w:val="28"/>
-              </w:rPr>
-              <w:t>30</w:t>
-            </w:r>
-            <w:r>
-              <w:rPr>
-                <w:sz w:val="28"/>
-                <w:szCs w:val="28"/>
-              </w:rPr>
-              <w:t>0х</w:t>
-            </w:r>
-            <w:r>
-              <w:rPr>
-                <w:sz w:val="28"/>
-                <w:szCs w:val="28"/>
-              </w:rPr>
-              <w:t>30</w:t>
-            </w:r>
-            <w:r>
-              <w:rPr>
-                <w:sz w:val="28"/>
-                <w:szCs w:val="28"/>
-              </w:rPr>
-              <w:t>0х</w:t>
-            </w:r>
-            <w:r>
-              <w:rPr>
-                <w:sz w:val="28"/>
-                <w:szCs w:val="28"/>
-              </w:rPr>
-              <w:t>300</w:t>
-            </w:r>
-          </w:p>
-        </w:tc>
-        <w:tc>
-          <w:tcPr>
-            <w:tcW w:w="3210" w:type="dxa"/>
-            <w:vAlign w:val="center"/>
-          </w:tcPr>
-          <w:p>
-            <w:pPr>
-              <w:jc w:val="center"/>
-              <w:rPr>
-                <w:sz w:val="28"/>
-                <w:szCs w:val="28"/>
-              </w:rPr>
-            </w:pPr>
-            <w:r>
-              <w:rPr>
-                <w:sz w:val="28"/>
-                <w:szCs w:val="28"/>
-              </w:rPr>
-              <w:t>мм</w:t>
-            </w:r>
-          </w:p>
-        </w:tc>
-      </w:tr>
-      <w:tr>
-        <w:trPr>
-          <w:trHeight w:val="547"/>
-        </w:trPr>
-        <w:tc>
-          <w:tcPr>
-            <w:tcW w:w="4390" w:type="dxa"/>
-            <w:vAlign w:val="center"/>
-          </w:tcPr>
-          <w:p>
-            <w:pPr>
-              <w:jc w:val="center"/>
-              <w:rPr>
-                <w:sz w:val="28"/>
-                <w:szCs w:val="28"/>
-              </w:rPr>
-            </w:pPr>
-            <w:r>
-              <w:rPr>
-                <w:sz w:val="28"/>
-                <w:szCs w:val="28"/>
-              </w:rPr>
-              <w:t>Напряжение питания</w:t>
-            </w:r>
-          </w:p>
-        </w:tc>
-        <w:tc>
-          <w:tcPr>
-            <w:tcW w:w="2028" w:type="dxa"/>
-            <w:vAlign w:val="center"/>
-          </w:tcPr>
-          <w:p>
-            <w:pPr>
-              <w:jc w:val="center"/>
-              <w:rPr>
-                <w:sz w:val="28"/>
-                <w:szCs w:val="28"/>
-              </w:rPr>
-            </w:pPr>
-            <w:r>
-              <w:rPr>
-                <w:sz w:val="28"/>
-                <w:szCs w:val="28"/>
-              </w:rPr>
-              <w:t>12</w:t>
-            </w:r>
-          </w:p>
-        </w:tc>
-        <w:tc>
-          <w:tcPr>
-            <w:tcW w:w="3210" w:type="dxa"/>
-            <w:vAlign w:val="center"/>
-          </w:tcPr>
-          <w:p>
-            <w:pPr>
-              <w:jc w:val="center"/>
-              <w:rPr>
-                <w:sz w:val="28"/>
-                <w:szCs w:val="28"/>
-              </w:rPr>
-            </w:pPr>
-            <w:r>
-              <w:rPr>
-                <w:sz w:val="28"/>
-                <w:szCs w:val="28"/>
-              </w:rPr>
-              <w:t>В</w:t>
-            </w:r>
-          </w:p>
-        </w:tc>
-      </w:tr>
-      <w:tr>
-        <w:trPr>
-          <w:trHeight w:val="555"/>
-        </w:trPr>
-        <w:tc>
-          <w:tcPr>
-            <w:tcW w:w="4390" w:type="dxa"/>
-            <w:vAlign w:val="center"/>
-          </w:tcPr>
-          <w:p>
-            <w:pPr>
-              <w:jc w:val="center"/>
-              <w:rPr>
-                <w:sz w:val="28"/>
-                <w:szCs w:val="28"/>
-              </w:rPr>
-            </w:pPr>
-            <w:r>
-              <w:rPr>
-                <w:sz w:val="28"/>
-                <w:szCs w:val="28"/>
-              </w:rPr>
-              <w:t>Диапазон вращения оси 1</w:t>
-            </w:r>
-          </w:p>
-        </w:tc>
-        <w:tc>
-          <w:tcPr>
-            <w:tcW w:w="2028" w:type="dxa"/>
-            <w:vAlign w:val="center"/>
-          </w:tcPr>
-          <w:p>
-            <w:pPr>
-              <w:spacing w:line="360" w:lineRule="auto"/>
-              <w:jc w:val="both"/>
-              <w:rPr>
-                <w:sz w:val="28"/>
-                <w:szCs w:val="28"/>
-              </w:rPr>
-            </w:pPr>
-            <m:oMathPara>
-              <m:oMath>
-                <m:r>
-                  <w:rPr>
-                    <w:rFonts w:ascii="Cambria Math" w:hAnsi="Cambria Math"/>
-                    <w:sz w:val="28"/>
-                    <w:szCs w:val="28"/>
-                  </w:rPr>
-                  <m:t>0≤φ≤360</m:t>
-                </m:r>
-              </m:oMath>
-            </m:oMathPara>
-          </w:p>
-        </w:tc>
-        <w:tc>
-          <w:tcPr>
-            <w:tcW w:w="3210" w:type="dxa"/>
-            <w:vAlign w:val="center"/>
-          </w:tcPr>
-          <w:p>
-            <w:pPr>
-              <w:jc w:val="center"/>
-              <w:rPr>
-                <w:sz w:val="28"/>
-                <w:szCs w:val="28"/>
-                <w:vertAlign w:val="superscript"/>
-              </w:rPr>
-            </w:pPr>
-            <m:oMathPara>
-              <m:oMath>
-                <m:r>
-                  <w:rPr>
-                    <w:rFonts w:ascii="Cambria Math" w:hAnsi="Cambria Math"/>
-                    <w:sz w:val="28"/>
-                    <w:szCs w:val="28"/>
-                  </w:rPr>
-                  <m:t>°</m:t>
-                </m:r>
-              </m:oMath>
-            </m:oMathPara>
-          </w:p>
-        </w:tc>
-      </w:tr>
-      <w:tr>
-        <w:trPr>
-          <w:trHeight w:val="563"/>
-        </w:trPr>
-        <w:tc>
-          <w:tcPr>
-            <w:tcW w:w="4390" w:type="dxa"/>
-            <w:vAlign w:val="center"/>
-          </w:tcPr>
-          <w:p>
-            <w:pPr>
-              <w:jc w:val="center"/>
-              <w:rPr>
-                <w:sz w:val="28"/>
-                <w:szCs w:val="28"/>
-              </w:rPr>
-            </w:pPr>
-            <w:r>
-              <w:rPr>
-                <w:sz w:val="28"/>
-                <w:szCs w:val="28"/>
-              </w:rPr>
-              <w:t>Диапазон вращения оси 2</w:t>
-            </w:r>
-          </w:p>
-        </w:tc>
-        <w:tc>
-          <w:tcPr>
-            <w:tcW w:w="2028" w:type="dxa"/>
-            <w:vAlign w:val="center"/>
-          </w:tcPr>
-          <w:p>
-            <w:pPr>
-              <w:spacing w:line="360" w:lineRule="auto"/>
-              <w:jc w:val="both"/>
-              <w:rPr>
-                <w:sz w:val="28"/>
-                <w:szCs w:val="28"/>
-              </w:rPr>
-            </w:pPr>
-            <m:oMathPara>
-              <m:oMath>
-                <m:r>
-                  <w:rPr>
-                    <w:rFonts w:ascii="Cambria Math" w:hAnsi="Cambria Math"/>
-                    <w:sz w:val="28"/>
-                    <w:szCs w:val="28"/>
-                  </w:rPr>
-                  <m:t>-180≤γ≤0</m:t>
-                </m:r>
-              </m:oMath>
-            </m:oMathPara>
-          </w:p>
-        </w:tc>
-        <w:tc>
-          <w:tcPr>
-            <w:tcW w:w="3210" w:type="dxa"/>
-            <w:vAlign w:val="center"/>
-          </w:tcPr>
-          <w:p>
-            <w:pPr>
-              <w:jc w:val="center"/>
-              <w:rPr>
-                <w:sz w:val="28"/>
-                <w:szCs w:val="28"/>
-              </w:rPr>
-            </w:pPr>
-            <m:oMathPara>
-              <m:oMath>
-                <m:r>
-                  <w:rPr>
-                    <w:rFonts w:ascii="Cambria Math" w:hAnsi="Cambria Math"/>
-                    <w:sz w:val="28"/>
-                    <w:szCs w:val="28"/>
-                  </w:rPr>
-                  <m:t>°</m:t>
-                </m:r>
-              </m:oMath>
-            </m:oMathPara>
-          </w:p>
-        </w:tc>
-      </w:tr>
-      <w:tr>
-        <w:trPr>
-          <w:trHeight w:val="767"/>
-        </w:trPr>
-        <w:tc>
-          <w:tcPr>
-            <w:tcW w:w="4390" w:type="dxa"/>
-            <w:vAlign w:val="center"/>
-          </w:tcPr>
-          <w:p>
-            <w:pPr>
-              <w:jc w:val="center"/>
-              <w:rPr>
-                <w:sz w:val="28"/>
-                <w:szCs w:val="28"/>
-              </w:rPr>
-            </w:pPr>
-            <w:r>
-              <w:rPr>
-                <w:sz w:val="28"/>
-                <w:szCs w:val="28"/>
-              </w:rPr>
-              <w:t>Угловая скорость вращения осей</w:t>
-            </w:r>
-          </w:p>
-        </w:tc>
-        <w:tc>
-          <w:tcPr>
-            <w:tcW w:w="2028" w:type="dxa"/>
-            <w:vAlign w:val="center"/>
-          </w:tcPr>
-          <w:p>
-            <w:pPr>
-              <w:jc w:val="center"/>
-              <w:rPr>
-                <w:sz w:val="28"/>
-                <w:szCs w:val="28"/>
-              </w:rPr>
-            </w:pPr>
-            <m:oMathPara>
-              <m:oMath>
-                <m:r>
-                  <w:rPr>
-                    <w:rFonts w:ascii="Cambria Math" w:hAnsi="Cambria Math"/>
-                    <w:sz w:val="28"/>
-                    <w:szCs w:val="28"/>
-                    <w:vertAlign w:val="superscript"/>
-                  </w:rPr>
-                  <m:t>87,26</m:t>
-                </m:r>
-              </m:oMath>
-            </m:oMathPara>
-          </w:p>
-        </w:tc>
-        <w:tc>
-          <w:tcPr>
-            <w:tcW w:w="3210" w:type="dxa"/>
-            <w:vAlign w:val="center"/>
-          </w:tcPr>
-          <w:p>
-            <w:pPr>
-              <w:jc w:val="center"/>
-              <w:rPr>
-                <w:sz w:val="28"/>
-                <w:szCs w:val="28"/>
-              </w:rPr>
-            </w:pPr>
-            <m:oMathPara>
-              <m:oMath>
-                <m:r>
-                  <w:rPr>
-                    <w:rFonts w:ascii="Cambria Math" w:hAnsi="Cambria Math"/>
-                    <w:sz w:val="28"/>
-                    <w:szCs w:val="28"/>
-                    <w:vertAlign w:val="superscript"/>
-                  </w:rPr>
-                  <m:t>рад/с</m:t>
-                </m:r>
-              </m:oMath>
-            </m:oMathPara>
-          </w:p>
-        </w:tc>
-      </w:tr>
-      <w:tr>
-        <w:trPr>
-          <w:trHeight w:val="834"/>
-        </w:trPr>
-        <w:tc>
-          <w:tcPr>
-            <w:tcW w:w="4390" w:type="dxa"/>
-            <w:vAlign w:val="center"/>
-          </w:tcPr>
-          <w:p>
-            <w:pPr>
-              <w:jc w:val="center"/>
-              <w:rPr>
-                <w:sz w:val="28"/>
-                <w:szCs w:val="28"/>
-              </w:rPr>
-            </w:pPr>
-            <w:r>
-              <w:rPr>
-                <w:sz w:val="28"/>
-                <w:szCs w:val="28"/>
-              </w:rPr>
-              <w:t>Угловое ускорение вращения осей</w:t>
-            </w:r>
-          </w:p>
-        </w:tc>
-        <w:tc>
-          <w:tcPr>
-            <w:tcW w:w="2028" w:type="dxa"/>
-            <w:vAlign w:val="center"/>
-          </w:tcPr>
-          <w:p>
-            <w:pPr>
-              <w:jc w:val="center"/>
-              <w:rPr>
-                <w:sz w:val="28"/>
-                <w:szCs w:val="28"/>
-              </w:rPr>
-            </w:pPr>
-            <m:oMathPara>
-              <m:oMath>
-                <m:r>
-                  <w:rPr>
-                    <w:rFonts w:ascii="Cambria Math" w:eastAsiaTheme="minorEastAsia" w:hAnsi="Cambria Math"/>
-                    <w:noProof/>
-                    <w:sz w:val="28"/>
-                    <w:szCs w:val="28"/>
-                    <w:vertAlign w:val="superscript"/>
-                  </w:rPr>
-                  <m:t>872,66</m:t>
-                </m:r>
-              </m:oMath>
-            </m:oMathPara>
-          </w:p>
-        </w:tc>
-        <w:tc>
-          <w:tcPr>
-            <w:tcW w:w="3210" w:type="dxa"/>
-            <w:vAlign w:val="center"/>
-          </w:tcPr>
-          <w:p>
-            <w:pPr>
-              <w:jc w:val="center"/>
-              <w:rPr>
-                <w:sz w:val="28"/>
-                <w:szCs w:val="28"/>
-              </w:rPr>
-            </w:pPr>
-            <m:oMath>
-              <m:r>
-                <w:rPr>
-                  <w:rFonts w:ascii="Cambria Math" w:hAnsi="Cambria Math"/>
-                  <w:sz w:val="28"/>
-                  <w:szCs w:val="28"/>
-                  <w:vertAlign w:val="superscript"/>
-                </w:rPr>
-                <m:t>рад/с</m:t>
-              </m:r>
-            </m:oMath>
-            <w:r>
-              <w:rPr>
-                <w:sz w:val="28"/>
-                <w:szCs w:val="28"/>
-                <w:vertAlign w:val="superscript"/>
-              </w:rPr>
-              <w:t>2</w:t>
-            </w:r>
-          </w:p>
-        </w:tc>
-      </w:tr>
-      <w:tr>
-        <w:trPr>
-          <w:trHeight w:val="701"/>
-        </w:trPr>
-        <w:tc>
-          <w:tcPr>
-            <w:tcW w:w="4390" w:type="dxa"/>
-            <w:vAlign w:val="center"/>
-          </w:tcPr>
-          <w:p>
-            <w:pPr>
-              <w:jc w:val="center"/>
-              <w:rPr>
-                <w:sz w:val="28"/>
-                <w:szCs w:val="28"/>
-              </w:rPr>
-            </w:pPr>
-            <w:r>
-              <w:rPr>
-                <w:sz w:val="28"/>
-                <w:szCs w:val="28"/>
-              </w:rPr>
-              <w:t>Время переброски на 360</w:t>
-            </w:r>
-            <w:r>
-              <w:rPr>
-                <w:sz w:val="28"/>
-                <w:szCs w:val="28"/>
-              </w:rPr>
-              <w:t>°</w:t>
-            </w:r>
-            <w:r>
-              <w:rPr>
-                <w:sz w:val="28"/>
-                <w:szCs w:val="28"/>
-              </w:rPr>
-              <w:t xml:space="preserve"> (время переходного процесса)</w:t>
-            </w:r>
-          </w:p>
-        </w:tc>
-        <w:tc>
-          <w:tcPr>
-            <w:tcW w:w="2028" w:type="dxa"/>
-            <w:vAlign w:val="center"/>
-          </w:tcPr>
-          <w:p>
-            <w:pPr>
-              <w:jc w:val="center"/>
-              <w:rPr>
-                <w:sz w:val="28"/>
-                <w:szCs w:val="28"/>
-              </w:rPr>
-            </w:pPr>
-            <w:r>
-              <w:rPr>
-                <w:sz w:val="28"/>
-                <w:szCs w:val="28"/>
-              </w:rPr>
-              <w:t>0.125</w:t>
-            </w:r>
-          </w:p>
-        </w:tc>
-        <w:tc>
-          <w:tcPr>
-            <w:tcW w:w="3210" w:type="dxa"/>
-            <w:vAlign w:val="center"/>
-          </w:tcPr>
-          <w:p>
-            <w:pPr>
-              <w:jc w:val="center"/>
-              <w:rPr>
-                <w:sz w:val="28"/>
-                <w:szCs w:val="28"/>
-              </w:rPr>
-            </w:pPr>
-            <w:r>
-              <w:rPr>
-                <w:sz w:val="28"/>
-                <w:szCs w:val="28"/>
-              </w:rPr>
-              <w:t>сек</w:t>
-            </w:r>
-          </w:p>
-        </w:tc>
-      </w:tr>
-      <w:tr>
-        <w:trPr>
-          <w:trHeight w:val="571"/>
-        </w:trPr>
-        <w:tc>
-          <w:tcPr>
-            <w:tcW w:w="4390" w:type="dxa"/>
-            <w:vAlign w:val="center"/>
-          </w:tcPr>
-          <w:p>
-            <w:pPr>
-              <w:jc w:val="center"/>
-              <w:rPr>
-                <w:sz w:val="28"/>
-                <w:szCs w:val="28"/>
-              </w:rPr>
-            </w:pPr>
-            <w:r>
-              <w:rPr>
-                <w:sz w:val="28"/>
-                <w:szCs w:val="28"/>
-              </w:rPr>
-              <w:t>Ошибка слежения</w:t>
-            </w:r>
-          </w:p>
-        </w:tc>
-        <w:tc>
-          <w:tcPr>
-            <w:tcW w:w="2028" w:type="dxa"/>
-            <w:vAlign w:val="center"/>
-          </w:tcPr>
-          <w:p>
-            <w:pPr>
-              <w:jc w:val="center"/>
-              <w:rPr>
-                <w:sz w:val="28"/>
-                <w:szCs w:val="28"/>
-              </w:rPr>
-            </w:pPr>
-            <w:r>
-              <w:rPr>
-                <w:sz w:val="28"/>
-                <w:szCs w:val="28"/>
-              </w:rPr>
-              <w:t>1</w:t>
-            </w:r>
-          </w:p>
-        </w:tc>
-        <w:tc>
-          <w:tcPr>
-            <w:tcW w:w="3210" w:type="dxa"/>
-            <w:vAlign w:val="center"/>
-          </w:tcPr>
-          <w:p>
-            <w:pPr>
-              <w:jc w:val="center"/>
-              <w:rPr>
-                <w:sz w:val="28"/>
-                <w:szCs w:val="28"/>
-              </w:rPr>
-            </w:pPr>
-            <m:oMathPara>
-              <m:oMath>
-                <m:r>
-                  <w:rPr>
-                    <w:rFonts w:ascii="Cambria Math" w:hAnsi="Cambria Math"/>
-                    <w:sz w:val="28"/>
-                    <w:szCs w:val="28"/>
-                  </w:rPr>
-                  <m:t>°</m:t>
-                </m:r>
-              </m:oMath>
-            </m:oMathPara>
-          </w:p>
-        </w:tc>
-      </w:tr>
-      <w:tr>
-        <w:trPr>
-          <w:trHeight w:val="494"/>
-        </w:trPr>
-        <w:tc>
-          <w:tcPr>
-            <w:tcW w:w="4390" w:type="dxa"/>
-            <w:vAlign w:val="center"/>
-          </w:tcPr>
-          <w:p>
-            <w:pPr>
-              <w:jc w:val="center"/>
-              <w:rPr>
-                <w:sz w:val="28"/>
-                <w:szCs w:val="28"/>
-              </w:rPr>
-            </w:pPr>
-            <w:r>
-              <w:rPr>
-                <w:sz w:val="28"/>
-                <w:szCs w:val="28"/>
-              </w:rPr>
-              <w:t>Перерегулирование при переброске</w:t>
-            </w:r>
-          </w:p>
-        </w:tc>
-        <w:tc>
-          <w:tcPr>
-            <w:tcW w:w="2028" w:type="dxa"/>
-            <w:vAlign w:val="center"/>
-          </w:tcPr>
-          <w:p>
-            <w:pPr>
-              <w:jc w:val="center"/>
-              <w:rPr>
-                <w:sz w:val="28"/>
-                <w:szCs w:val="28"/>
-              </w:rPr>
-            </w:pPr>
-            <w:r>
-              <w:rPr>
-                <w:sz w:val="28"/>
-                <w:szCs w:val="28"/>
-              </w:rPr>
-              <w:t>10</w:t>
-            </w:r>
-          </w:p>
-        </w:tc>
-        <w:tc>
-          <w:tcPr>
-            <w:tcW w:w="3210" w:type="dxa"/>
-            <w:vAlign w:val="center"/>
-          </w:tcPr>
-          <w:p>
-            <w:pPr>
-              <w:jc w:val="center"/>
-              <w:rPr>
-                <w:sz w:val="28"/>
-                <w:szCs w:val="28"/>
-              </w:rPr>
-            </w:pPr>
-            <w:r>
-              <w:rPr>
-                <w:sz w:val="28"/>
-                <w:szCs w:val="28"/>
-              </w:rPr>
-              <w:t>%</w:t>
-            </w:r>
-          </w:p>
-        </w:tc>
-      </w:tr>
-    </w:tbl>
-    <w:p>
-      <w:pPr>
-        <w:spacing w:line="360" w:lineRule="auto"/>
-        <w:jc w:val="both"/>
-        <w:rPr>
-          <w:sz w:val="28"/>
-          <w:szCs w:val="28"/>
-        </w:rPr>
-      </w:pPr>
-    </w:p>
-    <w:p>
-      <w:pPr>
-        <w:jc w:val="center"/>
-        <w:rPr>
-          <w:caps/>
-          <w:sz w:val="32"/>
+        <w:rPr>
+          <w:sz w:val="28"/>
+          <w:szCs w:val="28"/>
         </w:rPr>
       </w:pPr>
       <w:r>
         <w:rPr>
           <w:noProof/>
         </w:rPr>
-        <w:lastRenderedPageBreak/>
         <w:drawing>
-          <wp:inline distT="0" distB="0" distL="0" distR="0" wp14:anchorId="6AB3C53C" wp14:editId="44234742">
-            <wp:extent cx="4032703" cy="3386666"/>
-            <wp:effectExtent l="0" t="0" r="6350" b="4445"/>
-            <wp:docPr id="10" name="Рисунок 10"/>
+          <wp:inline distT="0" distB="0" distL="0" distR="0" wp14:anchorId="5E8AE4C5" wp14:editId="11774CE2">
+            <wp:extent cx="4981575" cy="3335350"/>
+            <wp:effectExtent l="0" t="0" r="0" b="0"/>
+            <wp:docPr id="20" name="Рисунок 20"/>
             <wp:cNvGraphicFramePr>
               <a:graphicFrameLocks xmlns:a="http://schemas.openxmlformats.org/drawingml/2006/main" noChangeAspect="1"/>
             </wp:cNvGraphicFramePr>
@@ -3892,7 +2891,7 @@
                   <pic:spPr>
                     <a:xfrm>
                       <a:off x="0" y="0"/>
-                      <a:ext cx="4051721" cy="3402637"/>
+                      <a:ext cx="4987858" cy="3339556"/>
                     </a:xfrm>
                     <a:prstGeom prst="rect">
                       <a:avLst/>
@@ -3904,10 +2903,820 @@
           </wp:inline>
         </w:drawing>
       </w:r>
+      <w:r>
+        <w:rPr>
+          <w:sz w:val="28"/>
+          <w:szCs w:val="28"/>
+        </w:rPr>
+        <w:br/>
+        <w:t xml:space="preserve">Рис. 1. Карта Лесов Московской </w:t>
+      </w:r>
+      <w:proofErr w:type="spellStart"/>
+      <w:r>
+        <w:rPr>
+          <w:sz w:val="28"/>
+          <w:szCs w:val="28"/>
+        </w:rPr>
+        <w:t>облсти</w:t>
+      </w:r>
+      <w:proofErr w:type="spellEnd"/>
+      <w:r>
+        <w:rPr>
+          <w:sz w:val="28"/>
+          <w:szCs w:val="28"/>
+        </w:rPr>
+        <w:t>.</w:t>
+      </w:r>
     </w:p>
     <w:p>
       <w:pPr>
         <w:jc w:val="center"/>
+      </w:pPr>
+      <w:r>
+        <w:rPr>
+          <w:caps/>
+          <w:sz w:val="32"/>
+        </w:rPr>
+        <w:br w:type="page"/>
+      </w:r>
+    </w:p>
+    <w:p>
+      <w:pPr>
+        <w:pStyle w:val="1"/>
+        <w:spacing w:line="720" w:lineRule="auto"/>
+      </w:pPr>
+      <w:bookmarkStart w:id="2" w:name="_Toc240390839"/>
+      <w:r>
+        <w:lastRenderedPageBreak/>
+        <w:t xml:space="preserve">1 </w:t>
+      </w:r>
+      <w:r>
+        <w:t>Техническое задание</w:t>
+      </w:r>
+      <w:bookmarkEnd w:id="2"/>
+    </w:p>
+    <w:p>
+      <w:pPr>
+        <w:spacing w:line="360" w:lineRule="auto"/>
+        <w:ind w:firstLine="708"/>
+        <w:jc w:val="both"/>
+      </w:pPr>
+      <w:r>
+        <w:rPr>
+          <w:sz w:val="28"/>
+          <w:szCs w:val="28"/>
+        </w:rPr>
+        <w:t xml:space="preserve">Необходимо разработать плату для управления </w:t>
+      </w:r>
+      <w:r>
+        <w:rPr>
+          <w:sz w:val="28"/>
+          <w:szCs w:val="28"/>
+        </w:rPr>
+        <w:t>5 двигателями при этом управление приводом механизма фиксации обеспечивается полностью платой управления, а для остальных более мощных двигателей предусмотрены драйверы и на плате необходимо сделать только разъемы для подачи сигнала и принятия обратной связи.</w:t>
+      </w:r>
+    </w:p>
+    <w:p>
+      <w:pPr>
+        <w:spacing w:line="360" w:lineRule="auto"/>
+        <w:ind w:firstLine="708"/>
+        <w:jc w:val="both"/>
+        <w:rPr>
+          <w:sz w:val="28"/>
+          <w:szCs w:val="28"/>
+        </w:rPr>
+      </w:pPr>
+      <w:r>
+        <w:rPr>
+          <w:sz w:val="28"/>
+          <w:szCs w:val="28"/>
+        </w:rPr>
+        <w:t>В ходе научно-исследовательской работы был</w:t>
+      </w:r>
+      <w:r>
+        <w:rPr>
+          <w:sz w:val="28"/>
+          <w:szCs w:val="28"/>
+        </w:rPr>
+        <w:t xml:space="preserve"> выбран двигатель и определены его характеристики</w:t>
+      </w:r>
+      <w:r>
+        <w:rPr>
+          <w:sz w:val="28"/>
+          <w:szCs w:val="28"/>
+        </w:rPr>
+        <w:t>:</w:t>
+      </w:r>
+      <w:r>
+        <w:rPr>
+          <w:sz w:val="28"/>
+          <w:szCs w:val="28"/>
+        </w:rPr>
+        <w:t xml:space="preserve"> </w:t>
+      </w:r>
+    </w:p>
+    <w:p>
+      <w:pPr>
+        <w:spacing w:line="360" w:lineRule="auto"/>
+        <w:ind w:firstLine="708"/>
+        <w:jc w:val="both"/>
+        <w:rPr>
+          <w:sz w:val="28"/>
+          <w:szCs w:val="28"/>
+        </w:rPr>
+      </w:pPr>
+    </w:p>
+    <w:p>
+      <w:pPr>
+        <w:jc w:val="both"/>
+        <w:rPr>
+          <w:sz w:val="28"/>
+          <w:szCs w:val="28"/>
+        </w:rPr>
+      </w:pPr>
+      <w:r>
+        <w:rPr>
+          <w:sz w:val="28"/>
+          <w:szCs w:val="28"/>
+        </w:rPr>
+        <w:t xml:space="preserve">Таблица 1. </w:t>
+      </w:r>
+      <w:r>
+        <w:rPr>
+          <w:sz w:val="28"/>
+          <w:szCs w:val="28"/>
+        </w:rPr>
+        <w:t>Характеристики привода</w:t>
+      </w:r>
+    </w:p>
+    <w:tbl>
+      <w:tblPr>
+        <w:tblStyle w:val="a6"/>
+        <w:tblW w:w="0" w:type="auto"/>
+        <w:tblLook w:val="04A0" w:firstRow="1" w:lastRow="0" w:firstColumn="1" w:lastColumn="0" w:noHBand="0" w:noVBand="1"/>
+      </w:tblPr>
+      <w:tblGrid>
+        <w:gridCol w:w="3681"/>
+        <w:gridCol w:w="2977"/>
+        <w:gridCol w:w="2970"/>
+      </w:tblGrid>
+      <w:tr>
+        <w:tc>
+          <w:tcPr>
+            <w:tcW w:w="3681" w:type="dxa"/>
+          </w:tcPr>
+          <w:p>
+            <w:pPr>
+              <w:jc w:val="center"/>
+              <w:rPr>
+                <w:sz w:val="28"/>
+                <w:szCs w:val="28"/>
+              </w:rPr>
+            </w:pPr>
+            <w:r>
+              <w:rPr>
+                <w:sz w:val="28"/>
+                <w:szCs w:val="28"/>
+              </w:rPr>
+              <w:t xml:space="preserve">Параметр </w:t>
+            </w:r>
+          </w:p>
+        </w:tc>
+        <w:tc>
+          <w:tcPr>
+            <w:tcW w:w="2977" w:type="dxa"/>
+            <w:shd w:val="clear" w:color="auto" w:fill="auto"/>
+          </w:tcPr>
+          <w:p>
+            <w:pPr>
+              <w:jc w:val="center"/>
+              <w:rPr>
+                <w:sz w:val="28"/>
+                <w:szCs w:val="28"/>
+              </w:rPr>
+            </w:pPr>
+            <w:r>
+              <w:rPr>
+                <w:sz w:val="28"/>
+                <w:szCs w:val="28"/>
+              </w:rPr>
+              <w:t>Значение</w:t>
+            </w:r>
+          </w:p>
+        </w:tc>
+        <w:tc>
+          <w:tcPr>
+            <w:tcW w:w="2970" w:type="dxa"/>
+          </w:tcPr>
+          <w:p>
+            <w:pPr>
+              <w:jc w:val="center"/>
+              <w:rPr>
+                <w:sz w:val="28"/>
+                <w:szCs w:val="28"/>
+              </w:rPr>
+            </w:pPr>
+            <w:r>
+              <w:rPr>
+                <w:sz w:val="28"/>
+                <w:szCs w:val="28"/>
+              </w:rPr>
+              <w:t>Ед. измерения</w:t>
+            </w:r>
+          </w:p>
+        </w:tc>
+      </w:tr>
+      <w:tr>
+        <w:trPr>
+          <w:trHeight w:val="545"/>
+        </w:trPr>
+        <w:tc>
+          <w:tcPr>
+            <w:tcW w:w="3681" w:type="dxa"/>
+            <w:vAlign w:val="center"/>
+          </w:tcPr>
+          <w:p>
+            <w:pPr>
+              <w:jc w:val="center"/>
+              <w:rPr>
+                <w:sz w:val="28"/>
+                <w:szCs w:val="28"/>
+              </w:rPr>
+            </w:pPr>
+            <w:r>
+              <w:rPr>
+                <w:sz w:val="28"/>
+                <w:szCs w:val="28"/>
+              </w:rPr>
+              <w:t>Номинальная мощность</w:t>
+            </w:r>
+          </w:p>
+        </w:tc>
+        <w:tc>
+          <w:tcPr>
+            <w:tcW w:w="2977" w:type="dxa"/>
+            <w:tcBorders>
+              <w:top w:val="single" w:sz="4" w:space="0" w:color="auto"/>
+              <w:left w:val="nil"/>
+              <w:bottom w:val="single" w:sz="4" w:space="0" w:color="auto"/>
+              <w:right w:val="nil"/>
+            </w:tcBorders>
+            <w:shd w:val="clear" w:color="auto" w:fill="auto"/>
+          </w:tcPr>
+          <w:p>
+            <w:pPr>
+              <w:jc w:val="center"/>
+              <w:rPr>
+                <w:sz w:val="28"/>
+                <w:szCs w:val="28"/>
+              </w:rPr>
+            </w:pPr>
+            <w:r>
+              <w:rPr>
+                <w:sz w:val="28"/>
+                <w:szCs w:val="28"/>
+              </w:rPr>
+              <w:t xml:space="preserve">70 </w:t>
+            </w:r>
+          </w:p>
+        </w:tc>
+        <w:tc>
+          <w:tcPr>
+            <w:tcW w:w="2970" w:type="dxa"/>
+            <w:vAlign w:val="center"/>
+          </w:tcPr>
+          <w:p>
+            <w:pPr>
+              <w:jc w:val="center"/>
+              <w:rPr>
+                <w:sz w:val="28"/>
+                <w:szCs w:val="28"/>
+              </w:rPr>
+            </w:pPr>
+            <w:r>
+              <w:rPr>
+                <w:sz w:val="28"/>
+                <w:szCs w:val="28"/>
+              </w:rPr>
+              <w:t>Вт</w:t>
+            </w:r>
+          </w:p>
+        </w:tc>
+      </w:tr>
+      <w:tr>
+        <w:trPr>
+          <w:trHeight w:val="553"/>
+        </w:trPr>
+        <w:tc>
+          <w:tcPr>
+            <w:tcW w:w="3681" w:type="dxa"/>
+            <w:vAlign w:val="center"/>
+          </w:tcPr>
+          <w:p>
+            <w:pPr>
+              <w:jc w:val="center"/>
+              <w:rPr>
+                <w:sz w:val="28"/>
+                <w:szCs w:val="28"/>
+              </w:rPr>
+            </w:pPr>
+            <w:r>
+              <w:rPr>
+                <w:sz w:val="28"/>
+                <w:szCs w:val="28"/>
+              </w:rPr>
+              <w:t>Скорость вращения</w:t>
+            </w:r>
+          </w:p>
+        </w:tc>
+        <w:tc>
+          <w:tcPr>
+            <w:tcW w:w="2977" w:type="dxa"/>
+            <w:tcBorders>
+              <w:top w:val="single" w:sz="4" w:space="0" w:color="auto"/>
+              <w:left w:val="nil"/>
+              <w:bottom w:val="single" w:sz="4" w:space="0" w:color="auto"/>
+              <w:right w:val="nil"/>
+            </w:tcBorders>
+            <w:shd w:val="clear" w:color="auto" w:fill="auto"/>
+          </w:tcPr>
+          <w:p>
+            <w:pPr>
+              <w:jc w:val="center"/>
+              <w:rPr>
+                <w:sz w:val="28"/>
+                <w:szCs w:val="28"/>
+              </w:rPr>
+            </w:pPr>
+            <w:r>
+              <w:rPr>
+                <w:sz w:val="28"/>
+                <w:szCs w:val="28"/>
+              </w:rPr>
+              <w:t xml:space="preserve">63 </w:t>
+            </w:r>
+          </w:p>
+        </w:tc>
+        <w:tc>
+          <w:tcPr>
+            <w:tcW w:w="2970" w:type="dxa"/>
+            <w:vAlign w:val="center"/>
+          </w:tcPr>
+          <w:p>
+            <w:pPr>
+              <w:jc w:val="center"/>
+              <w:rPr>
+                <w:sz w:val="28"/>
+                <w:szCs w:val="28"/>
+              </w:rPr>
+            </w:pPr>
+            <w:r>
+              <w:rPr>
+                <w:sz w:val="28"/>
+                <w:szCs w:val="28"/>
+              </w:rPr>
+              <w:t xml:space="preserve">об\мин </w:t>
+            </w:r>
+          </w:p>
+        </w:tc>
+      </w:tr>
+      <w:tr>
+        <w:trPr>
+          <w:trHeight w:val="547"/>
+        </w:trPr>
+        <w:tc>
+          <w:tcPr>
+            <w:tcW w:w="3681" w:type="dxa"/>
+            <w:vAlign w:val="center"/>
+          </w:tcPr>
+          <w:p>
+            <w:pPr>
+              <w:jc w:val="center"/>
+              <w:rPr>
+                <w:sz w:val="28"/>
+                <w:szCs w:val="28"/>
+              </w:rPr>
+            </w:pPr>
+            <w:r>
+              <w:rPr>
+                <w:sz w:val="28"/>
+                <w:szCs w:val="28"/>
+              </w:rPr>
+              <w:t>Момент</w:t>
+            </w:r>
+          </w:p>
+        </w:tc>
+        <w:tc>
+          <w:tcPr>
+            <w:tcW w:w="2977" w:type="dxa"/>
+            <w:tcBorders>
+              <w:top w:val="single" w:sz="4" w:space="0" w:color="auto"/>
+              <w:left w:val="nil"/>
+              <w:bottom w:val="single" w:sz="4" w:space="0" w:color="auto"/>
+              <w:right w:val="nil"/>
+            </w:tcBorders>
+            <w:shd w:val="clear" w:color="auto" w:fill="auto"/>
+          </w:tcPr>
+          <w:p>
+            <w:pPr>
+              <w:jc w:val="center"/>
+              <w:rPr>
+                <w:sz w:val="28"/>
+                <w:szCs w:val="28"/>
+              </w:rPr>
+            </w:pPr>
+            <w:r>
+              <w:rPr>
+                <w:sz w:val="28"/>
+                <w:szCs w:val="28"/>
+              </w:rPr>
+              <w:t xml:space="preserve">4 </w:t>
+            </w:r>
+          </w:p>
+        </w:tc>
+        <w:tc>
+          <w:tcPr>
+            <w:tcW w:w="2970" w:type="dxa"/>
+            <w:vAlign w:val="center"/>
+          </w:tcPr>
+          <w:p>
+            <w:pPr>
+              <w:jc w:val="center"/>
+              <w:rPr>
+                <w:sz w:val="28"/>
+                <w:szCs w:val="28"/>
+              </w:rPr>
+            </w:pPr>
+            <w:r>
+              <w:rPr>
+                <w:sz w:val="28"/>
+                <w:szCs w:val="28"/>
+              </w:rPr>
+              <w:t>Н*м</w:t>
+            </w:r>
+          </w:p>
+        </w:tc>
+      </w:tr>
+      <w:tr>
+        <w:trPr>
+          <w:trHeight w:val="555"/>
+        </w:trPr>
+        <w:tc>
+          <w:tcPr>
+            <w:tcW w:w="3681" w:type="dxa"/>
+            <w:vAlign w:val="center"/>
+          </w:tcPr>
+          <w:p>
+            <w:pPr>
+              <w:jc w:val="center"/>
+              <w:rPr>
+                <w:sz w:val="28"/>
+                <w:szCs w:val="28"/>
+              </w:rPr>
+            </w:pPr>
+            <w:r>
+              <w:rPr>
+                <w:sz w:val="28"/>
+                <w:szCs w:val="28"/>
+              </w:rPr>
+              <w:t>Напряжение питания</w:t>
+            </w:r>
+          </w:p>
+        </w:tc>
+        <w:tc>
+          <w:tcPr>
+            <w:tcW w:w="2977" w:type="dxa"/>
+            <w:tcBorders>
+              <w:top w:val="single" w:sz="4" w:space="0" w:color="auto"/>
+              <w:left w:val="nil"/>
+              <w:bottom w:val="single" w:sz="4" w:space="0" w:color="auto"/>
+              <w:right w:val="nil"/>
+            </w:tcBorders>
+            <w:shd w:val="clear" w:color="auto" w:fill="auto"/>
+          </w:tcPr>
+          <w:p>
+            <w:pPr>
+              <w:jc w:val="center"/>
+              <w:rPr>
+                <w:sz w:val="28"/>
+                <w:szCs w:val="28"/>
+              </w:rPr>
+            </w:pPr>
+            <w:r>
+              <w:rPr>
+                <w:sz w:val="28"/>
+                <w:szCs w:val="28"/>
+              </w:rPr>
+              <w:t>12 В</w:t>
+            </w:r>
+          </w:p>
+        </w:tc>
+        <w:tc>
+          <w:tcPr>
+            <w:tcW w:w="2970" w:type="dxa"/>
+            <w:vAlign w:val="center"/>
+          </w:tcPr>
+          <w:p>
+            <w:pPr>
+              <w:jc w:val="center"/>
+              <w:rPr>
+                <w:sz w:val="28"/>
+                <w:szCs w:val="28"/>
+              </w:rPr>
+            </w:pPr>
+            <w:r>
+              <w:rPr>
+                <w:sz w:val="28"/>
+                <w:szCs w:val="28"/>
+              </w:rPr>
+              <w:t>В</w:t>
+            </w:r>
+          </w:p>
+        </w:tc>
+      </w:tr>
+      <w:tr>
+        <w:trPr>
+          <w:trHeight w:val="545"/>
+        </w:trPr>
+        <w:tc>
+          <w:tcPr>
+            <w:tcW w:w="3681" w:type="dxa"/>
+            <w:vAlign w:val="center"/>
+          </w:tcPr>
+          <w:p>
+            <w:pPr>
+              <w:jc w:val="center"/>
+              <w:rPr>
+                <w:sz w:val="28"/>
+                <w:szCs w:val="28"/>
+              </w:rPr>
+            </w:pPr>
+            <w:r>
+              <w:rPr>
+                <w:sz w:val="28"/>
+                <w:szCs w:val="28"/>
+              </w:rPr>
+              <w:t>Масса</w:t>
+            </w:r>
+          </w:p>
+        </w:tc>
+        <w:tc>
+          <w:tcPr>
+            <w:tcW w:w="2977" w:type="dxa"/>
+            <w:tcBorders>
+              <w:top w:val="single" w:sz="4" w:space="0" w:color="auto"/>
+              <w:left w:val="nil"/>
+              <w:bottom w:val="single" w:sz="4" w:space="0" w:color="auto"/>
+              <w:right w:val="nil"/>
+            </w:tcBorders>
+            <w:shd w:val="clear" w:color="auto" w:fill="auto"/>
+          </w:tcPr>
+          <w:p>
+            <w:pPr>
+              <w:jc w:val="center"/>
+              <w:rPr>
+                <w:sz w:val="28"/>
+                <w:szCs w:val="28"/>
+              </w:rPr>
+            </w:pPr>
+            <w:r>
+              <w:rPr>
+                <w:sz w:val="28"/>
+                <w:szCs w:val="28"/>
+              </w:rPr>
+              <w:t xml:space="preserve">0.6 </w:t>
+            </w:r>
+          </w:p>
+        </w:tc>
+        <w:tc>
+          <w:tcPr>
+            <w:tcW w:w="2970" w:type="dxa"/>
+            <w:vAlign w:val="center"/>
+          </w:tcPr>
+          <w:p>
+            <w:pPr>
+              <w:jc w:val="center"/>
+              <w:rPr>
+                <w:sz w:val="28"/>
+                <w:szCs w:val="28"/>
+              </w:rPr>
+            </w:pPr>
+            <w:r>
+              <w:rPr>
+                <w:sz w:val="28"/>
+                <w:szCs w:val="28"/>
+              </w:rPr>
+              <w:t>кг</w:t>
+            </w:r>
+          </w:p>
+        </w:tc>
+      </w:tr>
+      <w:tr>
+        <w:trPr>
+          <w:trHeight w:val="767"/>
+        </w:trPr>
+        <w:tc>
+          <w:tcPr>
+            <w:tcW w:w="3681" w:type="dxa"/>
+            <w:vAlign w:val="center"/>
+          </w:tcPr>
+          <w:p>
+            <w:pPr>
+              <w:jc w:val="center"/>
+              <w:rPr>
+                <w:sz w:val="28"/>
+                <w:szCs w:val="28"/>
+              </w:rPr>
+            </w:pPr>
+            <w:r>
+              <w:rPr>
+                <w:sz w:val="28"/>
+                <w:szCs w:val="28"/>
+              </w:rPr>
+              <w:t>Оснащение</w:t>
+            </w:r>
+          </w:p>
+        </w:tc>
+        <w:tc>
+          <w:tcPr>
+            <w:tcW w:w="2977" w:type="dxa"/>
+            <w:tcBorders>
+              <w:top w:val="single" w:sz="4" w:space="0" w:color="auto"/>
+              <w:left w:val="nil"/>
+              <w:bottom w:val="single" w:sz="4" w:space="0" w:color="auto"/>
+              <w:right w:val="nil"/>
+            </w:tcBorders>
+            <w:shd w:val="clear" w:color="auto" w:fill="auto"/>
+          </w:tcPr>
+          <w:p>
+            <w:pPr>
+              <w:jc w:val="center"/>
+              <w:rPr>
+                <w:sz w:val="28"/>
+                <w:szCs w:val="28"/>
+              </w:rPr>
+            </w:pPr>
+            <w:r>
+              <w:rPr>
+                <w:sz w:val="28"/>
+                <w:szCs w:val="28"/>
+              </w:rPr>
+              <w:t xml:space="preserve">Датчики П.Р. + </w:t>
+            </w:r>
+            <w:proofErr w:type="spellStart"/>
+            <w:r>
+              <w:rPr>
+                <w:sz w:val="28"/>
+                <w:szCs w:val="28"/>
+              </w:rPr>
+              <w:t>Энкод</w:t>
+            </w:r>
+            <w:proofErr w:type="spellEnd"/>
+          </w:p>
+        </w:tc>
+        <w:tc>
+          <w:tcPr>
+            <w:tcW w:w="2970" w:type="dxa"/>
+            <w:vAlign w:val="center"/>
+          </w:tcPr>
+          <w:p>
+            <w:pPr>
+              <w:jc w:val="center"/>
+              <w:rPr>
+                <w:sz w:val="28"/>
+                <w:szCs w:val="28"/>
+              </w:rPr>
+            </w:pPr>
+            <w:r>
+              <w:rPr>
+                <w:sz w:val="28"/>
+                <w:szCs w:val="28"/>
+              </w:rPr>
+              <w:t>-</w:t>
+            </w:r>
+          </w:p>
+        </w:tc>
+      </w:tr>
+    </w:tbl>
+    <w:p>
+      <w:pPr>
+        <w:spacing w:line="360" w:lineRule="auto"/>
+        <w:jc w:val="both"/>
+        <w:rPr>
+          <w:sz w:val="28"/>
+          <w:szCs w:val="28"/>
+          <w:lang w:val="en-US"/>
+        </w:rPr>
+      </w:pPr>
+    </w:p>
+    <w:p>
+      <w:pPr>
+        <w:jc w:val="center"/>
+        <w:rPr>
+          <w:caps/>
+          <w:sz w:val="32"/>
+        </w:rPr>
+      </w:pPr>
+      <w:r>
+        <w:rPr>
+          <w:b/>
+          <w:bCs/>
+          <w:noProof/>
+          <w:sz w:val="28"/>
+          <w:szCs w:val="28"/>
+        </w:rPr>
+        <w:lastRenderedPageBreak/>
+        <w:drawing>
+          <wp:inline distT="0" distB="0" distL="0" distR="0" wp14:anchorId="7F774FEE" wp14:editId="1F4260BD">
+            <wp:extent cx="4332269" cy="3352800"/>
+            <wp:effectExtent l="0" t="0" r="0" b="0"/>
+            <wp:docPr id="28" name="Рисунок 28"/>
+            <wp:cNvGraphicFramePr>
+              <a:graphicFrameLocks xmlns:a="http://schemas.openxmlformats.org/drawingml/2006/main" noChangeAspect="1"/>
+            </wp:cNvGraphicFramePr>
+            <a:graphic xmlns:a="http://schemas.openxmlformats.org/drawingml/2006/main">
+              <a:graphicData uri="http://schemas.openxmlformats.org/drawingml/2006/picture">
+                <pic:pic xmlns:pic="http://schemas.openxmlformats.org/drawingml/2006/picture">
+                  <pic:nvPicPr>
+                    <pic:cNvPr id="1" name=""/>
+                    <pic:cNvPicPr/>
+                  </pic:nvPicPr>
+                  <pic:blipFill>
+                    <a:blip r:embed="rId10"/>
+                    <a:stretch>
+                      <a:fillRect/>
+                    </a:stretch>
+                  </pic:blipFill>
+                  <pic:spPr>
+                    <a:xfrm>
+                      <a:off x="0" y="0"/>
+                      <a:ext cx="4340810" cy="3359410"/>
+                    </a:xfrm>
+                    <a:prstGeom prst="rect">
+                      <a:avLst/>
+                    </a:prstGeom>
+                  </pic:spPr>
+                </pic:pic>
+              </a:graphicData>
+            </a:graphic>
+          </wp:inline>
+        </w:drawing>
+      </w:r>
+    </w:p>
+    <w:p>
+      <w:pPr>
+        <w:jc w:val="center"/>
+        <w:rPr>
+          <w:caps/>
+          <w:sz w:val="32"/>
+        </w:rPr>
+      </w:pPr>
+      <w:r>
+        <w:rPr>
+          <w:noProof/>
+          <w:sz w:val="28"/>
+          <w:szCs w:val="28"/>
+        </w:rPr>
+        <w:drawing>
+          <wp:inline distT="0" distB="0" distL="0" distR="0" wp14:anchorId="0E1F8800" wp14:editId="6AB12BA8">
+            <wp:extent cx="5186680" cy="2936141"/>
+            <wp:effectExtent l="0" t="0" r="0" b="0"/>
+            <wp:docPr id="30" name="Рисунок 30"/>
+            <wp:cNvGraphicFramePr>
+              <a:graphicFrameLocks xmlns:a="http://schemas.openxmlformats.org/drawingml/2006/main" noChangeAspect="1"/>
+            </wp:cNvGraphicFramePr>
+            <a:graphic xmlns:a="http://schemas.openxmlformats.org/drawingml/2006/main">
+              <a:graphicData uri="http://schemas.openxmlformats.org/drawingml/2006/picture">
+                <pic:pic xmlns:pic="http://schemas.openxmlformats.org/drawingml/2006/picture">
+                  <pic:nvPicPr>
+                    <pic:cNvPr id="1" name=""/>
+                    <pic:cNvPicPr/>
+                  </pic:nvPicPr>
+                  <pic:blipFill>
+                    <a:blip r:embed="rId11"/>
+                    <a:stretch>
+                      <a:fillRect/>
+                    </a:stretch>
+                  </pic:blipFill>
+                  <pic:spPr>
+                    <a:xfrm>
+                      <a:off x="0" y="0"/>
+                      <a:ext cx="5192196" cy="2939264"/>
+                    </a:xfrm>
+                    <a:prstGeom prst="rect">
+                      <a:avLst/>
+                    </a:prstGeom>
+                  </pic:spPr>
+                </pic:pic>
+              </a:graphicData>
+            </a:graphic>
+          </wp:inline>
+        </w:drawing>
+      </w:r>
+    </w:p>
+    <w:p>
+      <w:pPr>
+        <w:jc w:val="center"/>
         <w:rPr>
           <w:sz w:val="28"/>
           <w:szCs w:val="28"/>
@@ -3932,7 +3741,14 @@
           <w:sz w:val="28"/>
           <w:szCs w:val="28"/>
         </w:rPr>
-        <w:t xml:space="preserve"> Кинематическая схема привода</w:t>
+        <w:t xml:space="preserve"> </w:t>
+      </w:r>
+      <w:r>
+        <w:rPr>
+          <w:sz w:val="28"/>
+          <w:szCs w:val="28"/>
+        </w:rPr>
+        <w:t>Схема кинематики робота</w:t>
       </w:r>
     </w:p>
     <w:p>
@@ -3948,17 +3764,32 @@
       <w:pPr>
         <w:spacing w:line="360" w:lineRule="auto"/>
         <w:ind w:firstLine="709"/>
-        <w:rPr>
-          <w:sz w:val="28"/>
-          <w:szCs w:val="28"/>
-        </w:rPr>
-      </w:pPr>
-      <w:r>
-        <w:rPr>
-          <w:sz w:val="28"/>
-          <w:szCs w:val="28"/>
-        </w:rPr>
-        <w:t xml:space="preserve">Здесь стоит отметить что в ходе курсовой работы по ТАУ было принято решение использовать </w:t>
+        <w:jc w:val="both"/>
+        <w:rPr>
+          <w:sz w:val="28"/>
+          <w:szCs w:val="28"/>
+        </w:rPr>
+      </w:pPr>
+      <w:r>
+        <w:rPr>
+          <w:sz w:val="28"/>
+          <w:szCs w:val="28"/>
+        </w:rPr>
+        <w:t xml:space="preserve">Здесь стоит отметить что в ходе </w:t>
+      </w:r>
+      <w:r>
+        <w:rPr>
+          <w:sz w:val="28"/>
+          <w:szCs w:val="28"/>
+        </w:rPr>
+        <w:t xml:space="preserve">научной работы </w:t>
+      </w:r>
+      <w:r>
+        <w:rPr>
+          <w:sz w:val="28"/>
+          <w:szCs w:val="28"/>
+        </w:rPr>
+        <w:t xml:space="preserve">было принято решение использовать </w:t>
       </w:r>
       <w:r>
         <w:rPr>
@@ -3986,46 +3817,131 @@
         <w:rPr>
           <w:sz w:val="28"/>
           <w:szCs w:val="28"/>
-          <w:lang w:val="en-US"/>
-        </w:rPr>
-        <w:t>MX</w:t>
-      </w:r>
-      <w:r>
-        <w:rPr>
-          <w:sz w:val="28"/>
-          <w:szCs w:val="28"/>
-        </w:rPr>
-        <w:t>2210</w:t>
-      </w:r>
-      <w:r>
-        <w:rPr>
-          <w:sz w:val="28"/>
-          <w:szCs w:val="28"/>
-          <w:lang w:val="en-US"/>
-        </w:rPr>
-        <w:t>KV</w:t>
-      </w:r>
-      <w:r>
-        <w:rPr>
-          <w:sz w:val="28"/>
-          <w:szCs w:val="28"/>
-        </w:rPr>
-        <w:t>360</w:t>
-      </w:r>
-      <w:r>
-        <w:rPr>
-          <w:sz w:val="28"/>
-          <w:szCs w:val="28"/>
-          <w:lang w:val="en-US"/>
-        </w:rPr>
-        <w:t>HA</w:t>
-      </w:r>
-      <w:r>
-        <w:rPr>
-          <w:sz w:val="28"/>
-          <w:szCs w:val="28"/>
-        </w:rPr>
-        <w:t xml:space="preserve">  с датчиками холла для каждой оси: </w:t>
+          <w:lang w:val="de-DE"/>
+        </w:rPr>
+        <w:t>KY</w:t>
+      </w:r>
+      <w:r>
+        <w:rPr>
+          <w:sz w:val="28"/>
+          <w:szCs w:val="28"/>
+        </w:rPr>
+        <w:t>40</w:t>
+      </w:r>
+      <w:r>
+        <w:rPr>
+          <w:sz w:val="28"/>
+          <w:szCs w:val="28"/>
+          <w:lang w:val="de-DE"/>
+        </w:rPr>
+        <w:t>AS</w:t>
+      </w:r>
+      <w:r>
+        <w:rPr>
+          <w:sz w:val="28"/>
+          <w:szCs w:val="28"/>
+        </w:rPr>
+        <w:t>0</w:t>
+      </w:r>
+      <w:r>
+        <w:rPr>
+          <w:sz w:val="28"/>
+          <w:szCs w:val="28"/>
+        </w:rPr>
+        <w:t>1</w:t>
+      </w:r>
+      <w:r>
+        <w:rPr>
+          <w:sz w:val="28"/>
+          <w:szCs w:val="28"/>
+        </w:rPr>
+        <w:t>0</w:t>
+      </w:r>
+      <w:r>
+        <w:rPr>
+          <w:sz w:val="28"/>
+          <w:szCs w:val="28"/>
+        </w:rPr>
+        <w:t>5</w:t>
+      </w:r>
+      <w:r>
+        <w:rPr>
+          <w:sz w:val="28"/>
+          <w:szCs w:val="28"/>
+        </w:rPr>
+        <w:t>-</w:t>
+      </w:r>
+      <w:r>
+        <w:rPr>
+          <w:sz w:val="28"/>
+          <w:szCs w:val="28"/>
+        </w:rPr>
+        <w:t xml:space="preserve">12 </w:t>
+      </w:r>
+      <w:r>
+        <w:rPr>
+          <w:sz w:val="28"/>
+          <w:szCs w:val="28"/>
+        </w:rPr>
+        <w:t xml:space="preserve">с датчиками холла для </w:t>
+      </w:r>
+      <w:r>
+        <w:rPr>
+          <w:sz w:val="28"/>
+          <w:szCs w:val="28"/>
+        </w:rPr>
+        <w:t>оси фиксатора.</w:t>
+      </w:r>
+      <w:r>
+        <w:rPr>
+          <w:sz w:val="28"/>
+          <w:szCs w:val="28"/>
+        </w:rPr>
+        <w:t xml:space="preserve"> Остальные приводы не берутся в расчет и принимаются как идеальные один из приводов </w:t>
+      </w:r>
+      <w:r>
+        <w:rPr>
+          <w:sz w:val="28"/>
+          <w:szCs w:val="28"/>
+          <w:lang w:val="de-DE"/>
+        </w:rPr>
+        <w:t>KY</w:t>
+      </w:r>
+      <w:r>
+        <w:rPr>
+          <w:sz w:val="28"/>
+          <w:szCs w:val="28"/>
+        </w:rPr>
+        <w:t>215</w:t>
+      </w:r>
+      <w:r>
+        <w:rPr>
+          <w:sz w:val="28"/>
+          <w:szCs w:val="28"/>
+          <w:lang w:val="de-DE"/>
+        </w:rPr>
+        <w:t>ACS</w:t>
+      </w:r>
+      <w:r>
+        <w:rPr>
+          <w:sz w:val="28"/>
+          <w:szCs w:val="28"/>
+        </w:rPr>
+        <w:t>0450-15</w:t>
+      </w:r>
+      <w:r>
+        <w:rPr>
+          <w:sz w:val="28"/>
+          <w:szCs w:val="28"/>
+        </w:rPr>
+        <w:t xml:space="preserve"> – представлен на рисунке 3</w:t>
+      </w:r>
+      <w:r>
+        <w:rPr>
+          <w:sz w:val="28"/>
+          <w:szCs w:val="28"/>
+        </w:rPr>
+        <w:t>.</w:t>
       </w:r>
     </w:p>
     <w:p>
@@ -4061,7 +3977,7 @@
                     </pic:cNvPicPr>
                   </pic:nvPicPr>
                   <pic:blipFill>
-                    <a:blip r:embed="rId10" cstate="print">
+                    <a:blip r:embed="rId12" cstate="print">
                       <a:extLst>
                         <a:ext uri="{28A0092B-C50C-407E-A947-70E740481C1C}">
                           <a14:useLocalDpi xmlns:a14="http://schemas.microsoft.com/office/drawing/2010/main" val="0"/>
@@ -4113,7 +4029,7 @@
           <w:sz w:val="28"/>
           <w:szCs w:val="28"/>
         </w:rPr>
-        <w:t>2</w:t>
+        <w:t>3</w:t>
       </w:r>
       <w:r>
         <w:rPr>
@@ -4223,7 +4139,28 @@
           <w:sz w:val="28"/>
           <w:szCs w:val="28"/>
         </w:rPr>
-        <w:t xml:space="preserve"> обратной связи на 4096 импульсов на оборот, представлен на рисунке 3:</w:t>
+        <w:t xml:space="preserve"> обратной связи </w:t>
+      </w:r>
+      <w:r>
+        <w:rPr>
+          <w:sz w:val="28"/>
+          <w:szCs w:val="28"/>
+        </w:rPr>
+        <w:t xml:space="preserve">– </w:t>
+      </w:r>
+      <w:r>
+        <w:rPr>
+          <w:sz w:val="28"/>
+          <w:szCs w:val="28"/>
+        </w:rPr>
+        <w:t>абсолютные датчики с аналоговым выходом от 0 до 3.3В</w:t>
+      </w:r>
+      <w:r>
+        <w:rPr>
+          <w:sz w:val="28"/>
+          <w:szCs w:val="28"/>
+        </w:rPr>
+        <w:t>:</w:t>
       </w:r>
     </w:p>
     <w:p>
@@ -4247,12 +4184,14 @@
       <w:r>
         <w:rPr>
           <w:noProof/>
+          <w:sz w:val="28"/>
+          <w:szCs w:val="28"/>
         </w:rPr>
         <w:drawing>
-          <wp:inline distT="0" distB="0" distL="0" distR="0" wp14:anchorId="5C12D128" wp14:editId="5730119B">
-            <wp:extent cx="2937934" cy="2363424"/>
-            <wp:effectExtent l="0" t="0" r="0" b="0"/>
-            <wp:docPr id="17" name="Рисунок 17"/>
+          <wp:inline distT="0" distB="0" distL="0" distR="0" wp14:anchorId="76906FD0" wp14:editId="2692D7B5">
+            <wp:extent cx="3672595" cy="2749855"/>
+            <wp:effectExtent l="0" t="0" r="4445" b="0"/>
+            <wp:docPr id="33" name="Рисунок 33"/>
             <wp:cNvGraphicFramePr>
               <a:graphicFrameLocks xmlns:a="http://schemas.openxmlformats.org/drawingml/2006/main" noChangeAspect="1"/>
             </wp:cNvGraphicFramePr>
@@ -4260,30 +4199,33 @@
               <a:graphicData uri="http://schemas.openxmlformats.org/drawingml/2006/picture">
                 <pic:pic xmlns:pic="http://schemas.openxmlformats.org/drawingml/2006/picture">
                   <pic:nvPicPr>
-                    <pic:cNvPr id="1" name=""/>
-                    <pic:cNvPicPr/>
+                    <pic:cNvPr id="0" name="Picture 2"/>
+                    <pic:cNvPicPr>
+                      <a:picLocks noChangeAspect="1" noChangeArrowheads="1"/>
+                    </pic:cNvPicPr>
                   </pic:nvPicPr>
-                  <pic:blipFill rotWithShape="1">
-                    <a:blip r:embed="rId11"/>
-                    <a:srcRect t="8205" b="8046"/>
-                    <a:stretch/>
+                  <pic:blipFill>
+                    <a:blip r:embed="rId13">
+                      <a:extLst>
+                        <a:ext uri="{28A0092B-C50C-407E-A947-70E740481C1C}">
+                          <a14:useLocalDpi xmlns:a14="http://schemas.microsoft.com/office/drawing/2010/main" val="0"/>
+                        </a:ext>
+                      </a:extLst>
+                    </a:blip>
+                    <a:srcRect/>
+                    <a:stretch>
+                      <a:fillRect/>
+                    </a:stretch>
                   </pic:blipFill>
                   <pic:spPr bwMode="auto">
                     <a:xfrm>
                       <a:off x="0" y="0"/>
-                      <a:ext cx="2952342" cy="2375015"/>
+                      <a:ext cx="3694780" cy="2766466"/>
                     </a:xfrm>
                     <a:prstGeom prst="rect">
                       <a:avLst/>
                     </a:prstGeom>
-                    <a:ln>
-                      <a:noFill/>
-                    </a:ln>
-                    <a:extLst>
-                      <a:ext uri="{53640926-AAD7-44D8-BBD7-CCE9431645EC}">
-                        <a14:shadowObscured xmlns:a14="http://schemas.microsoft.com/office/drawing/2010/main"/>
-                      </a:ext>
-                    </a:extLst>
+                    <a:noFill/>
                   </pic:spPr>
                 </pic:pic>
               </a:graphicData>
@@ -4305,7 +4247,21 @@
           <w:sz w:val="28"/>
           <w:szCs w:val="28"/>
         </w:rPr>
-        <w:t xml:space="preserve">Рис. 3 </w:t>
+        <w:t xml:space="preserve">Рис. </w:t>
+      </w:r>
+      <w:r>
+        <w:rPr>
+          <w:sz w:val="28"/>
+          <w:szCs w:val="28"/>
+        </w:rPr>
+        <w:t>4</w:t>
+      </w:r>
+      <w:r>
+        <w:rPr>
+          <w:sz w:val="28"/>
+          <w:szCs w:val="28"/>
+        </w:rPr>
+        <w:t xml:space="preserve"> </w:t>
       </w:r>
       <w:proofErr w:type="spellStart"/>
       <w:r>
@@ -4323,14 +4279,16 @@
         </w:rPr>
         <w:t xml:space="preserve"> </w:t>
       </w:r>
+      <w:proofErr w:type="spellStart"/>
       <w:r>
         <w:rPr>
           <w:sz w:val="28"/>
           <w:szCs w:val="28"/>
           <w:lang w:val="en-US"/>
         </w:rPr>
-        <w:t>ACCNT</w:t>
-      </w:r>
+        <w:t>PandAuto</w:t>
+      </w:r>
+      <w:proofErr w:type="spellEnd"/>
     </w:p>
     <w:p>
       <w:pPr>
@@ -4356,6 +4314,7 @@
           <w:szCs w:val="28"/>
           <w:lang w:eastAsia="x-none"/>
         </w:rPr>
+        <w:lastRenderedPageBreak/>
         <w:t xml:space="preserve">Таблица </w:t>
       </w:r>
       <w:r>
@@ -4372,7 +4331,7 @@
           <w:szCs w:val="28"/>
           <w:lang w:eastAsia="x-none"/>
         </w:rPr>
-        <w:t xml:space="preserve">. Параметры импульсного датчика положения </w:t>
+        <w:t xml:space="preserve">. Параметры датчика положения </w:t>
       </w:r>
     </w:p>
     <w:tbl>
@@ -4405,8 +4364,7 @@
                 <w:szCs w:val="28"/>
                 <w:lang w:eastAsia="x-none"/>
               </w:rPr>
-              <w:lastRenderedPageBreak/>
-              <w:t>Количество импульсов на оборот</w:t>
+              <w:t>Точность</w:t>
             </w:r>
           </w:p>
         </w:tc>
@@ -4429,7 +4387,7 @@
                 <w:szCs w:val="28"/>
                 <w:lang w:eastAsia="x-none"/>
               </w:rPr>
-              <w:t>4096</w:t>
+              <w:t>0,088 °</w:t>
             </w:r>
           </w:p>
         </w:tc>
@@ -4477,7 +4435,7 @@
                 <w:szCs w:val="28"/>
                 <w:lang w:eastAsia="x-none"/>
               </w:rPr>
-              <w:t>5</w:t>
+              <w:t>3.3</w:t>
             </w:r>
           </w:p>
         </w:tc>
@@ -4581,7 +4539,7 @@
                 <w:szCs w:val="28"/>
                 <w:lang w:eastAsia="x-none"/>
               </w:rPr>
-              <w:t>4</w:t>
+              <w:t>1</w:t>
             </w:r>
           </w:p>
         </w:tc>
@@ -4660,37 +4618,35 @@
           <w:sz w:val="28"/>
           <w:szCs w:val="28"/>
         </w:rPr>
-        <w:t xml:space="preserve">Питание платы будет осуществляться от бортового аккумулятора БПЛА, согласно документации выбранного </w:t>
-      </w:r>
-      <w:proofErr w:type="spellStart"/>
-      <w:r>
-        <w:rPr>
-          <w:sz w:val="28"/>
-          <w:szCs w:val="28"/>
-        </w:rPr>
-        <w:t>квадракоптера</w:t>
-      </w:r>
-      <w:proofErr w:type="spellEnd"/>
-      <w:r>
-        <w:rPr>
-          <w:sz w:val="28"/>
-          <w:szCs w:val="28"/>
-        </w:rPr>
-        <w:t xml:space="preserve"> </w:t>
-      </w:r>
-      <w:r>
-        <w:rPr>
-          <w:sz w:val="28"/>
-          <w:szCs w:val="28"/>
-        </w:rPr>
-        <w:t>DJI MATRICE 300</w:t>
-      </w:r>
-      <w:r>
-        <w:rPr>
-          <w:sz w:val="28"/>
-          <w:szCs w:val="28"/>
-        </w:rPr>
-        <w:t>, составлена таблица параметров источника питания:</w:t>
+        <w:t xml:space="preserve">Питание платы будет осуществляться от бортового аккумулятора </w:t>
+      </w:r>
+      <w:r>
+        <w:rPr>
+          <w:sz w:val="28"/>
+          <w:szCs w:val="28"/>
+        </w:rPr>
+        <w:t>робота</w:t>
+      </w:r>
+      <w:r>
+        <w:rPr>
+          <w:sz w:val="28"/>
+          <w:szCs w:val="28"/>
+        </w:rPr>
+        <w:t xml:space="preserve">, </w:t>
+      </w:r>
+      <w:r>
+        <w:rPr>
+          <w:sz w:val="28"/>
+          <w:szCs w:val="28"/>
+        </w:rPr>
+        <w:t>таблица параметров питания</w:t>
+      </w:r>
+      <w:r>
+        <w:rPr>
+          <w:sz w:val="28"/>
+          <w:szCs w:val="28"/>
+        </w:rPr>
+        <w:t>:</w:t>
       </w:r>
     </w:p>
     <w:p>
@@ -4817,7 +4773,7 @@
                 <w:szCs w:val="28"/>
                 <w:lang w:eastAsia="x-none"/>
               </w:rPr>
-              <w:t>5935</w:t>
+              <w:t>12000</w:t>
             </w:r>
           </w:p>
         </w:tc>
@@ -4931,7 +4887,7 @@
                 <w:szCs w:val="28"/>
                 <w:lang w:eastAsia="x-none"/>
               </w:rPr>
-              <w:t>360</w:t>
+              <w:t>150</w:t>
             </w:r>
           </w:p>
         </w:tc>
@@ -4996,6 +4952,80 @@
         <w:ind w:firstLine="708"/>
         <w:jc w:val="both"/>
         <w:rPr>
+          <w:sz w:val="28"/>
+          <w:szCs w:val="28"/>
+        </w:rPr>
+      </w:pPr>
+      <w:r>
+        <w:rPr>
+          <w:sz w:val="28"/>
+          <w:szCs w:val="28"/>
+        </w:rPr>
+        <w:t>Опираясь на функциональную схему</w:t>
+      </w:r>
+      <w:r>
+        <w:rPr>
+          <w:sz w:val="28"/>
+          <w:szCs w:val="28"/>
+        </w:rPr>
+        <w:t xml:space="preserve"> </w:t>
+      </w:r>
+      <w:r>
+        <w:rPr>
+          <w:sz w:val="28"/>
+          <w:szCs w:val="28"/>
+        </w:rPr>
+        <w:t>робота</w:t>
+      </w:r>
+      <w:r>
+        <w:rPr>
+          <w:sz w:val="28"/>
+          <w:szCs w:val="28"/>
+        </w:rPr>
+        <w:t xml:space="preserve"> разработанную в ходе н</w:t>
+      </w:r>
+      <w:r>
+        <w:rPr>
+          <w:sz w:val="28"/>
+          <w:szCs w:val="28"/>
+        </w:rPr>
+        <w:t>а</w:t>
+      </w:r>
+      <w:r>
+        <w:rPr>
+          <w:sz w:val="28"/>
+          <w:szCs w:val="28"/>
+        </w:rPr>
+        <w:t>учно исследовательской работы составим функциональную схему разрабатываемого блока управления</w:t>
+      </w:r>
+      <w:r>
+        <w:rPr>
+          <w:sz w:val="28"/>
+          <w:szCs w:val="28"/>
+        </w:rPr>
+        <w:t>, источник питания не учтен на схеме</w:t>
+      </w:r>
+      <w:r>
+        <w:rPr>
+          <w:sz w:val="28"/>
+          <w:szCs w:val="28"/>
+        </w:rPr>
+        <w:t>:</w:t>
+      </w:r>
+      <w:r>
+        <w:rPr>
+          <w:sz w:val="28"/>
+          <w:szCs w:val="28"/>
+        </w:rPr>
+        <w:t xml:space="preserve"> </w:t>
+      </w:r>
+    </w:p>
+    <w:p>
+      <w:pPr>
+        <w:spacing w:line="360" w:lineRule="auto"/>
+        <w:ind w:firstLine="708"/>
+        <w:jc w:val="both"/>
+        <w:rPr>
           <w:caps/>
           <w:sz w:val="28"/>
           <w:szCs w:val="22"/>
@@ -5003,24 +5033,21 @@
       </w:pPr>
       <w:r>
         <w:rPr>
-          <w:noProof/>
           <w:sz w:val="28"/>
           <w:szCs w:val="28"/>
         </w:rPr>
         <w:lastRenderedPageBreak/>
         <w:drawing>
-          <wp:anchor distT="0" distB="0" distL="114300" distR="114300" simplePos="0" relativeHeight="251660288" behindDoc="0" locked="0" layoutInCell="1" allowOverlap="1" wp14:anchorId="5757EDDD" wp14:editId="4DAE92FD">
-            <wp:simplePos x="0" y="0"/>
-            <wp:positionH relativeFrom="column">
-              <wp:posOffset>-278765</wp:posOffset>
-            </wp:positionH>
-            <wp:positionV relativeFrom="paragraph">
-              <wp:posOffset>972820</wp:posOffset>
-            </wp:positionV>
-            <wp:extent cx="6396990" cy="2543175"/>
-            <wp:effectExtent l="0" t="0" r="3810" b="9525"/>
-            <wp:wrapTopAndBottom/>
-            <wp:docPr id="2" name="Рисунок 2"/>
+          <wp:inline distT="0" distB="0" distL="0" distR="0" wp14:anchorId="07DEE367" wp14:editId="37968CD7">
+            <wp:extent cx="8164792" cy="3793520"/>
+            <wp:effectExtent l="0" t="0" r="2857" b="2858"/>
+            <wp:docPr id="1030" name="Picture 6">
+              <a:extLst xmlns:a="http://schemas.openxmlformats.org/drawingml/2006/main">
+                <a:ext uri="{FF2B5EF4-FFF2-40B4-BE49-F238E27FC236}">
+                  <a16:creationId xmlns:a16="http://schemas.microsoft.com/office/drawing/2014/main" id="{370BD231-C913-44CA-A120-08F85D3E95EF}"/>
+                </a:ext>
+              </a:extLst>
+            </wp:docPr>
             <wp:cNvGraphicFramePr>
               <a:graphicFrameLocks xmlns:a="http://schemas.openxmlformats.org/drawingml/2006/main" noChangeAspect="1"/>
             </wp:cNvGraphicFramePr>
@@ -5028,26 +5055,117 @@
               <a:graphicData uri="http://schemas.openxmlformats.org/drawingml/2006/picture">
                 <pic:pic xmlns:pic="http://schemas.openxmlformats.org/drawingml/2006/picture">
                   <pic:nvPicPr>
-                    <pic:cNvPr id="0" name="Picture 1"/>
+                    <pic:cNvPr id="1030" name="Picture 6">
+                      <a:extLst>
+                        <a:ext uri="{FF2B5EF4-FFF2-40B4-BE49-F238E27FC236}">
+                          <a16:creationId xmlns:a16="http://schemas.microsoft.com/office/drawing/2014/main" id="{370BD231-C913-44CA-A120-08F85D3E95EF}"/>
+                        </a:ext>
+                      </a:extLst>
+                    </pic:cNvPr>
                     <pic:cNvPicPr>
                       <a:picLocks noChangeAspect="1" noChangeArrowheads="1"/>
                     </pic:cNvPicPr>
                   </pic:nvPicPr>
-                  <pic:blipFill rotWithShape="1">
-                    <a:blip r:embed="rId12">
+                  <pic:blipFill>
+                    <a:blip r:embed="rId14" cstate="print">
                       <a:extLst>
                         <a:ext uri="{28A0092B-C50C-407E-A947-70E740481C1C}">
                           <a14:useLocalDpi xmlns:a14="http://schemas.microsoft.com/office/drawing/2010/main" val="0"/>
                         </a:ext>
                       </a:extLst>
                     </a:blip>
-                    <a:srcRect t="67310"/>
+                    <a:srcRect/>
+                    <a:stretch>
+                      <a:fillRect/>
+                    </a:stretch>
+                  </pic:blipFill>
+                  <pic:spPr bwMode="auto">
+                    <a:xfrm rot="5400000">
+                      <a:off x="0" y="0"/>
+                      <a:ext cx="8198014" cy="3808956"/>
+                    </a:xfrm>
+                    <a:prstGeom prst="rect">
+                      <a:avLst/>
+                    </a:prstGeom>
+                    <a:noFill/>
+                  </pic:spPr>
+                </pic:pic>
+              </a:graphicData>
+            </a:graphic>
+          </wp:inline>
+        </w:drawing>
+      </w:r>
+    </w:p>
+    <w:p>
+      <w:pPr>
+        <w:jc w:val="center"/>
+        <w:rPr>
+          <w:sz w:val="28"/>
+          <w:szCs w:val="28"/>
+        </w:rPr>
+      </w:pPr>
+      <w:r>
+        <w:rPr>
+          <w:sz w:val="28"/>
+          <w:szCs w:val="28"/>
+        </w:rPr>
+        <w:t xml:space="preserve">Рис. 4 Функциональная схема </w:t>
+      </w:r>
+      <w:r>
+        <w:rPr>
+          <w:sz w:val="28"/>
+          <w:szCs w:val="28"/>
+        </w:rPr>
+        <w:t>робота</w:t>
+      </w:r>
+    </w:p>
+    <w:p>
+      <w:pPr>
+        <w:jc w:val="center"/>
+        <w:rPr>
+          <w:caps/>
+          <w:sz w:val="32"/>
+        </w:rPr>
+      </w:pPr>
+      <w:r>
+        <w:rPr>
+          <w:caps/>
+          <w:noProof/>
+          <w:sz w:val="32"/>
+        </w:rPr>
+        <w:lastRenderedPageBreak/>
+        <w:drawing>
+          <wp:inline distT="0" distB="0" distL="0" distR="0" wp14:anchorId="3742A00D" wp14:editId="3369AA93">
+            <wp:extent cx="8179136" cy="3533744"/>
+            <wp:effectExtent l="0" t="1270" r="0" b="0"/>
+            <wp:docPr id="34" name="Рисунок 34"/>
+            <wp:cNvGraphicFramePr>
+              <a:graphicFrameLocks xmlns:a="http://schemas.openxmlformats.org/drawingml/2006/main" noChangeAspect="1"/>
+            </wp:cNvGraphicFramePr>
+            <a:graphic xmlns:a="http://schemas.openxmlformats.org/drawingml/2006/main">
+              <a:graphicData uri="http://schemas.openxmlformats.org/drawingml/2006/picture">
+                <pic:pic xmlns:pic="http://schemas.openxmlformats.org/drawingml/2006/picture">
+                  <pic:nvPicPr>
+                    <pic:cNvPr id="0" name="Picture 12"/>
+                    <pic:cNvPicPr>
+                      <a:picLocks noChangeAspect="1" noChangeArrowheads="1"/>
+                    </pic:cNvPicPr>
+                  </pic:nvPicPr>
+                  <pic:blipFill rotWithShape="1">
+                    <a:blip r:embed="rId15">
+                      <a:extLst>
+                        <a:ext uri="{28A0092B-C50C-407E-A947-70E740481C1C}">
+                          <a14:useLocalDpi xmlns:a14="http://schemas.microsoft.com/office/drawing/2010/main" val="0"/>
+                        </a:ext>
+                      </a:extLst>
+                    </a:blip>
+                    <a:srcRect t="63197" r="4919"/>
                     <a:stretch/>
                   </pic:blipFill>
                   <pic:spPr bwMode="auto">
-                    <a:xfrm>
+                    <a:xfrm rot="5400000">
                       <a:off x="0" y="0"/>
-                      <a:ext cx="6396990" cy="2543175"/>
+                      <a:ext cx="8182858" cy="3535352"/>
                     </a:xfrm>
                     <a:prstGeom prst="rect">
                       <a:avLst/>
@@ -5065,52 +5183,9 @@
                 </pic:pic>
               </a:graphicData>
             </a:graphic>
-            <wp14:sizeRelH relativeFrom="margin">
-              <wp14:pctWidth>0</wp14:pctWidth>
-            </wp14:sizeRelH>
-            <wp14:sizeRelV relativeFrom="margin">
-              <wp14:pctHeight>0</wp14:pctHeight>
-            </wp14:sizeRelV>
-          </wp:anchor>
+          </wp:inline>
         </w:drawing>
       </w:r>
-      <w:r>
-        <w:rPr>
-          <w:sz w:val="28"/>
-          <w:szCs w:val="28"/>
-        </w:rPr>
-        <w:t xml:space="preserve">Опираясь на функциональную схему разработанную в ходе </w:t>
-      </w:r>
-      <w:proofErr w:type="spellStart"/>
-      <w:r>
-        <w:rPr>
-          <w:sz w:val="28"/>
-          <w:szCs w:val="28"/>
-        </w:rPr>
-        <w:t>нучно</w:t>
-      </w:r>
-      <w:proofErr w:type="spellEnd"/>
-      <w:r>
-        <w:rPr>
-          <w:sz w:val="28"/>
-          <w:szCs w:val="28"/>
-        </w:rPr>
-        <w:t xml:space="preserve"> исследовательской работы составим функциональную схему разрабатываемого блока управления</w:t>
-      </w:r>
-      <w:r>
-        <w:rPr>
-          <w:sz w:val="28"/>
-          <w:szCs w:val="28"/>
-        </w:rPr>
-        <w:t>, источник питания не учтен на схеме</w:t>
-      </w:r>
-      <w:r>
-        <w:rPr>
-          <w:sz w:val="28"/>
-          <w:szCs w:val="28"/>
-        </w:rPr>
-        <w:t>:</w:t>
-      </w:r>
     </w:p>
     <w:p>
       <w:pPr>
@@ -5125,16 +5200,29 @@
           <w:sz w:val="28"/>
           <w:szCs w:val="28"/>
         </w:rPr>
-        <w:t>Рис. 4 Функциональная схема блока управления</w:t>
-      </w:r>
-    </w:p>
-    <w:p>
-      <w:pPr>
-        <w:rPr>
-          <w:caps/>
-          <w:sz w:val="32"/>
-        </w:rPr>
-      </w:pPr>
+        <w:t xml:space="preserve">Рис. </w:t>
+      </w:r>
+      <w:r>
+        <w:rPr>
+          <w:sz w:val="28"/>
+          <w:szCs w:val="28"/>
+        </w:rPr>
+        <w:t>5</w:t>
+      </w:r>
+      <w:r>
+        <w:rPr>
+          <w:sz w:val="28"/>
+          <w:szCs w:val="28"/>
+        </w:rPr>
+        <w:t xml:space="preserve"> Функциональная схема </w:t>
+      </w:r>
+      <w:r>
+        <w:rPr>
+          <w:sz w:val="28"/>
+          <w:szCs w:val="28"/>
+        </w:rPr>
+        <w:t>блока управления ногой</w:t>
+      </w:r>
     </w:p>
     <w:p>
       <w:pPr>
@@ -5146,13 +5234,6 @@
           <w:szCs w:val="28"/>
         </w:rPr>
       </w:pPr>
-      <w:r>
-        <w:rPr>
-          <w:sz w:val="28"/>
-          <w:szCs w:val="28"/>
-        </w:rPr>
-        <w:t>Как видно из схемы система получается симметричная поэтому дальнейшие расчеты и рассуждения будем проводить лишь для одного из двигателей, второй будет получен методом копирования.</w:t>
-      </w:r>
     </w:p>
     <w:p>
       <w:pPr>
@@ -5174,7 +5255,7 @@
         <w:pStyle w:val="1"/>
         <w:spacing w:after="720"/>
       </w:pPr>
-      <w:bookmarkStart w:id="3" w:name="_Toc188026728"/>
+      <w:bookmarkStart w:id="3" w:name="_Toc240390840"/>
       <w:r>
         <w:lastRenderedPageBreak/>
         <w:t>3 Создание блока управления двигателем</w:t>
@@ -5296,369 +5377,6 @@
             <wp:extent cx="3009900" cy="1772277"/>
             <wp:effectExtent l="0" t="0" r="0" b="0"/>
             <wp:docPr id="6" name="Рисунок 6"/>
-            <wp:cNvGraphicFramePr>
-              <a:graphicFrameLocks xmlns:a="http://schemas.openxmlformats.org/drawingml/2006/main" noChangeAspect="1"/>
-            </wp:cNvGraphicFramePr>
-            <a:graphic xmlns:a="http://schemas.openxmlformats.org/drawingml/2006/main">
-              <a:graphicData uri="http://schemas.openxmlformats.org/drawingml/2006/picture">
-                <pic:pic xmlns:pic="http://schemas.openxmlformats.org/drawingml/2006/picture">
-                  <pic:nvPicPr>
-                    <pic:cNvPr id="1" name=""/>
-                    <pic:cNvPicPr/>
-                  </pic:nvPicPr>
-                  <pic:blipFill>
-                    <a:blip r:embed="rId13"/>
-                    <a:stretch>
-                      <a:fillRect/>
-                    </a:stretch>
-                  </pic:blipFill>
-                  <pic:spPr>
-                    <a:xfrm>
-                      <a:off x="0" y="0"/>
-                      <a:ext cx="3016162" cy="1775964"/>
-                    </a:xfrm>
-                    <a:prstGeom prst="rect">
-                      <a:avLst/>
-                    </a:prstGeom>
-                  </pic:spPr>
-                </pic:pic>
-              </a:graphicData>
-            </a:graphic>
-          </wp:inline>
-        </w:drawing>
-      </w:r>
-    </w:p>
-    <w:p>
-      <w:pPr>
-        <w:spacing w:line="360" w:lineRule="auto"/>
-        <w:jc w:val="center"/>
-        <w:rPr>
-          <w:sz w:val="28"/>
-          <w:szCs w:val="28"/>
-          <w:lang w:val="en-US"/>
-        </w:rPr>
-      </w:pPr>
-      <w:r>
-        <w:rPr>
-          <w:sz w:val="28"/>
-          <w:szCs w:val="28"/>
-        </w:rPr>
-        <w:t xml:space="preserve">Рис. 5 Контроллер </w:t>
-      </w:r>
-      <w:r>
-        <w:rPr>
-          <w:sz w:val="28"/>
-          <w:szCs w:val="28"/>
-          <w:lang w:val="en-US"/>
-        </w:rPr>
-        <w:t>JY01</w:t>
-      </w:r>
-    </w:p>
-    <w:p>
-      <w:pPr>
-        <w:jc w:val="center"/>
-      </w:pPr>
-      <w:r>
-        <w:rPr>
-          <w:noProof/>
-        </w:rPr>
-        <w:drawing>
-          <wp:inline distT="0" distB="0" distL="0" distR="0" wp14:anchorId="1D7593C1" wp14:editId="5842A4FD">
-            <wp:extent cx="5958840" cy="2043985"/>
-            <wp:effectExtent l="0" t="0" r="3810" b="0"/>
-            <wp:docPr id="7" name="Рисунок 7"/>
-            <wp:cNvGraphicFramePr>
-              <a:graphicFrameLocks xmlns:a="http://schemas.openxmlformats.org/drawingml/2006/main" noChangeAspect="1"/>
-            </wp:cNvGraphicFramePr>
-            <a:graphic xmlns:a="http://schemas.openxmlformats.org/drawingml/2006/main">
-              <a:graphicData uri="http://schemas.openxmlformats.org/drawingml/2006/picture">
-                <pic:pic xmlns:pic="http://schemas.openxmlformats.org/drawingml/2006/picture">
-                  <pic:nvPicPr>
-                    <pic:cNvPr id="1" name=""/>
-                    <pic:cNvPicPr/>
-                  </pic:nvPicPr>
-                  <pic:blipFill>
-                    <a:blip r:embed="rId14"/>
-                    <a:stretch>
-                      <a:fillRect/>
-                    </a:stretch>
-                  </pic:blipFill>
-                  <pic:spPr>
-                    <a:xfrm>
-                      <a:off x="0" y="0"/>
-                      <a:ext cx="5976929" cy="2050190"/>
-                    </a:xfrm>
-                    <a:prstGeom prst="rect">
-                      <a:avLst/>
-                    </a:prstGeom>
-                  </pic:spPr>
-                </pic:pic>
-              </a:graphicData>
-            </a:graphic>
-          </wp:inline>
-        </w:drawing>
-      </w:r>
-    </w:p>
-    <w:p>
-      <w:pPr>
-        <w:spacing w:line="360" w:lineRule="auto"/>
-        <w:jc w:val="center"/>
-        <w:rPr>
-          <w:sz w:val="28"/>
-          <w:szCs w:val="28"/>
-        </w:rPr>
-      </w:pPr>
-      <w:r>
-        <w:rPr>
-          <w:sz w:val="28"/>
-          <w:szCs w:val="28"/>
-        </w:rPr>
-        <w:t>Рис. 6 Осциллограмма управляющих сигналов</w:t>
-      </w:r>
-    </w:p>
-    <w:p>
-      <w:pPr>
-        <w:spacing w:line="360" w:lineRule="auto"/>
-        <w:jc w:val="center"/>
-        <w:rPr>
-          <w:sz w:val="28"/>
-          <w:szCs w:val="28"/>
-        </w:rPr>
-      </w:pPr>
-    </w:p>
-    <w:p>
-      <w:pPr>
-        <w:spacing w:line="360" w:lineRule="auto"/>
-        <w:jc w:val="both"/>
-        <w:rPr>
-          <w:sz w:val="28"/>
-          <w:szCs w:val="28"/>
-        </w:rPr>
-      </w:pPr>
-      <w:r>
-        <w:rPr>
-          <w:sz w:val="28"/>
-          <w:szCs w:val="28"/>
-        </w:rPr>
-        <w:tab/>
-        <w:t>В документации к микросхеме</w:t>
-      </w:r>
-      <w:r>
-        <w:rPr>
-          <w:sz w:val="28"/>
-          <w:szCs w:val="28"/>
-        </w:rPr>
-        <w:t>[6]</w:t>
-      </w:r>
-      <w:r>
-        <w:rPr>
-          <w:sz w:val="28"/>
-          <w:szCs w:val="28"/>
-        </w:rPr>
-        <w:t xml:space="preserve"> приведены несколько схем подключения, различных ситуаций, например схема с обратной связью по току, или по </w:t>
-      </w:r>
-      <w:r>
-        <w:rPr>
-          <w:sz w:val="28"/>
-          <w:szCs w:val="28"/>
-        </w:rPr>
-        <w:lastRenderedPageBreak/>
-        <w:t>скорости. Выбираем схему с датчиками холла так как в выбранный двигатель они встроены и мы можем их использовать. Схема Подключения представлена на рис. 7.</w:t>
-      </w:r>
-    </w:p>
-    <w:p>
-      <w:pPr>
-        <w:spacing w:line="360" w:lineRule="auto"/>
-        <w:jc w:val="center"/>
-        <w:rPr>
-          <w:sz w:val="28"/>
-          <w:szCs w:val="28"/>
-        </w:rPr>
-      </w:pPr>
-      <w:r>
-        <w:rPr>
-          <w:noProof/>
-        </w:rPr>
-        <w:drawing>
-          <wp:inline distT="0" distB="0" distL="0" distR="0" wp14:anchorId="3C84E1A3" wp14:editId="26DD8A66">
-            <wp:extent cx="5490982" cy="2726690"/>
-            <wp:effectExtent l="0" t="0" r="0" b="0"/>
-            <wp:docPr id="8" name="Рисунок 8"/>
-            <wp:cNvGraphicFramePr>
-              <a:graphicFrameLocks xmlns:a="http://schemas.openxmlformats.org/drawingml/2006/main" noChangeAspect="1"/>
-            </wp:cNvGraphicFramePr>
-            <a:graphic xmlns:a="http://schemas.openxmlformats.org/drawingml/2006/main">
-              <a:graphicData uri="http://schemas.openxmlformats.org/drawingml/2006/picture">
-                <pic:pic xmlns:pic="http://schemas.openxmlformats.org/drawingml/2006/picture">
-                  <pic:nvPicPr>
-                    <pic:cNvPr id="1" name=""/>
-                    <pic:cNvPicPr/>
-                  </pic:nvPicPr>
-                  <pic:blipFill>
-                    <a:blip r:embed="rId15"/>
-                    <a:stretch>
-                      <a:fillRect/>
-                    </a:stretch>
-                  </pic:blipFill>
-                  <pic:spPr>
-                    <a:xfrm>
-                      <a:off x="0" y="0"/>
-                      <a:ext cx="5492342" cy="2727365"/>
-                    </a:xfrm>
-                    <a:prstGeom prst="rect">
-                      <a:avLst/>
-                    </a:prstGeom>
-                  </pic:spPr>
-                </pic:pic>
-              </a:graphicData>
-            </a:graphic>
-          </wp:inline>
-        </w:drawing>
-      </w:r>
-    </w:p>
-    <w:p>
-      <w:pPr>
-        <w:spacing w:line="360" w:lineRule="auto"/>
-        <w:jc w:val="center"/>
-        <w:rPr>
-          <w:sz w:val="28"/>
-          <w:szCs w:val="28"/>
-        </w:rPr>
-      </w:pPr>
-      <w:r>
-        <w:rPr>
-          <w:sz w:val="28"/>
-          <w:szCs w:val="28"/>
-        </w:rPr>
-        <w:t>Рис. 7 Схема подключения с датчиками Холла</w:t>
-      </w:r>
-    </w:p>
-    <w:p>
-      <w:pPr>
-        <w:spacing w:line="360" w:lineRule="auto"/>
-        <w:jc w:val="both"/>
-        <w:rPr>
-          <w:sz w:val="28"/>
-          <w:szCs w:val="28"/>
-        </w:rPr>
-      </w:pPr>
-      <w:r>
-        <w:rPr>
-          <w:sz w:val="28"/>
-          <w:szCs w:val="28"/>
-        </w:rPr>
-        <w:tab/>
-        <w:t xml:space="preserve">Помимо самого драйвера в систему также входят драйверы ключей </w:t>
-      </w:r>
-      <w:r>
-        <w:rPr>
-          <w:sz w:val="28"/>
-          <w:szCs w:val="28"/>
-          <w:lang w:val="en-US"/>
-        </w:rPr>
-        <w:t>IR</w:t>
-      </w:r>
-      <w:r>
-        <w:rPr>
-          <w:sz w:val="28"/>
-          <w:szCs w:val="28"/>
-        </w:rPr>
-        <w:t>2101</w:t>
-      </w:r>
-      <w:r>
-        <w:rPr>
-          <w:sz w:val="28"/>
-          <w:szCs w:val="28"/>
-        </w:rPr>
-        <w:t xml:space="preserve">. </w:t>
-      </w:r>
-      <w:r>
-        <w:rPr>
-          <w:sz w:val="28"/>
-          <w:szCs w:val="28"/>
-        </w:rPr>
-        <w:t xml:space="preserve">Выбираем вариант в корпусе </w:t>
-      </w:r>
-      <w:r>
-        <w:rPr>
-          <w:sz w:val="28"/>
-          <w:szCs w:val="28"/>
-          <w:lang w:val="en-US"/>
-        </w:rPr>
-        <w:t>SOIC</w:t>
-      </w:r>
-      <w:r>
-        <w:rPr>
-          <w:sz w:val="28"/>
-          <w:szCs w:val="28"/>
-        </w:rPr>
-        <w:t>8</w:t>
-      </w:r>
-      <w:r>
-        <w:rPr>
-          <w:sz w:val="28"/>
-          <w:szCs w:val="28"/>
-        </w:rPr>
-        <w:t xml:space="preserve">, так как </w:t>
-      </w:r>
-      <w:r>
-        <w:rPr>
-          <w:sz w:val="28"/>
-          <w:szCs w:val="28"/>
-        </w:rPr>
-        <w:t xml:space="preserve">он подходит по мощности и занимает меньше места чем </w:t>
-      </w:r>
-      <w:r>
-        <w:rPr>
-          <w:sz w:val="28"/>
-          <w:szCs w:val="28"/>
-          <w:lang w:val="en-US"/>
-        </w:rPr>
-        <w:t>DIP</w:t>
-      </w:r>
-      <w:r>
-        <w:rPr>
-          <w:sz w:val="28"/>
-          <w:szCs w:val="28"/>
-        </w:rPr>
-        <w:t xml:space="preserve"> </w:t>
-      </w:r>
-      <w:r>
-        <w:rPr>
-          <w:sz w:val="28"/>
-          <w:szCs w:val="28"/>
-        </w:rPr>
-        <w:t>исполнение. Типовая схема подключения представлена на рисунке 8.</w:t>
-      </w:r>
-    </w:p>
-    <w:p>
-      <w:pPr>
-        <w:spacing w:line="360" w:lineRule="auto"/>
-        <w:jc w:val="both"/>
-        <w:rPr>
-          <w:sz w:val="28"/>
-          <w:szCs w:val="28"/>
-        </w:rPr>
-      </w:pPr>
-    </w:p>
-    <w:p>
-      <w:pPr>
-        <w:spacing w:line="360" w:lineRule="auto"/>
-        <w:jc w:val="center"/>
-        <w:rPr>
-          <w:sz w:val="28"/>
-          <w:szCs w:val="28"/>
-        </w:rPr>
-      </w:pPr>
-      <w:r>
-        <w:rPr>
-          <w:noProof/>
-        </w:rPr>
-        <w:drawing>
-          <wp:inline distT="0" distB="0" distL="0" distR="0" wp14:anchorId="550AFA40" wp14:editId="6B4F2D7D">
-            <wp:extent cx="5059680" cy="2414871"/>
-            <wp:effectExtent l="0" t="0" r="7620" b="5080"/>
-            <wp:docPr id="9" name="Рисунок 9"/>
             <wp:cNvGraphicFramePr>
               <a:graphicFrameLocks xmlns:a="http://schemas.openxmlformats.org/drawingml/2006/main" noChangeAspect="1"/>
             </wp:cNvGraphicFramePr>
@@ -5678,6 +5396,369 @@
                   <pic:spPr>
                     <a:xfrm>
                       <a:off x="0" y="0"/>
+                      <a:ext cx="3016162" cy="1775964"/>
+                    </a:xfrm>
+                    <a:prstGeom prst="rect">
+                      <a:avLst/>
+                    </a:prstGeom>
+                  </pic:spPr>
+                </pic:pic>
+              </a:graphicData>
+            </a:graphic>
+          </wp:inline>
+        </w:drawing>
+      </w:r>
+    </w:p>
+    <w:p>
+      <w:pPr>
+        <w:spacing w:line="360" w:lineRule="auto"/>
+        <w:jc w:val="center"/>
+        <w:rPr>
+          <w:sz w:val="28"/>
+          <w:szCs w:val="28"/>
+          <w:lang w:val="en-US"/>
+        </w:rPr>
+      </w:pPr>
+      <w:r>
+        <w:rPr>
+          <w:sz w:val="28"/>
+          <w:szCs w:val="28"/>
+        </w:rPr>
+        <w:t xml:space="preserve">Рис. 5 Контроллер </w:t>
+      </w:r>
+      <w:r>
+        <w:rPr>
+          <w:sz w:val="28"/>
+          <w:szCs w:val="28"/>
+          <w:lang w:val="en-US"/>
+        </w:rPr>
+        <w:t>JY01</w:t>
+      </w:r>
+    </w:p>
+    <w:p>
+      <w:pPr>
+        <w:jc w:val="center"/>
+      </w:pPr>
+      <w:r>
+        <w:rPr>
+          <w:noProof/>
+        </w:rPr>
+        <w:drawing>
+          <wp:inline distT="0" distB="0" distL="0" distR="0" wp14:anchorId="1D7593C1" wp14:editId="5842A4FD">
+            <wp:extent cx="5958840" cy="2043985"/>
+            <wp:effectExtent l="0" t="0" r="3810" b="0"/>
+            <wp:docPr id="7" name="Рисунок 7"/>
+            <wp:cNvGraphicFramePr>
+              <a:graphicFrameLocks xmlns:a="http://schemas.openxmlformats.org/drawingml/2006/main" noChangeAspect="1"/>
+            </wp:cNvGraphicFramePr>
+            <a:graphic xmlns:a="http://schemas.openxmlformats.org/drawingml/2006/main">
+              <a:graphicData uri="http://schemas.openxmlformats.org/drawingml/2006/picture">
+                <pic:pic xmlns:pic="http://schemas.openxmlformats.org/drawingml/2006/picture">
+                  <pic:nvPicPr>
+                    <pic:cNvPr id="1" name=""/>
+                    <pic:cNvPicPr/>
+                  </pic:nvPicPr>
+                  <pic:blipFill>
+                    <a:blip r:embed="rId17"/>
+                    <a:stretch>
+                      <a:fillRect/>
+                    </a:stretch>
+                  </pic:blipFill>
+                  <pic:spPr>
+                    <a:xfrm>
+                      <a:off x="0" y="0"/>
+                      <a:ext cx="5976929" cy="2050190"/>
+                    </a:xfrm>
+                    <a:prstGeom prst="rect">
+                      <a:avLst/>
+                    </a:prstGeom>
+                  </pic:spPr>
+                </pic:pic>
+              </a:graphicData>
+            </a:graphic>
+          </wp:inline>
+        </w:drawing>
+      </w:r>
+    </w:p>
+    <w:p>
+      <w:pPr>
+        <w:spacing w:line="360" w:lineRule="auto"/>
+        <w:jc w:val="center"/>
+        <w:rPr>
+          <w:sz w:val="28"/>
+          <w:szCs w:val="28"/>
+        </w:rPr>
+      </w:pPr>
+      <w:r>
+        <w:rPr>
+          <w:sz w:val="28"/>
+          <w:szCs w:val="28"/>
+        </w:rPr>
+        <w:t>Рис. 6 Осциллограмма управляющих сигналов</w:t>
+      </w:r>
+    </w:p>
+    <w:p>
+      <w:pPr>
+        <w:spacing w:line="360" w:lineRule="auto"/>
+        <w:jc w:val="center"/>
+        <w:rPr>
+          <w:sz w:val="28"/>
+          <w:szCs w:val="28"/>
+        </w:rPr>
+      </w:pPr>
+    </w:p>
+    <w:p>
+      <w:pPr>
+        <w:spacing w:line="360" w:lineRule="auto"/>
+        <w:jc w:val="both"/>
+        <w:rPr>
+          <w:sz w:val="28"/>
+          <w:szCs w:val="28"/>
+        </w:rPr>
+      </w:pPr>
+      <w:r>
+        <w:rPr>
+          <w:sz w:val="28"/>
+          <w:szCs w:val="28"/>
+        </w:rPr>
+        <w:tab/>
+        <w:t>В документации к микросхеме</w:t>
+      </w:r>
+      <w:r>
+        <w:rPr>
+          <w:sz w:val="28"/>
+          <w:szCs w:val="28"/>
+        </w:rPr>
+        <w:t>[6]</w:t>
+      </w:r>
+      <w:r>
+        <w:rPr>
+          <w:sz w:val="28"/>
+          <w:szCs w:val="28"/>
+        </w:rPr>
+        <w:t xml:space="preserve"> приведены несколько схем подключения, различных ситуаций, например схема с обратной связью по току, или по </w:t>
+      </w:r>
+      <w:r>
+        <w:rPr>
+          <w:sz w:val="28"/>
+          <w:szCs w:val="28"/>
+        </w:rPr>
+        <w:lastRenderedPageBreak/>
+        <w:t>скорости. Выбираем схему с датчиками холла так как в выбранный двигатель они встроены и мы можем их использовать. Схема Подключения представлена на рис. 7.</w:t>
+      </w:r>
+    </w:p>
+    <w:p>
+      <w:pPr>
+        <w:spacing w:line="360" w:lineRule="auto"/>
+        <w:jc w:val="center"/>
+        <w:rPr>
+          <w:sz w:val="28"/>
+          <w:szCs w:val="28"/>
+        </w:rPr>
+      </w:pPr>
+      <w:r>
+        <w:rPr>
+          <w:noProof/>
+        </w:rPr>
+        <w:drawing>
+          <wp:inline distT="0" distB="0" distL="0" distR="0" wp14:anchorId="3C84E1A3" wp14:editId="26DD8A66">
+            <wp:extent cx="5490982" cy="2726690"/>
+            <wp:effectExtent l="0" t="0" r="0" b="0"/>
+            <wp:docPr id="8" name="Рисунок 8"/>
+            <wp:cNvGraphicFramePr>
+              <a:graphicFrameLocks xmlns:a="http://schemas.openxmlformats.org/drawingml/2006/main" noChangeAspect="1"/>
+            </wp:cNvGraphicFramePr>
+            <a:graphic xmlns:a="http://schemas.openxmlformats.org/drawingml/2006/main">
+              <a:graphicData uri="http://schemas.openxmlformats.org/drawingml/2006/picture">
+                <pic:pic xmlns:pic="http://schemas.openxmlformats.org/drawingml/2006/picture">
+                  <pic:nvPicPr>
+                    <pic:cNvPr id="1" name=""/>
+                    <pic:cNvPicPr/>
+                  </pic:nvPicPr>
+                  <pic:blipFill>
+                    <a:blip r:embed="rId18"/>
+                    <a:stretch>
+                      <a:fillRect/>
+                    </a:stretch>
+                  </pic:blipFill>
+                  <pic:spPr>
+                    <a:xfrm>
+                      <a:off x="0" y="0"/>
+                      <a:ext cx="5492342" cy="2727365"/>
+                    </a:xfrm>
+                    <a:prstGeom prst="rect">
+                      <a:avLst/>
+                    </a:prstGeom>
+                  </pic:spPr>
+                </pic:pic>
+              </a:graphicData>
+            </a:graphic>
+          </wp:inline>
+        </w:drawing>
+      </w:r>
+    </w:p>
+    <w:p>
+      <w:pPr>
+        <w:spacing w:line="360" w:lineRule="auto"/>
+        <w:jc w:val="center"/>
+        <w:rPr>
+          <w:sz w:val="28"/>
+          <w:szCs w:val="28"/>
+        </w:rPr>
+      </w:pPr>
+      <w:r>
+        <w:rPr>
+          <w:sz w:val="28"/>
+          <w:szCs w:val="28"/>
+        </w:rPr>
+        <w:t>Рис. 7 Схема подключения с датчиками Холла</w:t>
+      </w:r>
+    </w:p>
+    <w:p>
+      <w:pPr>
+        <w:spacing w:line="360" w:lineRule="auto"/>
+        <w:jc w:val="both"/>
+        <w:rPr>
+          <w:sz w:val="28"/>
+          <w:szCs w:val="28"/>
+        </w:rPr>
+      </w:pPr>
+      <w:r>
+        <w:rPr>
+          <w:sz w:val="28"/>
+          <w:szCs w:val="28"/>
+        </w:rPr>
+        <w:tab/>
+        <w:t xml:space="preserve">Помимо самого драйвера в систему также входят драйверы ключей </w:t>
+      </w:r>
+      <w:r>
+        <w:rPr>
+          <w:sz w:val="28"/>
+          <w:szCs w:val="28"/>
+          <w:lang w:val="en-US"/>
+        </w:rPr>
+        <w:t>IR</w:t>
+      </w:r>
+      <w:r>
+        <w:rPr>
+          <w:sz w:val="28"/>
+          <w:szCs w:val="28"/>
+        </w:rPr>
+        <w:t>2101</w:t>
+      </w:r>
+      <w:r>
+        <w:rPr>
+          <w:sz w:val="28"/>
+          <w:szCs w:val="28"/>
+        </w:rPr>
+        <w:t xml:space="preserve">. </w:t>
+      </w:r>
+      <w:r>
+        <w:rPr>
+          <w:sz w:val="28"/>
+          <w:szCs w:val="28"/>
+        </w:rPr>
+        <w:t xml:space="preserve">Выбираем вариант в корпусе </w:t>
+      </w:r>
+      <w:r>
+        <w:rPr>
+          <w:sz w:val="28"/>
+          <w:szCs w:val="28"/>
+          <w:lang w:val="en-US"/>
+        </w:rPr>
+        <w:t>SOIC</w:t>
+      </w:r>
+      <w:r>
+        <w:rPr>
+          <w:sz w:val="28"/>
+          <w:szCs w:val="28"/>
+        </w:rPr>
+        <w:t>8</w:t>
+      </w:r>
+      <w:r>
+        <w:rPr>
+          <w:sz w:val="28"/>
+          <w:szCs w:val="28"/>
+        </w:rPr>
+        <w:t xml:space="preserve">, так как </w:t>
+      </w:r>
+      <w:r>
+        <w:rPr>
+          <w:sz w:val="28"/>
+          <w:szCs w:val="28"/>
+        </w:rPr>
+        <w:t xml:space="preserve">он подходит по мощности и занимает меньше места чем </w:t>
+      </w:r>
+      <w:r>
+        <w:rPr>
+          <w:sz w:val="28"/>
+          <w:szCs w:val="28"/>
+          <w:lang w:val="en-US"/>
+        </w:rPr>
+        <w:t>DIP</w:t>
+      </w:r>
+      <w:r>
+        <w:rPr>
+          <w:sz w:val="28"/>
+          <w:szCs w:val="28"/>
+        </w:rPr>
+        <w:t xml:space="preserve"> </w:t>
+      </w:r>
+      <w:r>
+        <w:rPr>
+          <w:sz w:val="28"/>
+          <w:szCs w:val="28"/>
+        </w:rPr>
+        <w:t>исполнение. Типовая схема подключения представлена на рисунке 8.</w:t>
+      </w:r>
+    </w:p>
+    <w:p>
+      <w:pPr>
+        <w:spacing w:line="360" w:lineRule="auto"/>
+        <w:jc w:val="both"/>
+        <w:rPr>
+          <w:sz w:val="28"/>
+          <w:szCs w:val="28"/>
+        </w:rPr>
+      </w:pPr>
+    </w:p>
+    <w:p>
+      <w:pPr>
+        <w:spacing w:line="360" w:lineRule="auto"/>
+        <w:jc w:val="center"/>
+        <w:rPr>
+          <w:sz w:val="28"/>
+          <w:szCs w:val="28"/>
+        </w:rPr>
+      </w:pPr>
+      <w:r>
+        <w:rPr>
+          <w:noProof/>
+        </w:rPr>
+        <w:drawing>
+          <wp:inline distT="0" distB="0" distL="0" distR="0" wp14:anchorId="550AFA40" wp14:editId="6B4F2D7D">
+            <wp:extent cx="5059680" cy="2414871"/>
+            <wp:effectExtent l="0" t="0" r="7620" b="5080"/>
+            <wp:docPr id="9" name="Рисунок 9"/>
+            <wp:cNvGraphicFramePr>
+              <a:graphicFrameLocks xmlns:a="http://schemas.openxmlformats.org/drawingml/2006/main" noChangeAspect="1"/>
+            </wp:cNvGraphicFramePr>
+            <a:graphic xmlns:a="http://schemas.openxmlformats.org/drawingml/2006/main">
+              <a:graphicData uri="http://schemas.openxmlformats.org/drawingml/2006/picture">
+                <pic:pic xmlns:pic="http://schemas.openxmlformats.org/drawingml/2006/picture">
+                  <pic:nvPicPr>
+                    <pic:cNvPr id="1" name=""/>
+                    <pic:cNvPicPr/>
+                  </pic:nvPicPr>
+                  <pic:blipFill>
+                    <a:blip r:embed="rId19"/>
+                    <a:stretch>
+                      <a:fillRect/>
+                    </a:stretch>
+                  </pic:blipFill>
+                  <pic:spPr>
+                    <a:xfrm>
+                      <a:off x="0" y="0"/>
                       <a:ext cx="5067746" cy="2418721"/>
                     </a:xfrm>
                     <a:prstGeom prst="rect">
@@ -5815,7 +5896,7 @@
       <w:pPr>
         <w:pStyle w:val="2"/>
       </w:pPr>
-      <w:bookmarkStart w:id="4" w:name="_Toc188026729"/>
+      <w:bookmarkStart w:id="4" w:name="_Toc240390841"/>
       <w:r>
         <w:t>3.1 Расчет силового каскада</w:t>
       </w:r>
@@ -7047,7 +7128,7 @@
                     <pic:cNvPicPr/>
                   </pic:nvPicPr>
                   <pic:blipFill>
-                    <a:blip r:embed="rId17"/>
+                    <a:blip r:embed="rId20"/>
                     <a:stretch>
                       <a:fillRect/>
                     </a:stretch>
@@ -9367,7 +9448,7 @@
       <w:pPr>
         <w:pStyle w:val="2"/>
       </w:pPr>
-      <w:bookmarkStart w:id="5" w:name="_Toc188026730"/>
+      <w:bookmarkStart w:id="5" w:name="_Toc240390842"/>
       <w:r>
         <w:t>3.2 Гальваническая развязка</w:t>
       </w:r>
@@ -9952,7 +10033,7 @@
                     <pic:cNvPicPr/>
                   </pic:nvPicPr>
                   <pic:blipFill>
-                    <a:blip r:embed="rId18">
+                    <a:blip r:embed="rId21">
                       <a:extLst>
                         <a:ext uri="{28A0092B-C50C-407E-A947-70E740481C1C}">
                           <a14:useLocalDpi xmlns:a14="http://schemas.microsoft.com/office/drawing/2010/main" val="0"/>
@@ -11880,7 +11961,7 @@
         <w:pStyle w:val="1"/>
         <w:spacing w:line="720" w:lineRule="auto"/>
       </w:pPr>
-      <w:bookmarkStart w:id="6" w:name="_Toc188026731"/>
+      <w:bookmarkStart w:id="6" w:name="_Toc240390843"/>
       <w:r>
         <w:lastRenderedPageBreak/>
         <w:t>4</w:t>
@@ -12885,7 +12966,7 @@
                     <pic:cNvPicPr/>
                   </pic:nvPicPr>
                   <pic:blipFill>
-                    <a:blip r:embed="rId19" cstate="print">
+                    <a:blip r:embed="rId22" cstate="print">
                       <a:extLst>
                         <a:ext uri="{28A0092B-C50C-407E-A947-70E740481C1C}">
                           <a14:useLocalDpi xmlns:a14="http://schemas.microsoft.com/office/drawing/2010/main" val="0"/>
@@ -13159,7 +13240,7 @@
                     <pic:cNvPicPr/>
                   </pic:nvPicPr>
                   <pic:blipFill>
-                    <a:blip r:embed="rId20"/>
+                    <a:blip r:embed="rId23"/>
                     <a:stretch>
                       <a:fillRect/>
                     </a:stretch>
@@ -13477,7 +13558,7 @@
                     <pic:cNvPicPr/>
                   </pic:nvPicPr>
                   <pic:blipFill>
-                    <a:blip r:embed="rId21">
+                    <a:blip r:embed="rId24">
                       <a:extLst>
                         <a:ext uri="{28A0092B-C50C-407E-A947-70E740481C1C}">
                           <a14:useLocalDpi xmlns:a14="http://schemas.microsoft.com/office/drawing/2010/main" val="0"/>
@@ -14427,7 +14508,7 @@
       <w:pPr>
         <w:pStyle w:val="2"/>
       </w:pPr>
-      <w:bookmarkStart w:id="7" w:name="_Toc188026732"/>
+      <w:bookmarkStart w:id="7" w:name="_Toc240390844"/>
       <w:r>
         <w:lastRenderedPageBreak/>
         <w:t>4.1 Подключение информационных выводов микроконтроллера.</w:t>
@@ -14835,7 +14916,7 @@
                     <pic:cNvPicPr/>
                   </pic:nvPicPr>
                   <pic:blipFill>
-                    <a:blip r:embed="rId22"/>
+                    <a:blip r:embed="rId25"/>
                     <a:stretch>
                       <a:fillRect/>
                     </a:stretch>
@@ -14928,22 +15009,77 @@
       </w:pPr>
       <w:r>
         <w:rPr>
-          <w:noProof/>
+          <w:sz w:val="28"/>
+          <w:szCs w:val="28"/>
         </w:rPr>
         <w:lastRenderedPageBreak/>
+        <w:t>Настроим все подключения и получим схему подключения (рис. 15)</w:t>
+      </w:r>
+      <w:r>
+        <w:rPr>
+          <w:sz w:val="28"/>
+          <w:szCs w:val="28"/>
+        </w:rPr>
+        <w:t xml:space="preserve"> таймер 2 и таймер 5 используем в режиме </w:t>
+      </w:r>
+      <w:proofErr w:type="spellStart"/>
+      <w:r>
+        <w:rPr>
+          <w:sz w:val="28"/>
+          <w:szCs w:val="28"/>
+        </w:rPr>
+        <w:t>энкодера</w:t>
+      </w:r>
+      <w:proofErr w:type="spellEnd"/>
+      <w:r>
+        <w:rPr>
+          <w:sz w:val="28"/>
+          <w:szCs w:val="28"/>
+        </w:rPr>
+        <w:t xml:space="preserve"> на 3 канала</w:t>
+      </w:r>
+      <w:r>
+        <w:rPr>
+          <w:sz w:val="28"/>
+          <w:szCs w:val="28"/>
+        </w:rPr>
+        <w:t>.</w:t>
+      </w:r>
+      <w:r>
+        <w:rPr>
+          <w:sz w:val="28"/>
+          <w:szCs w:val="28"/>
+        </w:rPr>
+        <w:t xml:space="preserve"> Таймер 4 для генерации ШИМ на каналах 1 и 2.</w:t>
+      </w:r>
+      <w:r>
+        <w:rPr>
+          <w:sz w:val="28"/>
+          <w:szCs w:val="28"/>
+        </w:rPr>
+        <w:t xml:space="preserve"> </w:t>
+      </w:r>
+    </w:p>
+    <w:p>
+      <w:pPr>
+        <w:spacing w:line="360" w:lineRule="auto"/>
+        <w:ind w:firstLine="708"/>
+        <w:jc w:val="both"/>
+        <w:rPr>
+          <w:sz w:val="28"/>
+          <w:szCs w:val="28"/>
+        </w:rPr>
+      </w:pPr>
+      <w:r>
+        <w:rPr>
+          <w:sz w:val="28"/>
+          <w:szCs w:val="28"/>
+        </w:rPr>
         <w:drawing>
-          <wp:anchor distT="0" distB="0" distL="114300" distR="114300" simplePos="0" relativeHeight="251666432" behindDoc="0" locked="0" layoutInCell="1" allowOverlap="1" wp14:anchorId="5EA3C255" wp14:editId="7697BF7F">
-            <wp:simplePos x="0" y="0"/>
-            <wp:positionH relativeFrom="column">
-              <wp:posOffset>870585</wp:posOffset>
-            </wp:positionH>
-            <wp:positionV relativeFrom="paragraph">
-              <wp:posOffset>948690</wp:posOffset>
-            </wp:positionV>
-            <wp:extent cx="4786630" cy="4653915"/>
-            <wp:effectExtent l="0" t="0" r="0" b="0"/>
-            <wp:wrapTopAndBottom/>
-            <wp:docPr id="21" name="Рисунок 21"/>
+          <wp:inline distT="0" distB="0" distL="0" distR="0" wp14:anchorId="2283E366" wp14:editId="6F03A686">
+            <wp:extent cx="5637530" cy="4657539"/>
+            <wp:effectExtent l="0" t="0" r="1270" b="0"/>
+            <wp:docPr id="39" name="Рисунок 39"/>
             <wp:cNvGraphicFramePr>
               <a:graphicFrameLocks xmlns:a="http://schemas.openxmlformats.org/drawingml/2006/main" noChangeAspect="1"/>
             </wp:cNvGraphicFramePr>
@@ -14954,82 +15090,33 @@
                     <pic:cNvPr id="1" name=""/>
                     <pic:cNvPicPr/>
                   </pic:nvPicPr>
-                  <pic:blipFill>
-                    <a:blip r:embed="rId23">
-                      <a:extLst>
-                        <a:ext uri="{28A0092B-C50C-407E-A947-70E740481C1C}">
-                          <a14:useLocalDpi xmlns:a14="http://schemas.microsoft.com/office/drawing/2010/main" val="0"/>
-                        </a:ext>
-                      </a:extLst>
-                    </a:blip>
-                    <a:stretch>
-                      <a:fillRect/>
-                    </a:stretch>
+                  <pic:blipFill rotWithShape="1">
+                    <a:blip r:embed="rId26"/>
+                    <a:srcRect l="560" r="-1"/>
+                    <a:stretch/>
                   </pic:blipFill>
-                  <pic:spPr>
+                  <pic:spPr bwMode="auto">
                     <a:xfrm>
                       <a:off x="0" y="0"/>
-                      <a:ext cx="4786630" cy="4653915"/>
+                      <a:ext cx="5640872" cy="4660300"/>
                     </a:xfrm>
                     <a:prstGeom prst="rect">
                       <a:avLst/>
                     </a:prstGeom>
+                    <a:ln>
+                      <a:noFill/>
+                    </a:ln>
+                    <a:extLst>
+                      <a:ext uri="{53640926-AAD7-44D8-BBD7-CCE9431645EC}">
+                        <a14:shadowObscured xmlns:a14="http://schemas.microsoft.com/office/drawing/2010/main"/>
+                      </a:ext>
+                    </a:extLst>
                   </pic:spPr>
                 </pic:pic>
               </a:graphicData>
             </a:graphic>
-            <wp14:sizeRelH relativeFrom="margin">
-              <wp14:pctWidth>0</wp14:pctWidth>
-            </wp14:sizeRelH>
-            <wp14:sizeRelV relativeFrom="margin">
-              <wp14:pctHeight>0</wp14:pctHeight>
-            </wp14:sizeRelV>
-          </wp:anchor>
+          </wp:inline>
         </w:drawing>
-      </w:r>
-      <w:r>
-        <w:rPr>
-          <w:sz w:val="28"/>
-          <w:szCs w:val="28"/>
-        </w:rPr>
-        <w:t>Настроим все подключения и получим схему подключения (рис. 15)</w:t>
-      </w:r>
-      <w:r>
-        <w:rPr>
-          <w:sz w:val="28"/>
-          <w:szCs w:val="28"/>
-        </w:rPr>
-        <w:t xml:space="preserve"> таймер 2 и таймер 5 используем в режиме </w:t>
-      </w:r>
-      <w:proofErr w:type="spellStart"/>
-      <w:r>
-        <w:rPr>
-          <w:sz w:val="28"/>
-          <w:szCs w:val="28"/>
-        </w:rPr>
-        <w:t>энкодера</w:t>
-      </w:r>
-      <w:proofErr w:type="spellEnd"/>
-      <w:r>
-        <w:rPr>
-          <w:sz w:val="28"/>
-          <w:szCs w:val="28"/>
-        </w:rPr>
-        <w:t xml:space="preserve"> на 3 канала</w:t>
-      </w:r>
-      <w:r>
-        <w:rPr>
-          <w:sz w:val="28"/>
-          <w:szCs w:val="28"/>
-        </w:rPr>
-        <w:t>.</w:t>
-      </w:r>
-      <w:r>
-        <w:rPr>
-          <w:sz w:val="28"/>
-          <w:szCs w:val="28"/>
-        </w:rPr>
-        <w:t xml:space="preserve"> Таймер 4 для генерации ШИМ на каналах 1 и 2.</w:t>
       </w:r>
     </w:p>
     <w:p>
@@ -15150,7 +15237,7 @@
         <w:pStyle w:val="1"/>
         <w:spacing w:after="720"/>
       </w:pPr>
-      <w:bookmarkStart w:id="8" w:name="_Toc188026733"/>
+      <w:bookmarkStart w:id="8" w:name="_Toc240390845"/>
       <w:r>
         <w:lastRenderedPageBreak/>
         <w:t>5</w:t>
@@ -15254,7 +15341,7 @@
                     <pic:cNvPicPr/>
                   </pic:nvPicPr>
                   <pic:blipFill>
-                    <a:blip r:embed="rId24">
+                    <a:blip r:embed="rId27">
                       <a:extLst>
                         <a:ext uri="{28A0092B-C50C-407E-A947-70E740481C1C}">
                           <a14:useLocalDpi xmlns:a14="http://schemas.microsoft.com/office/drawing/2010/main" val="0"/>
@@ -15359,7 +15446,7 @@
                     <pic:cNvPicPr/>
                   </pic:nvPicPr>
                   <pic:blipFill>
-                    <a:blip r:embed="rId25">
+                    <a:blip r:embed="rId28">
                       <a:extLst>
                         <a:ext uri="{28A0092B-C50C-407E-A947-70E740481C1C}">
                           <a14:useLocalDpi xmlns:a14="http://schemas.microsoft.com/office/drawing/2010/main" val="0"/>
@@ -15527,7 +15614,7 @@
         <w:pStyle w:val="1"/>
         <w:spacing w:after="720"/>
       </w:pPr>
-      <w:bookmarkStart w:id="9" w:name="_Toc188026734"/>
+      <w:bookmarkStart w:id="9" w:name="_Toc240390846"/>
       <w:r>
         <w:lastRenderedPageBreak/>
         <w:t>6 Выбор коммутаторов внешних компонентов с платой</w:t>
@@ -15666,7 +15753,7 @@
           <w:sz w:val="28"/>
           <w:szCs w:val="28"/>
         </w:rPr>
-        <w:t>, напряжение питания 12В, точное потребление тока на данном этапе оценить непросто, но с учетом 2 двигателей и потребления логической части, можно оценить потребление:</w:t>
+        <w:t>, напряжение питания 12В, точное потребление тока на данном этапе оценить непросто, но с учетом  двигателей и потребления логической части, можно оценить потребление:</w:t>
       </w:r>
     </w:p>
     <w:p>
@@ -15968,7 +16055,7 @@
                     <pic:cNvPicPr/>
                   </pic:nvPicPr>
                   <pic:blipFill>
-                    <a:blip r:embed="rId26"/>
+                    <a:blip r:embed="rId29"/>
                     <a:stretch>
                       <a:fillRect/>
                     </a:stretch>
@@ -16188,7 +16275,7 @@
                     <pic:cNvPicPr/>
                   </pic:nvPicPr>
                   <pic:blipFill>
-                    <a:blip r:embed="rId27"/>
+                    <a:blip r:embed="rId30"/>
                     <a:stretch>
                       <a:fillRect/>
                     </a:stretch>
@@ -16368,7 +16455,7 @@
                     <pic:cNvPicPr/>
                   </pic:nvPicPr>
                   <pic:blipFill>
-                    <a:blip r:embed="rId28"/>
+                    <a:blip r:embed="rId31"/>
                     <a:stretch>
                       <a:fillRect/>
                     </a:stretch>
@@ -16434,53 +16521,755 @@
         <w:ind w:firstLine="708"/>
         <w:jc w:val="both"/>
         <w:rPr>
+          <w:sz w:val="28"/>
+          <w:szCs w:val="28"/>
+        </w:rPr>
+      </w:pPr>
+      <w:r>
+        <w:rPr>
+          <w:sz w:val="28"/>
+          <w:szCs w:val="28"/>
+        </w:rPr>
+        <w:t xml:space="preserve">Для программирования и отладки будут припаиваться гнезда типа </w:t>
+      </w:r>
+      <w:r>
+        <w:rPr>
+          <w:sz w:val="28"/>
+          <w:szCs w:val="28"/>
+          <w:lang w:val="en-US"/>
+        </w:rPr>
+        <w:t>pin</w:t>
+      </w:r>
+      <w:r>
+        <w:rPr>
+          <w:sz w:val="28"/>
+          <w:szCs w:val="28"/>
+        </w:rPr>
+        <w:t xml:space="preserve"> </w:t>
+      </w:r>
+      <w:r>
+        <w:rPr>
+          <w:sz w:val="28"/>
+          <w:szCs w:val="28"/>
+          <w:lang w:val="en-US"/>
+        </w:rPr>
+        <w:t>header</w:t>
+      </w:r>
+      <w:r>
+        <w:rPr>
+          <w:sz w:val="28"/>
+          <w:szCs w:val="28"/>
+        </w:rPr>
+        <w:t xml:space="preserve"> </w:t>
+      </w:r>
+      <w:r>
+        <w:rPr>
+          <w:sz w:val="28"/>
+          <w:szCs w:val="28"/>
+        </w:rPr>
+        <w:t xml:space="preserve">и отпаиваться в готовом изделии. </w:t>
+      </w:r>
+    </w:p>
+    <w:p>
+      <w:pPr>
+        <w:spacing w:line="360" w:lineRule="auto"/>
+        <w:ind w:firstLine="708"/>
+        <w:jc w:val="both"/>
+        <w:rPr>
+          <w:sz w:val="28"/>
+          <w:szCs w:val="28"/>
+        </w:rPr>
+      </w:pPr>
+    </w:p>
+    <w:p>
+      <w:pPr>
+        <w:spacing w:line="360" w:lineRule="auto"/>
+        <w:ind w:firstLine="708"/>
+        <w:jc w:val="both"/>
+        <w:rPr>
+          <w:sz w:val="28"/>
+          <w:szCs w:val="28"/>
+        </w:rPr>
+      </w:pPr>
+    </w:p>
+    <w:p>
+      <w:pPr>
+        <w:pStyle w:val="1"/>
+        <w:rPr>
           <w:caps/>
           <w:sz w:val="32"/>
         </w:rPr>
       </w:pPr>
-      <w:r>
-        <w:rPr>
-          <w:sz w:val="28"/>
-          <w:szCs w:val="28"/>
-        </w:rPr>
-        <w:t xml:space="preserve">Для программирования и отладки будут припаиваться гнезда типа </w:t>
-      </w:r>
-      <w:r>
-        <w:rPr>
-          <w:sz w:val="28"/>
-          <w:szCs w:val="28"/>
+      <w:bookmarkStart w:id="10" w:name="_Toc240390847"/>
+      <w:r>
+        <w:lastRenderedPageBreak/>
+        <w:t>7</w:t>
+      </w:r>
+      <w:r>
+        <w:rPr>
           <w:lang w:val="en-US"/>
         </w:rPr>
-        <w:t>pin</w:t>
-      </w:r>
-      <w:r>
-        <w:rPr>
-          <w:sz w:val="28"/>
-          <w:szCs w:val="28"/>
-        </w:rPr>
+        <w:t>.</w:t>
+      </w:r>
+      <w:r>
         <w:t xml:space="preserve"> </w:t>
       </w:r>
       <w:r>
-        <w:rPr>
-          <w:sz w:val="28"/>
-          <w:szCs w:val="28"/>
+        <w:t>Схема защиты платы</w:t>
+      </w:r>
+      <w:bookmarkEnd w:id="10"/>
+    </w:p>
+    <w:p>
+      <w:pPr>
+        <w:pStyle w:val="-"/>
+        <w:ind w:firstLine="0"/>
+        <w:rPr>
+          <w:bCs/>
+        </w:rPr>
+      </w:pPr>
+    </w:p>
+    <w:p>
+      <w:pPr>
+        <w:pStyle w:val="-"/>
+        <w:ind w:firstLine="708"/>
+        <w:rPr>
+          <w:bCs/>
+        </w:rPr>
+      </w:pPr>
+      <w:r>
+        <w:rPr>
+          <w:bCs/>
+        </w:rPr>
+        <w:t>Подберем компоненты и составим схему защиты. Для нашей платы создадим схему которая будет удовлетворять нескольким параметрам, а</w:t>
+      </w:r>
+      <w:r>
+        <w:rPr>
+          <w:bCs/>
+        </w:rPr>
+        <w:t xml:space="preserve"> </w:t>
+      </w:r>
+      <w:r>
+        <w:rPr>
+          <w:bCs/>
+        </w:rPr>
+        <w:t xml:space="preserve">именно защита от </w:t>
+      </w:r>
+      <w:proofErr w:type="spellStart"/>
+      <w:r>
+        <w:rPr>
+          <w:bCs/>
+        </w:rPr>
+        <w:t>переполюсовки</w:t>
+      </w:r>
+      <w:proofErr w:type="spellEnd"/>
+      <w:r>
+        <w:rPr>
+          <w:bCs/>
+        </w:rPr>
+        <w:t>, защита от перенапряжения и защита по потреблению тока. Схема представлена на рис. 1</w:t>
+      </w:r>
+    </w:p>
+    <w:p>
+      <w:pPr>
+        <w:pStyle w:val="-"/>
+        <w:ind w:firstLine="0"/>
+        <w:rPr>
+          <w:bCs/>
+        </w:rPr>
+      </w:pPr>
+      <w:r>
+        <w:rPr>
+          <w:bCs/>
+          <w:noProof/>
+        </w:rPr>
+        <mc:AlternateContent>
+          <mc:Choice Requires="wps">
+            <w:drawing>
+              <wp:anchor distT="45720" distB="45720" distL="114300" distR="114300" simplePos="0" relativeHeight="251667456" behindDoc="0" locked="0" layoutInCell="1" allowOverlap="1" wp14:anchorId="2049A40F" wp14:editId="442785E0">
+                <wp:simplePos x="0" y="0"/>
+                <wp:positionH relativeFrom="column">
+                  <wp:posOffset>2888298</wp:posOffset>
+                </wp:positionH>
+                <wp:positionV relativeFrom="paragraph">
+                  <wp:posOffset>1441134</wp:posOffset>
+                </wp:positionV>
+                <wp:extent cx="338667" cy="279400"/>
+                <wp:effectExtent l="0" t="0" r="0" b="0"/>
+                <wp:wrapNone/>
+                <wp:docPr id="217" name="Надпись 2"/>
+                <wp:cNvGraphicFramePr>
+                  <a:graphicFrameLocks xmlns:a="http://schemas.openxmlformats.org/drawingml/2006/main"/>
+                </wp:cNvGraphicFramePr>
+                <a:graphic xmlns:a="http://schemas.openxmlformats.org/drawingml/2006/main">
+                  <a:graphicData uri="http://schemas.microsoft.com/office/word/2010/wordprocessingShape">
+                    <wps:wsp>
+                      <wps:cNvSpPr txBox="1">
+                        <a:spLocks noChangeArrowheads="1"/>
+                      </wps:cNvSpPr>
+                      <wps:spPr bwMode="auto">
+                        <a:xfrm rot="16200000">
+                          <a:off x="0" y="0"/>
+                          <a:ext cx="338667" cy="279400"/>
+                        </a:xfrm>
+                        <a:prstGeom prst="rect">
+                          <a:avLst/>
+                        </a:prstGeom>
+                        <a:noFill/>
+                        <a:ln w="9525">
+                          <a:noFill/>
+                          <a:miter lim="800000"/>
+                          <a:headEnd/>
+                          <a:tailEnd/>
+                        </a:ln>
+                      </wps:spPr>
+                      <wps:txbx>
+                        <w:txbxContent>
+                          <w:p>
+                            <w:r>
+                              <w:t>К</w:t>
+                            </w:r>
+                          </w:p>
+                        </w:txbxContent>
+                      </wps:txbx>
+                      <wps:bodyPr rot="0" vert="horz" wrap="square" lIns="91440" tIns="45720" rIns="91440" bIns="45720" anchor="t" anchorCtr="0">
+                        <a:noAutofit/>
+                      </wps:bodyPr>
+                    </wps:wsp>
+                  </a:graphicData>
+                </a:graphic>
+                <wp14:sizeRelH relativeFrom="margin">
+                  <wp14:pctWidth>0</wp14:pctWidth>
+                </wp14:sizeRelH>
+                <wp14:sizeRelV relativeFrom="margin">
+                  <wp14:pctHeight>0</wp14:pctHeight>
+                </wp14:sizeRelV>
+              </wp:anchor>
+            </w:drawing>
+          </mc:Choice>
+          <mc:Fallback>
+            <w:pict>
+              <v:shapetype w14:anchorId="2049A40F" id="_x0000_t202" coordsize="21600,21600" o:spt="202" path="m,l,21600r21600,l21600,xe">
+                <v:stroke joinstyle="miter"/>
+                <v:path gradientshapeok="t" o:connecttype="rect"/>
+              </v:shapetype>
+              <v:shape id="Надпись 2" o:spid="_x0000_s1026" type="#_x0000_t202" style="position:absolute;left:0;text-align:left;margin-left:227.45pt;margin-top:113.5pt;width:26.65pt;height:22pt;rotation:-90;z-index:251667456;visibility:visible;mso-wrap-style:square;mso-width-percent:0;mso-height-percent:0;mso-wrap-distance-left:9pt;mso-wrap-distance-top:3.6pt;mso-wrap-distance-right:9pt;mso-wrap-distance-bottom:3.6pt;mso-position-horizontal:absolute;mso-position-horizontal-relative:text;mso-position-vertical:absolute;mso-position-vertical-relative:text;mso-width-percent:0;mso-height-percent:0;mso-width-relative:margin;mso-height-relative:margin;v-text-anchor:top" o:gfxdata="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" filled="f" stroked="f">
+                <v:textbox>
+                  <w:txbxContent>
+                    <w:p>
+                      <w:r>
+                        <w:t>К</w:t>
+                      </w:r>
+                    </w:p>
+                  </w:txbxContent>
+                </v:textbox>
+              </v:shape>
+            </w:pict>
+          </mc:Fallback>
+        </mc:AlternateContent>
+      </w:r>
+      <w:r>
+        <w:rPr>
+          <w:bCs/>
+          <w:noProof/>
+        </w:rPr>
+        <w:drawing>
+          <wp:inline distT="0" distB="0" distL="0" distR="0" wp14:anchorId="3B47C595" wp14:editId="4B73AB7C">
+            <wp:extent cx="6119495" cy="2842260"/>
+            <wp:effectExtent l="0" t="0" r="0" b="0"/>
+            <wp:docPr id="40" name="Рисунок 40"/>
+            <wp:cNvGraphicFramePr>
+              <a:graphicFrameLocks xmlns:a="http://schemas.openxmlformats.org/drawingml/2006/main" noChangeAspect="1"/>
+            </wp:cNvGraphicFramePr>
+            <a:graphic xmlns:a="http://schemas.openxmlformats.org/drawingml/2006/main">
+              <a:graphicData uri="http://schemas.openxmlformats.org/drawingml/2006/picture">
+                <pic:pic xmlns:pic="http://schemas.openxmlformats.org/drawingml/2006/picture">
+                  <pic:nvPicPr>
+                    <pic:cNvPr id="1" name=""/>
+                    <pic:cNvPicPr/>
+                  </pic:nvPicPr>
+                  <pic:blipFill>
+                    <a:blip r:embed="rId32"/>
+                    <a:stretch>
+                      <a:fillRect/>
+                    </a:stretch>
+                  </pic:blipFill>
+                  <pic:spPr>
+                    <a:xfrm>
+                      <a:off x="0" y="0"/>
+                      <a:ext cx="6119495" cy="2842260"/>
+                    </a:xfrm>
+                    <a:prstGeom prst="rect">
+                      <a:avLst/>
+                    </a:prstGeom>
+                  </pic:spPr>
+                </pic:pic>
+              </a:graphicData>
+            </a:graphic>
+          </wp:inline>
+        </w:drawing>
+      </w:r>
+    </w:p>
+    <w:p>
+      <w:pPr>
+        <w:pStyle w:val="-"/>
+        <w:ind w:firstLine="0"/>
+        <w:jc w:val="center"/>
+        <w:rPr>
+          <w:bCs/>
+        </w:rPr>
+      </w:pPr>
+      <w:r>
+        <w:rPr>
+          <w:bCs/>
+        </w:rPr>
+        <w:t>Рис. 1 Схема защиты</w:t>
+      </w:r>
+    </w:p>
+    <w:p>
+      <w:pPr>
+        <w:pStyle w:val="-"/>
+        <w:ind w:firstLine="0"/>
+        <w:rPr>
+          <w:bCs/>
+        </w:rPr>
+      </w:pPr>
+      <w:r>
+        <w:rPr>
+          <w:bCs/>
+        </w:rPr>
+        <w:tab/>
+        <w:t xml:space="preserve">Для защиты от </w:t>
+      </w:r>
+      <w:proofErr w:type="spellStart"/>
+      <w:r>
+        <w:rPr>
+          <w:bCs/>
+        </w:rPr>
+        <w:t>переполюсовки</w:t>
+      </w:r>
+      <w:proofErr w:type="spellEnd"/>
+      <w:r>
+        <w:rPr>
+          <w:bCs/>
+        </w:rPr>
+        <w:t xml:space="preserve"> используем схему на транзисторе, выбираем </w:t>
+      </w:r>
+      <w:r>
+        <w:rPr>
+          <w:bCs/>
           <w:lang w:val="en-US"/>
         </w:rPr>
-        <w:t>header</w:t>
-      </w:r>
-      <w:r>
-        <w:rPr>
-          <w:sz w:val="28"/>
-          <w:szCs w:val="28"/>
-        </w:rPr>
+        <w:t>IRFZ</w:t>
+      </w:r>
+      <w:r>
+        <w:rPr>
+          <w:bCs/>
+        </w:rPr>
+        <w:t>44</w:t>
+      </w:r>
+      <w:r>
+        <w:rPr>
+          <w:bCs/>
+          <w:lang w:val="en-US"/>
+        </w:rPr>
+        <w:t>N</w:t>
+      </w:r>
+      <w:r>
+        <w:rPr>
+          <w:bCs/>
+        </w:rPr>
+        <w:t xml:space="preserve"> в корпусе </w:t>
+      </w:r>
+      <w:r>
+        <w:rPr>
+          <w:bCs/>
+          <w:lang w:val="en-US"/>
+        </w:rPr>
+        <w:t>DPAK</w:t>
+      </w:r>
+      <w:r>
+        <w:rPr>
+          <w:bCs/>
+        </w:rPr>
+        <w:t xml:space="preserve"> по сопротивлению открытого канала. Предполагаемый ток 2А 12В. Параметры представлены в таблице 1.</w:t>
+      </w:r>
+    </w:p>
+    <w:p>
+      <w:pPr>
+        <w:pStyle w:val="-"/>
+        <w:ind w:firstLine="0"/>
+        <w:rPr>
+          <w:bCs/>
+        </w:rPr>
+      </w:pPr>
+      <w:r>
+        <w:rPr>
+          <w:bCs/>
+        </w:rPr>
+        <w:t>Таблица 1. Характеристики транзистора</w:t>
+      </w:r>
+    </w:p>
+    <w:p>
+      <w:pPr>
+        <w:pStyle w:val="-"/>
+        <w:ind w:firstLine="0"/>
+        <w:rPr>
+          <w:bCs/>
+        </w:rPr>
+      </w:pPr>
+      <w:r>
+        <w:rPr>
+          <w:bCs/>
+          <w:noProof/>
+        </w:rPr>
+        <w:drawing>
+          <wp:inline distT="0" distB="0" distL="0" distR="0" wp14:anchorId="2F86A364" wp14:editId="5B370A05">
+            <wp:extent cx="6119495" cy="1177290"/>
+            <wp:effectExtent l="0" t="0" r="0" b="3810"/>
+            <wp:docPr id="41" name="Рисунок 41"/>
+            <wp:cNvGraphicFramePr>
+              <a:graphicFrameLocks xmlns:a="http://schemas.openxmlformats.org/drawingml/2006/main" noChangeAspect="1"/>
+            </wp:cNvGraphicFramePr>
+            <a:graphic xmlns:a="http://schemas.openxmlformats.org/drawingml/2006/main">
+              <a:graphicData uri="http://schemas.openxmlformats.org/drawingml/2006/picture">
+                <pic:pic xmlns:pic="http://schemas.openxmlformats.org/drawingml/2006/picture">
+                  <pic:nvPicPr>
+                    <pic:cNvPr id="1" name=""/>
+                    <pic:cNvPicPr/>
+                  </pic:nvPicPr>
+                  <pic:blipFill>
+                    <a:blip r:embed="rId33"/>
+                    <a:stretch>
+                      <a:fillRect/>
+                    </a:stretch>
+                  </pic:blipFill>
+                  <pic:spPr>
+                    <a:xfrm>
+                      <a:off x="0" y="0"/>
+                      <a:ext cx="6119495" cy="1177290"/>
+                    </a:xfrm>
+                    <a:prstGeom prst="rect">
+                      <a:avLst/>
+                    </a:prstGeom>
+                  </pic:spPr>
+                </pic:pic>
+              </a:graphicData>
+            </a:graphic>
+          </wp:inline>
+        </w:drawing>
+      </w:r>
+    </w:p>
+    <w:p>
+      <w:pPr>
+        <w:pStyle w:val="-"/>
+        <w:ind w:firstLine="708"/>
+        <w:rPr>
+          <w:bCs/>
+        </w:rPr>
+      </w:pPr>
+      <w:r>
+        <w:rPr>
+          <w:bCs/>
+        </w:rPr>
+        <w:t xml:space="preserve">Резистор </w:t>
+      </w:r>
+      <w:r>
+        <w:rPr>
+          <w:bCs/>
+          <w:lang w:val="en-US"/>
+        </w:rPr>
+        <w:t>R</w:t>
+      </w:r>
+      <w:r>
+        <w:rPr>
+          <w:bCs/>
+        </w:rPr>
+        <w:t xml:space="preserve">14 </w:t>
+      </w:r>
+      <w:r>
+        <w:rPr>
+          <w:bCs/>
+        </w:rPr>
+        <w:t xml:space="preserve">выберем 100 кОм корпус 0805. Варистор на 12 В выберем </w:t>
+      </w:r>
+      <w:r>
+        <w:rPr>
+          <w:bCs/>
+        </w:rPr>
+        <w:t>FPV160808G120PLT</w:t>
+      </w:r>
+      <w:r>
+        <w:rPr>
+          <w:bCs/>
+        </w:rPr>
+        <w:t xml:space="preserve">. Предохранитель </w:t>
+      </w:r>
+      <w:r>
+        <w:rPr>
+          <w:bCs/>
+        </w:rPr>
+        <w:t>ВПТ6-23В, 2 А</w:t>
+      </w:r>
+      <w:r>
+        <w:rPr>
+          <w:bCs/>
+        </w:rPr>
+        <w:t xml:space="preserve">. Диод выберем </w:t>
+      </w:r>
+      <w:r>
+        <w:rPr>
+          <w:bCs/>
+        </w:rPr>
+        <w:t xml:space="preserve">1N5819 </w:t>
+      </w:r>
+      <w:r>
+        <w:rPr>
+          <w:bCs/>
+        </w:rPr>
+        <w:t>однако в данном случае на 12 Вольт его можно не использовать.</w:t>
+      </w:r>
+    </w:p>
+    <w:p>
+      <w:pPr>
+        <w:pStyle w:val="-"/>
+        <w:ind w:firstLine="0"/>
+        <w:rPr>
+          <w:bCs/>
+        </w:rPr>
+      </w:pPr>
+    </w:p>
+    <w:p>
+      <w:pPr>
+        <w:pStyle w:val="-"/>
+        <w:rPr>
+          <w:bCs/>
+        </w:rPr>
+      </w:pPr>
+    </w:p>
+    <w:p>
+      <w:pPr>
+        <w:pStyle w:val="-"/>
+        <w:rPr>
+          <w:bCs/>
+        </w:rPr>
+      </w:pPr>
+    </w:p>
+    <w:p>
+      <w:pPr>
+        <w:pStyle w:val="-"/>
+        <w:rPr>
+          <w:bCs/>
+        </w:rPr>
+      </w:pPr>
+      <w:r>
+        <w:rPr>
+          <w:noProof/>
+        </w:rPr>
+        <w:drawing>
+          <wp:anchor distT="0" distB="0" distL="114300" distR="114300" simplePos="0" relativeHeight="251670528" behindDoc="0" locked="0" layoutInCell="1" allowOverlap="1" wp14:anchorId="698841B9" wp14:editId="2B4E433B">
+            <wp:simplePos x="0" y="0"/>
+            <wp:positionH relativeFrom="column">
+              <wp:posOffset>3722370</wp:posOffset>
+            </wp:positionH>
+            <wp:positionV relativeFrom="paragraph">
+              <wp:posOffset>653415</wp:posOffset>
+            </wp:positionV>
+            <wp:extent cx="2087245" cy="1422400"/>
+            <wp:effectExtent l="0" t="0" r="8255" b="6350"/>
+            <wp:wrapTopAndBottom/>
+            <wp:docPr id="42" name="Рисунок 42"/>
+            <wp:cNvGraphicFramePr>
+              <a:graphicFrameLocks xmlns:a="http://schemas.openxmlformats.org/drawingml/2006/main" noChangeAspect="1"/>
+            </wp:cNvGraphicFramePr>
+            <a:graphic xmlns:a="http://schemas.openxmlformats.org/drawingml/2006/main">
+              <a:graphicData uri="http://schemas.openxmlformats.org/drawingml/2006/picture">
+                <pic:pic xmlns:pic="http://schemas.openxmlformats.org/drawingml/2006/picture">
+                  <pic:nvPicPr>
+                    <pic:cNvPr id="0" name="Picture 5"/>
+                    <pic:cNvPicPr>
+                      <a:picLocks noChangeAspect="1" noChangeArrowheads="1"/>
+                    </pic:cNvPicPr>
+                  </pic:nvPicPr>
+                  <pic:blipFill>
+                    <a:blip r:embed="rId34" cstate="print">
+                      <a:extLst>
+                        <a:ext uri="{28A0092B-C50C-407E-A947-70E740481C1C}">
+                          <a14:useLocalDpi xmlns:a14="http://schemas.microsoft.com/office/drawing/2010/main" val="0"/>
+                        </a:ext>
+                      </a:extLst>
+                    </a:blip>
+                    <a:srcRect/>
+                    <a:stretch>
+                      <a:fillRect/>
+                    </a:stretch>
+                  </pic:blipFill>
+                  <pic:spPr bwMode="auto">
+                    <a:xfrm>
+                      <a:off x="0" y="0"/>
+                      <a:ext cx="2087245" cy="1422400"/>
+                    </a:xfrm>
+                    <a:prstGeom prst="rect">
+                      <a:avLst/>
+                    </a:prstGeom>
+                    <a:noFill/>
+                    <a:ln>
+                      <a:noFill/>
+                    </a:ln>
+                  </pic:spPr>
+                </pic:pic>
+              </a:graphicData>
+            </a:graphic>
+            <wp14:sizeRelH relativeFrom="margin">
+              <wp14:pctWidth>0</wp14:pctWidth>
+            </wp14:sizeRelH>
+            <wp14:sizeRelV relativeFrom="margin">
+              <wp14:pctHeight>0</wp14:pctHeight>
+            </wp14:sizeRelV>
+          </wp:anchor>
+        </w:drawing>
+      </w:r>
+      <w:r>
+        <w:rPr>
+          <w:noProof/>
+        </w:rPr>
+        <w:drawing>
+          <wp:anchor distT="0" distB="0" distL="114300" distR="114300" simplePos="0" relativeHeight="251668480" behindDoc="0" locked="0" layoutInCell="1" allowOverlap="1" wp14:anchorId="7475ECEC" wp14:editId="6B0F064E">
+            <wp:simplePos x="0" y="0"/>
+            <wp:positionH relativeFrom="column">
+              <wp:posOffset>1935691</wp:posOffset>
+            </wp:positionH>
+            <wp:positionV relativeFrom="paragraph">
+              <wp:posOffset>525569</wp:posOffset>
+            </wp:positionV>
+            <wp:extent cx="1533525" cy="1549400"/>
+            <wp:effectExtent l="0" t="0" r="9525" b="0"/>
+            <wp:wrapTopAndBottom/>
+            <wp:docPr id="43" name="Рисунок 43"/>
+            <wp:cNvGraphicFramePr>
+              <a:graphicFrameLocks xmlns:a="http://schemas.openxmlformats.org/drawingml/2006/main" noChangeAspect="1"/>
+            </wp:cNvGraphicFramePr>
+            <a:graphic xmlns:a="http://schemas.openxmlformats.org/drawingml/2006/main">
+              <a:graphicData uri="http://schemas.openxmlformats.org/drawingml/2006/picture">
+                <pic:pic xmlns:pic="http://schemas.openxmlformats.org/drawingml/2006/picture">
+                  <pic:nvPicPr>
+                    <pic:cNvPr id="0" name="Picture 3"/>
+                    <pic:cNvPicPr>
+                      <a:picLocks noChangeAspect="1" noChangeArrowheads="1"/>
+                    </pic:cNvPicPr>
+                  </pic:nvPicPr>
+                  <pic:blipFill>
+                    <a:blip r:embed="rId35" cstate="print">
+                      <a:extLst>
+                        <a:ext uri="{28A0092B-C50C-407E-A947-70E740481C1C}">
+                          <a14:useLocalDpi xmlns:a14="http://schemas.microsoft.com/office/drawing/2010/main" val="0"/>
+                        </a:ext>
+                      </a:extLst>
+                    </a:blip>
+                    <a:srcRect/>
+                    <a:stretch>
+                      <a:fillRect/>
+                    </a:stretch>
+                  </pic:blipFill>
+                  <pic:spPr bwMode="auto">
+                    <a:xfrm>
+                      <a:off x="0" y="0"/>
+                      <a:ext cx="1533525" cy="1549400"/>
+                    </a:xfrm>
+                    <a:prstGeom prst="rect">
+                      <a:avLst/>
+                    </a:prstGeom>
+                    <a:noFill/>
+                    <a:ln>
+                      <a:noFill/>
+                    </a:ln>
+                  </pic:spPr>
+                </pic:pic>
+              </a:graphicData>
+            </a:graphic>
+          </wp:anchor>
+        </w:drawing>
+      </w:r>
+      <w:r>
+        <w:rPr>
+          <w:noProof/>
+        </w:rPr>
+        <w:drawing>
+          <wp:anchor distT="0" distB="0" distL="114300" distR="114300" simplePos="0" relativeHeight="251669504" behindDoc="0" locked="0" layoutInCell="1" allowOverlap="1" wp14:anchorId="3A71BFD1" wp14:editId="38D89AE7">
+            <wp:simplePos x="0" y="0"/>
+            <wp:positionH relativeFrom="column">
+              <wp:posOffset>673947</wp:posOffset>
+            </wp:positionH>
+            <wp:positionV relativeFrom="paragraph">
+              <wp:posOffset>271780</wp:posOffset>
+            </wp:positionV>
+            <wp:extent cx="905510" cy="2164080"/>
+            <wp:effectExtent l="0" t="0" r="8890" b="7620"/>
+            <wp:wrapTopAndBottom/>
+            <wp:docPr id="44" name="Рисунок 44"/>
+            <wp:cNvGraphicFramePr>
+              <a:graphicFrameLocks xmlns:a="http://schemas.openxmlformats.org/drawingml/2006/main" noChangeAspect="1"/>
+            </wp:cNvGraphicFramePr>
+            <a:graphic xmlns:a="http://schemas.openxmlformats.org/drawingml/2006/main">
+              <a:graphicData uri="http://schemas.openxmlformats.org/drawingml/2006/picture">
+                <pic:pic xmlns:pic="http://schemas.openxmlformats.org/drawingml/2006/picture">
+                  <pic:nvPicPr>
+                    <pic:cNvPr id="0" name="Picture 1"/>
+                    <pic:cNvPicPr>
+                      <a:picLocks noChangeAspect="1" noChangeArrowheads="1"/>
+                    </pic:cNvPicPr>
+                  </pic:nvPicPr>
+                  <pic:blipFill rotWithShape="1">
+                    <a:blip r:embed="rId36">
+                      <a:extLst>
+                        <a:ext uri="{28A0092B-C50C-407E-A947-70E740481C1C}">
+                          <a14:useLocalDpi xmlns:a14="http://schemas.microsoft.com/office/drawing/2010/main" val="0"/>
+                        </a:ext>
+                      </a:extLst>
+                    </a:blip>
+                    <a:srcRect l="31725" t="10642" r="40494" b="6050"/>
+                    <a:stretch/>
+                  </pic:blipFill>
+                  <pic:spPr bwMode="auto">
+                    <a:xfrm>
+                      <a:off x="0" y="0"/>
+                      <a:ext cx="905510" cy="2164080"/>
+                    </a:xfrm>
+                    <a:prstGeom prst="rect">
+                      <a:avLst/>
+                    </a:prstGeom>
+                    <a:noFill/>
+                    <a:ln>
+                      <a:noFill/>
+                    </a:ln>
+                    <a:extLst>
+                      <a:ext uri="{53640926-AAD7-44D8-BBD7-CCE9431645EC}">
+                        <a14:shadowObscured xmlns:a14="http://schemas.microsoft.com/office/drawing/2010/main"/>
+                      </a:ext>
+                    </a:extLst>
+                  </pic:spPr>
+                </pic:pic>
+              </a:graphicData>
+            </a:graphic>
+          </wp:anchor>
+        </w:drawing>
+      </w:r>
+      <w:r>
         <w:t xml:space="preserve"> </w:t>
       </w:r>
-      <w:r>
-        <w:rPr>
-          <w:sz w:val="28"/>
-          <w:szCs w:val="28"/>
-        </w:rPr>
-        <w:t xml:space="preserve">и отпаиваться в готовом изделии. </w:t>
+    </w:p>
+    <w:p>
+      <w:pPr>
+        <w:pStyle w:val="-"/>
+        <w:jc w:val="center"/>
+        <w:rPr>
+          <w:bCs/>
+        </w:rPr>
+      </w:pPr>
+      <w:r>
+        <w:rPr>
+          <w:bCs/>
+        </w:rPr>
+        <w:t>Рис. 2 Подбор компонентов</w:t>
       </w:r>
     </w:p>
     <w:p>
@@ -16493,30 +17282,17 @@
     </w:p>
     <w:p>
       <w:pPr>
-        <w:rPr>
-          <w:caps/>
-          <w:sz w:val="32"/>
-        </w:rPr>
-      </w:pPr>
-      <w:r>
-        <w:rPr>
-          <w:caps/>
-          <w:sz w:val="32"/>
-        </w:rPr>
-        <w:br w:type="page"/>
-      </w:r>
-    </w:p>
-    <w:p>
-      <w:pPr>
         <w:pStyle w:val="1"/>
         <w:spacing w:after="720"/>
       </w:pPr>
-      <w:bookmarkStart w:id="10" w:name="_Toc188026735"/>
-      <w:r>
-        <w:lastRenderedPageBreak/>
-        <w:t>7 Разработка печатной платы</w:t>
-      </w:r>
-      <w:bookmarkEnd w:id="10"/>
+      <w:bookmarkStart w:id="11" w:name="_Toc240390848"/>
+      <w:r>
+        <w:t>8</w:t>
+      </w:r>
+      <w:r>
+        <w:t xml:space="preserve"> Разработка печатной платы</w:t>
+      </w:r>
+      <w:bookmarkEnd w:id="11"/>
       <w:r>
         <w:t xml:space="preserve"> </w:t>
       </w:r>
@@ -16974,6 +17750,7 @@
                 <w:szCs w:val="28"/>
                 <w:lang w:val="en-US"/>
               </w:rPr>
+              <w:lastRenderedPageBreak/>
               <w:t>(</w:t>
             </w:r>
             <w:r>
@@ -17135,22 +17912,60 @@
       </w:pPr>
       <w:r>
         <w:rPr>
-          <w:noProof/>
-        </w:rPr>
-        <w:lastRenderedPageBreak/>
+          <w:sz w:val="28"/>
+          <w:szCs w:val="28"/>
+        </w:rPr>
+        <w:t>Итак, переходя к трассировке для начала расставим компоненты на печатной плате (рис.</w:t>
+      </w:r>
+      <w:r>
+        <w:rPr>
+          <w:sz w:val="28"/>
+          <w:szCs w:val="28"/>
+        </w:rPr>
+        <w:t xml:space="preserve"> 21</w:t>
+      </w:r>
+      <w:r>
+        <w:rPr>
+          <w:sz w:val="28"/>
+          <w:szCs w:val="28"/>
+        </w:rPr>
+        <w:t>)</w:t>
+      </w:r>
+      <w:r>
+        <w:rPr>
+          <w:sz w:val="28"/>
+          <w:szCs w:val="28"/>
+        </w:rPr>
+        <w:t>.</w:t>
+      </w:r>
+      <w:r>
+        <w:rPr>
+          <w:sz w:val="28"/>
+          <w:szCs w:val="28"/>
+        </w:rPr>
+        <w:t xml:space="preserve"> </w:t>
+      </w:r>
+    </w:p>
+    <w:p>
+      <w:pPr>
+        <w:spacing w:line="360" w:lineRule="auto"/>
+        <w:ind w:firstLine="708"/>
+        <w:jc w:val="center"/>
+        <w:rPr>
+          <w:sz w:val="28"/>
+          <w:szCs w:val="28"/>
+        </w:rPr>
+      </w:pPr>
+      <w:r>
+        <w:rPr>
+          <w:sz w:val="28"/>
+          <w:szCs w:val="28"/>
+        </w:rPr>
         <w:drawing>
-          <wp:anchor distT="0" distB="0" distL="114300" distR="114300" simplePos="0" relativeHeight="251667456" behindDoc="0" locked="0" layoutInCell="1" allowOverlap="1" wp14:anchorId="41F70036" wp14:editId="421358B7">
-            <wp:simplePos x="0" y="0"/>
-            <wp:positionH relativeFrom="column">
-              <wp:posOffset>1034474</wp:posOffset>
-            </wp:positionH>
-            <wp:positionV relativeFrom="paragraph">
-              <wp:posOffset>3451225</wp:posOffset>
-            </wp:positionV>
-            <wp:extent cx="4371975" cy="3025181"/>
-            <wp:effectExtent l="0" t="0" r="0" b="3810"/>
-            <wp:wrapTopAndBottom/>
-            <wp:docPr id="23" name="Рисунок 23"/>
+          <wp:inline distT="0" distB="0" distL="0" distR="0" wp14:anchorId="56DD6861" wp14:editId="45DB95C0">
+            <wp:extent cx="5178572" cy="3352800"/>
+            <wp:effectExtent l="0" t="0" r="3175" b="0"/>
+            <wp:docPr id="35" name="Рисунок 35"/>
             <wp:cNvGraphicFramePr>
               <a:graphicFrameLocks xmlns:a="http://schemas.openxmlformats.org/drawingml/2006/main" noChangeAspect="1"/>
             </wp:cNvGraphicFramePr>
@@ -17162,13 +17977,7 @@
                     <pic:cNvPicPr/>
                   </pic:nvPicPr>
                   <pic:blipFill>
-                    <a:blip r:embed="rId29">
-                      <a:extLst>
-                        <a:ext uri="{28A0092B-C50C-407E-A947-70E740481C1C}">
-                          <a14:useLocalDpi xmlns:a14="http://schemas.microsoft.com/office/drawing/2010/main" val="0"/>
-                        </a:ext>
-                      </a:extLst>
-                    </a:blip>
+                    <a:blip r:embed="rId37"/>
                     <a:stretch>
                       <a:fillRect/>
                     </a:stretch>
@@ -17176,7 +17985,7 @@
                   <pic:spPr>
                     <a:xfrm>
                       <a:off x="0" y="0"/>
-                      <a:ext cx="4371975" cy="3025181"/>
+                      <a:ext cx="5181566" cy="3354738"/>
                     </a:xfrm>
                     <a:prstGeom prst="rect">
                       <a:avLst/>
@@ -17185,26 +17994,97 @@
                 </pic:pic>
               </a:graphicData>
             </a:graphic>
-          </wp:anchor>
+          </wp:inline>
         </w:drawing>
       </w:r>
-      <w:r>
-        <w:rPr>
-          <w:noProof/>
-        </w:rPr>
+    </w:p>
+    <w:p>
+      <w:pPr>
+        <w:spacing w:line="360" w:lineRule="auto"/>
+        <w:ind w:firstLine="708"/>
+        <w:jc w:val="center"/>
+        <w:rPr>
+          <w:sz w:val="28"/>
+          <w:szCs w:val="28"/>
+        </w:rPr>
+      </w:pPr>
+      <w:r>
+        <w:rPr>
+          <w:sz w:val="28"/>
+          <w:szCs w:val="28"/>
+        </w:rPr>
+        <w:t>Рис. 21 Расстановка компонентов на плате</w:t>
+      </w:r>
+    </w:p>
+    <w:p>
+      <w:pPr>
+        <w:spacing w:line="360" w:lineRule="auto"/>
+        <w:ind w:firstLine="708"/>
+        <w:jc w:val="both"/>
+        <w:rPr>
+          <w:sz w:val="28"/>
+          <w:szCs w:val="28"/>
+          <w:lang w:val="en-US"/>
+        </w:rPr>
+      </w:pPr>
+      <w:r>
+        <w:rPr>
+          <w:sz w:val="28"/>
+          <w:szCs w:val="28"/>
+        </w:rPr>
+        <w:t>Далее разведем все дорожки в соответствии с правилами проектирования.</w:t>
+      </w:r>
+      <w:r>
+        <w:rPr>
+          <w:sz w:val="28"/>
+          <w:szCs w:val="28"/>
+        </w:rPr>
+        <w:t xml:space="preserve"> Сеть земли реализуем в виде двух полигонов на верхней и на нижней стороне платы (Рис. 22).</w:t>
+      </w:r>
+    </w:p>
+    <w:p>
+      <w:pPr>
+        <w:spacing w:line="360" w:lineRule="auto"/>
+        <w:ind w:firstLine="708"/>
+        <w:jc w:val="both"/>
+        <w:rPr>
+          <w:sz w:val="28"/>
+          <w:szCs w:val="28"/>
+        </w:rPr>
+      </w:pPr>
+    </w:p>
+    <w:p>
+      <w:pPr>
+        <w:spacing w:line="360" w:lineRule="auto"/>
+        <w:ind w:firstLine="708"/>
+        <w:jc w:val="both"/>
+        <w:rPr>
+          <w:sz w:val="28"/>
+          <w:szCs w:val="28"/>
+        </w:rPr>
+      </w:pPr>
+    </w:p>
+    <w:p>
+      <w:pPr>
+        <w:spacing w:line="360" w:lineRule="auto"/>
+        <w:ind w:firstLine="708"/>
+        <w:jc w:val="both"/>
+        <w:rPr>
+          <w:sz w:val="28"/>
+          <w:szCs w:val="28"/>
+        </w:rPr>
+      </w:pPr>
+      <w:r>
+        <w:rPr>
+          <w:sz w:val="28"/>
+          <w:szCs w:val="28"/>
+        </w:rPr>
+        <w:lastRenderedPageBreak/>
         <w:drawing>
-          <wp:anchor distT="0" distB="0" distL="114300" distR="114300" simplePos="0" relativeHeight="251668480" behindDoc="0" locked="0" layoutInCell="1" allowOverlap="1" wp14:anchorId="61DFBA18" wp14:editId="0132226B">
-            <wp:simplePos x="0" y="0"/>
-            <wp:positionH relativeFrom="column">
-              <wp:posOffset>1034415</wp:posOffset>
-            </wp:positionH>
-            <wp:positionV relativeFrom="paragraph">
-              <wp:posOffset>629285</wp:posOffset>
-            </wp:positionV>
-            <wp:extent cx="4371975" cy="2818765"/>
-            <wp:effectExtent l="0" t="0" r="9525" b="635"/>
-            <wp:wrapTopAndBottom/>
-            <wp:docPr id="22" name="Рисунок 22"/>
+          <wp:inline distT="0" distB="0" distL="0" distR="0" wp14:anchorId="0CBA4494" wp14:editId="6FEE32A3">
+            <wp:extent cx="5701030" cy="3572756"/>
+            <wp:effectExtent l="0" t="0" r="0" b="8890"/>
+            <wp:docPr id="36" name="Рисунок 36"/>
             <wp:cNvGraphicFramePr>
               <a:graphicFrameLocks xmlns:a="http://schemas.openxmlformats.org/drawingml/2006/main" noChangeAspect="1"/>
             </wp:cNvGraphicFramePr>
@@ -17216,13 +18096,7 @@
                     <pic:cNvPicPr/>
                   </pic:nvPicPr>
                   <pic:blipFill>
-                    <a:blip r:embed="rId30" cstate="print">
-                      <a:extLst>
-                        <a:ext uri="{28A0092B-C50C-407E-A947-70E740481C1C}">
-                          <a14:useLocalDpi xmlns:a14="http://schemas.microsoft.com/office/drawing/2010/main" val="0"/>
-                        </a:ext>
-                      </a:extLst>
-                    </a:blip>
+                    <a:blip r:embed="rId38"/>
                     <a:stretch>
                       <a:fillRect/>
                     </a:stretch>
@@ -17230,7 +18104,7 @@
                   <pic:spPr>
                     <a:xfrm>
                       <a:off x="0" y="0"/>
-                      <a:ext cx="4371975" cy="2818765"/>
+                      <a:ext cx="5704940" cy="3575206"/>
                     </a:xfrm>
                     <a:prstGeom prst="rect">
                       <a:avLst/>
@@ -17239,54 +18113,8 @@
                 </pic:pic>
               </a:graphicData>
             </a:graphic>
-          </wp:anchor>
+          </wp:inline>
         </w:drawing>
-      </w:r>
-      <w:r>
-        <w:rPr>
-          <w:sz w:val="28"/>
-          <w:szCs w:val="28"/>
-        </w:rPr>
-        <w:t>Итак, переходя к трассировке для начала расставим компоненты на печатной плате (рис.</w:t>
-      </w:r>
-      <w:r>
-        <w:rPr>
-          <w:sz w:val="28"/>
-          <w:szCs w:val="28"/>
-        </w:rPr>
-        <w:t xml:space="preserve"> 21</w:t>
-      </w:r>
-      <w:r>
-        <w:rPr>
-          <w:sz w:val="28"/>
-          <w:szCs w:val="28"/>
-        </w:rPr>
-        <w:t>)</w:t>
-      </w:r>
-      <w:r>
-        <w:rPr>
-          <w:sz w:val="28"/>
-          <w:szCs w:val="28"/>
-        </w:rPr>
-        <w:t>.</w:t>
-      </w:r>
-    </w:p>
-    <w:p>
-      <w:pPr>
-        <w:spacing w:line="360" w:lineRule="auto"/>
-        <w:ind w:firstLine="708"/>
-        <w:jc w:val="center"/>
-        <w:rPr>
-          <w:sz w:val="28"/>
-          <w:szCs w:val="28"/>
-        </w:rPr>
-      </w:pPr>
-      <w:r>
-        <w:rPr>
-          <w:sz w:val="28"/>
-          <w:szCs w:val="28"/>
-        </w:rPr>
-        <w:t>Рис. 21 Расстановка компонентов на плате</w:t>
       </w:r>
     </w:p>
     <w:p>
@@ -17304,99 +18132,11 @@
           <w:sz w:val="28"/>
           <w:szCs w:val="28"/>
         </w:rPr>
-        <w:t>Далее разведем все дорожки в соответствии с правилами проектирования.</w:t>
-      </w:r>
-      <w:r>
-        <w:rPr>
-          <w:sz w:val="28"/>
-          <w:szCs w:val="28"/>
-        </w:rPr>
-        <w:t xml:space="preserve"> Сеть земли реализуем в виде двух полигонов на верхней и на нижней стороне платы (Рис. 22).</w:t>
-      </w:r>
-    </w:p>
-    <w:p>
-      <w:pPr>
-        <w:spacing w:line="360" w:lineRule="auto"/>
-        <w:ind w:firstLine="708"/>
-        <w:jc w:val="both"/>
-        <w:rPr>
-          <w:sz w:val="28"/>
-          <w:szCs w:val="28"/>
-        </w:rPr>
-      </w:pPr>
-    </w:p>
-    <w:p>
-      <w:pPr>
-        <w:spacing w:line="360" w:lineRule="auto"/>
-        <w:ind w:firstLine="708"/>
-        <w:jc w:val="both"/>
-        <w:rPr>
-          <w:sz w:val="28"/>
-          <w:szCs w:val="28"/>
-        </w:rPr>
-      </w:pPr>
-    </w:p>
-    <w:p>
-      <w:pPr>
-        <w:spacing w:line="360" w:lineRule="auto"/>
-        <w:ind w:firstLine="708"/>
-        <w:jc w:val="both"/>
-        <w:rPr>
-          <w:sz w:val="28"/>
-          <w:szCs w:val="28"/>
-        </w:rPr>
-      </w:pPr>
-    </w:p>
-    <w:p>
-      <w:pPr>
-        <w:spacing w:line="360" w:lineRule="auto"/>
-        <w:ind w:firstLine="708"/>
-        <w:jc w:val="both"/>
-        <w:rPr>
-          <w:sz w:val="28"/>
-          <w:szCs w:val="28"/>
-        </w:rPr>
-      </w:pPr>
-    </w:p>
-    <w:p>
-      <w:pPr>
-        <w:spacing w:line="360" w:lineRule="auto"/>
-        <w:ind w:firstLine="708"/>
-        <w:jc w:val="both"/>
-        <w:rPr>
-          <w:sz w:val="28"/>
-          <w:szCs w:val="28"/>
-        </w:rPr>
-      </w:pPr>
-    </w:p>
-    <w:p>
-      <w:pPr>
-        <w:spacing w:line="360" w:lineRule="auto"/>
-        <w:ind w:firstLine="708"/>
-        <w:jc w:val="center"/>
-        <w:rPr>
-          <w:sz w:val="28"/>
-          <w:szCs w:val="28"/>
-        </w:rPr>
-      </w:pPr>
-      <w:r>
-        <w:rPr>
-          <w:noProof/>
-        </w:rPr>
-        <w:lastRenderedPageBreak/>
         <w:drawing>
-          <wp:anchor distT="0" distB="0" distL="114300" distR="114300" simplePos="0" relativeHeight="251671552" behindDoc="0" locked="0" layoutInCell="1" allowOverlap="1" wp14:anchorId="2A379115" wp14:editId="596BCA6D">
-            <wp:simplePos x="0" y="0"/>
-            <wp:positionH relativeFrom="column">
-              <wp:posOffset>650240</wp:posOffset>
-            </wp:positionH>
-            <wp:positionV relativeFrom="paragraph">
-              <wp:posOffset>5669280</wp:posOffset>
-            </wp:positionV>
-            <wp:extent cx="4509135" cy="2557780"/>
-            <wp:effectExtent l="0" t="0" r="5715" b="0"/>
-            <wp:wrapTopAndBottom/>
-            <wp:docPr id="26" name="Рисунок 26"/>
+          <wp:inline distT="0" distB="0" distL="0" distR="0" wp14:anchorId="4E498A74" wp14:editId="15EF539C">
+            <wp:extent cx="5481955" cy="3451959"/>
+            <wp:effectExtent l="0" t="0" r="4445" b="0"/>
+            <wp:docPr id="37" name="Рисунок 37"/>
             <wp:cNvGraphicFramePr>
               <a:graphicFrameLocks xmlns:a="http://schemas.openxmlformats.org/drawingml/2006/main" noChangeAspect="1"/>
             </wp:cNvGraphicFramePr>
@@ -17408,13 +18148,7 @@
                     <pic:cNvPicPr/>
                   </pic:nvPicPr>
                   <pic:blipFill>
-                    <a:blip r:embed="rId31">
-                      <a:extLst>
-                        <a:ext uri="{28A0092B-C50C-407E-A947-70E740481C1C}">
-                          <a14:useLocalDpi xmlns:a14="http://schemas.microsoft.com/office/drawing/2010/main" val="0"/>
-                        </a:ext>
-                      </a:extLst>
-                    </a:blip>
+                    <a:blip r:embed="rId39"/>
                     <a:stretch>
                       <a:fillRect/>
                     </a:stretch>
@@ -17422,7 +18156,7 @@
                   <pic:spPr>
                     <a:xfrm>
                       <a:off x="0" y="0"/>
-                      <a:ext cx="4509135" cy="2557780"/>
+                      <a:ext cx="5485131" cy="3453959"/>
                     </a:xfrm>
                     <a:prstGeom prst="rect">
                       <a:avLst/>
@@ -17431,32 +18165,31 @@
                 </pic:pic>
               </a:graphicData>
             </a:graphic>
-            <wp14:sizeRelH relativeFrom="margin">
-              <wp14:pctWidth>0</wp14:pctWidth>
-            </wp14:sizeRelH>
-            <wp14:sizeRelV relativeFrom="margin">
-              <wp14:pctHeight>0</wp14:pctHeight>
-            </wp14:sizeRelV>
-          </wp:anchor>
+          </wp:inline>
         </w:drawing>
       </w:r>
-      <w:r>
-        <w:rPr>
-          <w:noProof/>
-        </w:rPr>
+    </w:p>
+    <w:p>
+      <w:pPr>
+        <w:spacing w:line="360" w:lineRule="auto"/>
+        <w:ind w:firstLine="708"/>
+        <w:jc w:val="both"/>
+        <w:rPr>
+          <w:sz w:val="28"/>
+          <w:szCs w:val="28"/>
+        </w:rPr>
+      </w:pPr>
+      <w:r>
+        <w:rPr>
+          <w:sz w:val="28"/>
+          <w:szCs w:val="28"/>
+        </w:rPr>
+        <w:lastRenderedPageBreak/>
         <w:drawing>
-          <wp:anchor distT="0" distB="0" distL="114300" distR="114300" simplePos="0" relativeHeight="251670528" behindDoc="0" locked="0" layoutInCell="1" allowOverlap="1" wp14:anchorId="582525F5" wp14:editId="4924198E">
-            <wp:simplePos x="0" y="0"/>
-            <wp:positionH relativeFrom="column">
-              <wp:posOffset>650240</wp:posOffset>
-            </wp:positionH>
-            <wp:positionV relativeFrom="paragraph">
-              <wp:posOffset>2882900</wp:posOffset>
-            </wp:positionV>
-            <wp:extent cx="4497705" cy="2862580"/>
-            <wp:effectExtent l="0" t="0" r="0" b="0"/>
-            <wp:wrapTopAndBottom/>
-            <wp:docPr id="25" name="Рисунок 25"/>
+          <wp:inline distT="0" distB="0" distL="0" distR="0" wp14:anchorId="0A7F6C8E" wp14:editId="416902F3">
+            <wp:extent cx="5481955" cy="3436033"/>
+            <wp:effectExtent l="0" t="0" r="4445" b="0"/>
+            <wp:docPr id="38" name="Рисунок 38"/>
             <wp:cNvGraphicFramePr>
               <a:graphicFrameLocks xmlns:a="http://schemas.openxmlformats.org/drawingml/2006/main" noChangeAspect="1"/>
             </wp:cNvGraphicFramePr>
@@ -17468,13 +18201,7 @@
                     <pic:cNvPicPr/>
                   </pic:nvPicPr>
                   <pic:blipFill>
-                    <a:blip r:embed="rId32" cstate="print">
-                      <a:extLst>
-                        <a:ext uri="{28A0092B-C50C-407E-A947-70E740481C1C}">
-                          <a14:useLocalDpi xmlns:a14="http://schemas.microsoft.com/office/drawing/2010/main" val="0"/>
-                        </a:ext>
-                      </a:extLst>
-                    </a:blip>
+                    <a:blip r:embed="rId40"/>
                     <a:stretch>
                       <a:fillRect/>
                     </a:stretch>
@@ -17482,7 +18209,7 @@
                   <pic:spPr>
                     <a:xfrm>
                       <a:off x="0" y="0"/>
-                      <a:ext cx="4497705" cy="2862580"/>
+                      <a:ext cx="5487269" cy="3439364"/>
                     </a:xfrm>
                     <a:prstGeom prst="rect">
                       <a:avLst/>
@@ -17491,75 +18218,20 @@
                 </pic:pic>
               </a:graphicData>
             </a:graphic>
-            <wp14:sizeRelH relativeFrom="margin">
-              <wp14:pctWidth>0</wp14:pctWidth>
-            </wp14:sizeRelH>
-            <wp14:sizeRelV relativeFrom="margin">
-              <wp14:pctHeight>0</wp14:pctHeight>
-            </wp14:sizeRelV>
-          </wp:anchor>
+          </wp:inline>
         </w:drawing>
       </w:r>
-      <w:r>
-        <w:rPr>
-          <w:noProof/>
-        </w:rPr>
-        <w:drawing>
-          <wp:anchor distT="0" distB="0" distL="114300" distR="114300" simplePos="0" relativeHeight="251669504" behindDoc="0" locked="0" layoutInCell="1" allowOverlap="1" wp14:anchorId="04DA992F" wp14:editId="7978179D">
-            <wp:simplePos x="0" y="0"/>
-            <wp:positionH relativeFrom="column">
-              <wp:posOffset>650240</wp:posOffset>
-            </wp:positionH>
-            <wp:positionV relativeFrom="paragraph">
-              <wp:posOffset>0</wp:posOffset>
-            </wp:positionV>
-            <wp:extent cx="4495800" cy="2883535"/>
-            <wp:effectExtent l="0" t="0" r="0" b="0"/>
-            <wp:wrapTopAndBottom/>
-            <wp:docPr id="24" name="Рисунок 24"/>
-            <wp:cNvGraphicFramePr>
-              <a:graphicFrameLocks xmlns:a="http://schemas.openxmlformats.org/drawingml/2006/main" noChangeAspect="1"/>
-            </wp:cNvGraphicFramePr>
-            <a:graphic xmlns:a="http://schemas.openxmlformats.org/drawingml/2006/main">
-              <a:graphicData uri="http://schemas.openxmlformats.org/drawingml/2006/picture">
-                <pic:pic xmlns:pic="http://schemas.openxmlformats.org/drawingml/2006/picture">
-                  <pic:nvPicPr>
-                    <pic:cNvPr id="1" name=""/>
-                    <pic:cNvPicPr/>
-                  </pic:nvPicPr>
-                  <pic:blipFill>
-                    <a:blip r:embed="rId33" cstate="print">
-                      <a:extLst>
-                        <a:ext uri="{28A0092B-C50C-407E-A947-70E740481C1C}">
-                          <a14:useLocalDpi xmlns:a14="http://schemas.microsoft.com/office/drawing/2010/main" val="0"/>
-                        </a:ext>
-                      </a:extLst>
-                    </a:blip>
-                    <a:stretch>
-                      <a:fillRect/>
-                    </a:stretch>
-                  </pic:blipFill>
-                  <pic:spPr>
-                    <a:xfrm>
-                      <a:off x="0" y="0"/>
-                      <a:ext cx="4495800" cy="2883535"/>
-                    </a:xfrm>
-                    <a:prstGeom prst="rect">
-                      <a:avLst/>
-                    </a:prstGeom>
-                  </pic:spPr>
-                </pic:pic>
-              </a:graphicData>
-            </a:graphic>
-            <wp14:sizeRelH relativeFrom="margin">
-              <wp14:pctWidth>0</wp14:pctWidth>
-            </wp14:sizeRelH>
-            <wp14:sizeRelV relativeFrom="margin">
-              <wp14:pctHeight>0</wp14:pctHeight>
-            </wp14:sizeRelV>
-          </wp:anchor>
-        </w:drawing>
-      </w:r>
+    </w:p>
+    <w:p>
+      <w:pPr>
+        <w:spacing w:line="360" w:lineRule="auto"/>
+        <w:ind w:firstLine="708"/>
+        <w:jc w:val="center"/>
+        <w:rPr>
+          <w:sz w:val="28"/>
+          <w:szCs w:val="28"/>
+        </w:rPr>
+      </w:pPr>
       <w:r>
         <w:rPr>
           <w:sz w:val="28"/>
@@ -17567,6 +18239,22 @@
         </w:rPr>
         <w:t>Рис. 22 Трассировка платы</w:t>
       </w:r>
+      <w:r>
+        <w:rPr>
+          <w:sz w:val="28"/>
+          <w:szCs w:val="28"/>
+        </w:rPr>
+        <w:t xml:space="preserve"> и </w:t>
+      </w:r>
+      <w:proofErr w:type="spellStart"/>
+      <w:r>
+        <w:rPr>
+          <w:sz w:val="28"/>
+          <w:szCs w:val="28"/>
+        </w:rPr>
+        <w:t>шилкография</w:t>
+      </w:r>
+      <w:proofErr w:type="spellEnd"/>
     </w:p>
     <w:p>
       <w:pPr>
@@ -17600,12 +18288,12 @@
         <w:spacing w:line="720" w:lineRule="auto"/>
         <w:jc w:val="center"/>
       </w:pPr>
-      <w:bookmarkStart w:id="11" w:name="_Toc188026736"/>
+      <w:bookmarkStart w:id="12" w:name="_Toc240390849"/>
       <w:r>
         <w:lastRenderedPageBreak/>
         <w:t>ЗАКЛЮЧЕНИЕ</w:t>
       </w:r>
-      <w:bookmarkEnd w:id="11"/>
+      <w:bookmarkEnd w:id="12"/>
     </w:p>
     <w:p>
       <w:pPr>
@@ -17622,7 +18310,21 @@
           <w:sz w:val="28"/>
           <w:szCs w:val="28"/>
         </w:rPr>
-        <w:t>Итого, мною была разработана конструкция блока управления исполнительными приводами двухосевого подвеса направленной антенны, и конструкция усилителя мощности привода оси.</w:t>
+        <w:t xml:space="preserve">Итого, мною была разработана конструкция блока управления </w:t>
+      </w:r>
+      <w:r>
+        <w:rPr>
+          <w:sz w:val="28"/>
+          <w:szCs w:val="28"/>
+        </w:rPr>
+        <w:t>приводами 1 ноги робота, которая подходит также и для остальных ног т.к робот имеет симметричную конструкцию</w:t>
+      </w:r>
+      <w:r>
+        <w:rPr>
+          <w:sz w:val="28"/>
+          <w:szCs w:val="28"/>
+        </w:rPr>
+        <w:t>.</w:t>
       </w:r>
     </w:p>
     <w:p>
@@ -17670,7 +18372,7 @@
           <w:szCs w:val="28"/>
           <w:lang w:val="en-US"/>
         </w:rPr>
-        <w:t>UART</w:t>
+        <w:t>SPI</w:t>
       </w:r>
       <w:r>
         <w:rPr>
@@ -17709,7 +18411,21 @@
           <w:sz w:val="28"/>
           <w:szCs w:val="28"/>
         </w:rPr>
-        <w:t xml:space="preserve"> исполняет  инкрементный </w:t>
+        <w:t xml:space="preserve"> исполняет  </w:t>
+      </w:r>
+      <w:r>
+        <w:rPr>
+          <w:sz w:val="28"/>
+          <w:szCs w:val="28"/>
+        </w:rPr>
+        <w:t>абсолютный</w:t>
+      </w:r>
+      <w:r>
+        <w:rPr>
+          <w:sz w:val="28"/>
+          <w:szCs w:val="28"/>
+        </w:rPr>
+        <w:t xml:space="preserve"> </w:t>
       </w:r>
       <w:proofErr w:type="spellStart"/>
       <w:r>
@@ -17725,7 +18441,21 @@
           <w:sz w:val="28"/>
           <w:szCs w:val="28"/>
         </w:rPr>
-        <w:t xml:space="preserve">, питающийся от 5 В. Был выбран преобразователь напряжения с целью обеспечения питанием вышеприведенных датчиков, а также датчиков холла внутри двигателя. В качестве коммутатора с двигателями выбран разъем </w:t>
+        <w:t xml:space="preserve">, питающийся от </w:t>
+      </w:r>
+      <w:r>
+        <w:rPr>
+          <w:sz w:val="28"/>
+          <w:szCs w:val="28"/>
+        </w:rPr>
+        <w:t>3.3</w:t>
+      </w:r>
+      <w:r>
+        <w:rPr>
+          <w:sz w:val="28"/>
+          <w:szCs w:val="28"/>
+        </w:rPr>
+        <w:t xml:space="preserve"> В. Был выбран преобразователь напряжения с целью обеспечения питанием вышеприведенных датчиков, а также датчиков холла внутри двигателя. В качестве коммутатора с двигателями выбран разъем </w:t>
       </w:r>
       <w:r>
         <w:rPr>
@@ -17859,7 +18589,7 @@
         <w:spacing w:line="720" w:lineRule="auto"/>
         <w:jc w:val="center"/>
       </w:pPr>
-      <w:bookmarkStart w:id="12" w:name="_Toc188026737"/>
+      <w:bookmarkStart w:id="13" w:name="_Toc240390850"/>
       <w:r>
         <w:lastRenderedPageBreak/>
         <w:t>С</w:t>
@@ -17867,7 +18597,7 @@
       <w:r>
         <w:t>ПИСОК ИСПОЛЬЗОВАННЫХ ИСТОЧНИКОВ</w:t>
       </w:r>
-      <w:bookmarkEnd w:id="12"/>
+      <w:bookmarkEnd w:id="13"/>
     </w:p>
     <w:p>
       <w:pPr>
@@ -17891,15 +18621,193 @@
           <w:sz w:val="28"/>
           <w:szCs w:val="28"/>
         </w:rPr>
-        <w:t xml:space="preserve">) DJI LLC </w:t>
-      </w:r>
-      <w:r>
-        <w:rPr>
-          <w:sz w:val="28"/>
-          <w:szCs w:val="28"/>
-        </w:rPr>
-        <w:t>Краткое руководство пользователя DJI MATRICE 300</w:t>
-      </w:r>
+        <w:t xml:space="preserve">) </w:t>
+      </w:r>
+      <w:proofErr w:type="spellStart"/>
+      <w:r>
+        <w:rPr>
+          <w:sz w:val="28"/>
+          <w:szCs w:val="28"/>
+        </w:rPr>
+        <w:t>Hong</w:t>
+      </w:r>
+      <w:proofErr w:type="spellEnd"/>
+      <w:r>
+        <w:rPr>
+          <w:sz w:val="28"/>
+          <w:szCs w:val="28"/>
+        </w:rPr>
+        <w:t xml:space="preserve">, </w:t>
+      </w:r>
+      <w:proofErr w:type="spellStart"/>
+      <w:r>
+        <w:rPr>
+          <w:sz w:val="28"/>
+          <w:szCs w:val="28"/>
+        </w:rPr>
+        <w:t>Shaozun</w:t>
+      </w:r>
+      <w:proofErr w:type="spellEnd"/>
+      <w:r>
+        <w:rPr>
+          <w:sz w:val="28"/>
+          <w:szCs w:val="28"/>
+        </w:rPr>
+        <w:t xml:space="preserve"> &amp; </w:t>
+      </w:r>
+      <w:proofErr w:type="spellStart"/>
+      <w:r>
+        <w:rPr>
+          <w:sz w:val="28"/>
+          <w:szCs w:val="28"/>
+        </w:rPr>
+        <w:t>Wu</w:t>
+      </w:r>
+      <w:proofErr w:type="spellEnd"/>
+      <w:r>
+        <w:rPr>
+          <w:sz w:val="28"/>
+          <w:szCs w:val="28"/>
+        </w:rPr>
+        <w:t xml:space="preserve">, </w:t>
+      </w:r>
+      <w:proofErr w:type="spellStart"/>
+      <w:r>
+        <w:rPr>
+          <w:sz w:val="28"/>
+          <w:szCs w:val="28"/>
+        </w:rPr>
+        <w:t>Meiping</w:t>
+      </w:r>
+      <w:proofErr w:type="spellEnd"/>
+      <w:r>
+        <w:rPr>
+          <w:sz w:val="28"/>
+          <w:szCs w:val="28"/>
+        </w:rPr>
+        <w:t xml:space="preserve"> &amp; </w:t>
+      </w:r>
+      <w:proofErr w:type="spellStart"/>
+      <w:r>
+        <w:rPr>
+          <w:sz w:val="28"/>
+          <w:szCs w:val="28"/>
+        </w:rPr>
+        <w:t>Xiao</w:t>
+      </w:r>
+      <w:proofErr w:type="spellEnd"/>
+      <w:r>
+        <w:rPr>
+          <w:sz w:val="28"/>
+          <w:szCs w:val="28"/>
+        </w:rPr>
+        <w:t xml:space="preserve">, </w:t>
+      </w:r>
+      <w:proofErr w:type="spellStart"/>
+      <w:r>
+        <w:rPr>
+          <w:sz w:val="28"/>
+          <w:szCs w:val="28"/>
+        </w:rPr>
+        <w:t>Junhao</w:t>
+      </w:r>
+      <w:proofErr w:type="spellEnd"/>
+      <w:r>
+        <w:rPr>
+          <w:sz w:val="28"/>
+          <w:szCs w:val="28"/>
+        </w:rPr>
+        <w:t xml:space="preserve"> &amp; </w:t>
+      </w:r>
+      <w:proofErr w:type="spellStart"/>
+      <w:r>
+        <w:rPr>
+          <w:sz w:val="28"/>
+          <w:szCs w:val="28"/>
+        </w:rPr>
+        <w:t>Xu</w:t>
+      </w:r>
+      <w:proofErr w:type="spellEnd"/>
+      <w:r>
+        <w:rPr>
+          <w:sz w:val="28"/>
+          <w:szCs w:val="28"/>
+        </w:rPr>
+        <w:t xml:space="preserve">, </w:t>
+      </w:r>
+      <w:proofErr w:type="spellStart"/>
+      <w:r>
+        <w:rPr>
+          <w:sz w:val="28"/>
+          <w:szCs w:val="28"/>
+        </w:rPr>
+        <w:t>Xiaohong</w:t>
+      </w:r>
+      <w:proofErr w:type="spellEnd"/>
+      <w:r>
+        <w:rPr>
+          <w:sz w:val="28"/>
+          <w:szCs w:val="28"/>
+        </w:rPr>
+        <w:t xml:space="preserve"> &amp; </w:t>
+      </w:r>
+      <w:proofErr w:type="spellStart"/>
+      <w:r>
+        <w:rPr>
+          <w:sz w:val="28"/>
+          <w:szCs w:val="28"/>
+        </w:rPr>
+        <w:t>Lu</w:t>
+      </w:r>
+      <w:proofErr w:type="spellEnd"/>
+      <w:r>
+        <w:rPr>
+          <w:sz w:val="28"/>
+          <w:szCs w:val="28"/>
+        </w:rPr>
+        <w:t xml:space="preserve">, </w:t>
+      </w:r>
+      <w:proofErr w:type="spellStart"/>
+      <w:r>
+        <w:rPr>
+          <w:sz w:val="28"/>
+          <w:szCs w:val="28"/>
+        </w:rPr>
+        <w:t>Huimin</w:t>
+      </w:r>
+      <w:proofErr w:type="spellEnd"/>
+      <w:r>
+        <w:rPr>
+          <w:sz w:val="28"/>
+          <w:szCs w:val="28"/>
+        </w:rPr>
+        <w:t xml:space="preserve">. (2017). </w:t>
+      </w:r>
+      <w:proofErr w:type="spellStart"/>
+      <w:r>
+        <w:rPr>
+          <w:sz w:val="28"/>
+          <w:szCs w:val="28"/>
+        </w:rPr>
+        <w:t>Kylin</w:t>
+      </w:r>
+      <w:proofErr w:type="spellEnd"/>
+      <w:r>
+        <w:rPr>
+          <w:sz w:val="28"/>
+          <w:szCs w:val="28"/>
+        </w:rPr>
+        <w:t xml:space="preserve">: A </w:t>
+      </w:r>
+      <w:proofErr w:type="spellStart"/>
+      <w:r>
+        <w:rPr>
+          <w:sz w:val="28"/>
+          <w:szCs w:val="28"/>
+        </w:rPr>
+        <w:t>transformable</w:t>
+      </w:r>
+      <w:proofErr w:type="spellEnd"/>
       <w:r>
         <w:rPr>
           <w:sz w:val="28"/>
@@ -17907,12 +18815,53 @@
         </w:rPr>
         <w:t xml:space="preserve"> </w:t>
       </w:r>
-      <w:r>
-        <w:rPr>
-          <w:sz w:val="28"/>
-          <w:szCs w:val="28"/>
-        </w:rPr>
-        <w:t>2015</w:t>
+      <w:proofErr w:type="spellStart"/>
+      <w:r>
+        <w:rPr>
+          <w:sz w:val="28"/>
+          <w:szCs w:val="28"/>
+        </w:rPr>
+        <w:t>track-wheel</w:t>
+      </w:r>
+      <w:proofErr w:type="spellEnd"/>
+      <w:r>
+        <w:rPr>
+          <w:sz w:val="28"/>
+          <w:szCs w:val="28"/>
+        </w:rPr>
+        <w:t xml:space="preserve"> </w:t>
+      </w:r>
+      <w:proofErr w:type="spellStart"/>
+      <w:r>
+        <w:rPr>
+          <w:sz w:val="28"/>
+          <w:szCs w:val="28"/>
+        </w:rPr>
+        <w:t>hybrid</w:t>
+      </w:r>
+      <w:proofErr w:type="spellEnd"/>
+      <w:r>
+        <w:rPr>
+          <w:sz w:val="28"/>
+          <w:szCs w:val="28"/>
+        </w:rPr>
+        <w:t xml:space="preserve"> </w:t>
+      </w:r>
+      <w:proofErr w:type="spellStart"/>
+      <w:r>
+        <w:rPr>
+          <w:sz w:val="28"/>
+          <w:szCs w:val="28"/>
+        </w:rPr>
+        <w:t>robot</w:t>
+      </w:r>
+      <w:proofErr w:type="spellEnd"/>
+      <w:r>
+        <w:rPr>
+          <w:sz w:val="28"/>
+          <w:szCs w:val="28"/>
+        </w:rPr>
+        <w:t>. 10.1109/ICAMechS.2017.8316541</w:t>
       </w:r>
       <w:r>
         <w:rPr>
@@ -17920,13 +18869,6 @@
           <w:szCs w:val="28"/>
         </w:rPr>
         <w:t>.</w:t>
-      </w:r>
-      <w:r>
-        <w:rPr>
-          <w:sz w:val="28"/>
-          <w:szCs w:val="28"/>
-        </w:rPr>
-        <w:t xml:space="preserve"> 109 с.</w:t>
       </w:r>
     </w:p>
     <w:p>
@@ -18050,7 +18992,7 @@
           <w:szCs w:val="28"/>
         </w:rPr>
       </w:pPr>
-      <w:hyperlink r:id="rId34" w:history="1">
+      <w:hyperlink r:id="rId41" w:history="1">
         <w:r>
           <w:rPr>
             <w:rStyle w:val="a4"/>
@@ -18158,7 +19100,7 @@
           <w:szCs w:val="28"/>
         </w:rPr>
       </w:pPr>
-      <w:hyperlink r:id="rId35" w:history="1">
+      <w:hyperlink r:id="rId42" w:history="1">
         <w:r>
           <w:rPr>
             <w:rStyle w:val="a4"/>
@@ -18247,7 +19189,7 @@
           <w:szCs w:val="28"/>
         </w:rPr>
       </w:pPr>
-      <w:hyperlink r:id="rId36" w:history="1">
+      <w:hyperlink r:id="rId43" w:history="1">
         <w:r>
           <w:rPr>
             <w:rStyle w:val="a4"/>
@@ -18690,7 +19632,7 @@
           <w:szCs w:val="28"/>
         </w:rPr>
       </w:pPr>
-      <w:hyperlink r:id="rId37" w:history="1">
+      <w:hyperlink r:id="rId44" w:history="1">
         <w:r>
           <w:rPr>
             <w:rStyle w:val="a4"/>
@@ -18919,7 +19861,7 @@
           <w:szCs w:val="28"/>
         </w:rPr>
       </w:pPr>
-      <w:hyperlink r:id="rId38" w:history="1">
+      <w:hyperlink r:id="rId45" w:history="1">
         <w:r>
           <w:rPr>
             <w:rStyle w:val="a4"/>
@@ -19028,7 +19970,7 @@
           <w:szCs w:val="28"/>
         </w:rPr>
       </w:pPr>
-      <w:hyperlink r:id="rId39" w:history="1">
+      <w:hyperlink r:id="rId46" w:history="1">
         <w:r>
           <w:rPr>
             <w:rStyle w:val="a4"/>
@@ -19094,8 +20036,6 @@
     </w:p>
     <w:p>
       <w:pPr>
-        <w:spacing w:line="360" w:lineRule="auto"/>
-        <w:ind w:firstLine="357"/>
         <w:jc w:val="both"/>
         <w:rPr>
           <w:sz w:val="28"/>
@@ -19103,30 +20043,8 @@
         </w:rPr>
       </w:pPr>
     </w:p>
-    <w:p>
-      <w:pPr>
-        <w:spacing w:line="360" w:lineRule="auto"/>
-        <w:jc w:val="both"/>
-        <w:rPr>
-          <w:color w:val="000000"/>
-          <w:sz w:val="28"/>
-          <w:szCs w:val="28"/>
-        </w:rPr>
-      </w:pPr>
-    </w:p>
-    <w:p>
-      <w:pPr>
-        <w:pStyle w:val="a3"/>
-        <w:jc w:val="both"/>
-        <w:rPr>
-          <w:rFonts w:ascii="Times New Roman" w:hAnsi="Times New Roman" w:cs="Times New Roman"/>
-          <w:sz w:val="28"/>
-          <w:szCs w:val="28"/>
-        </w:rPr>
-      </w:pPr>
-    </w:p>
     <w:sectPr>
-      <w:footerReference w:type="default" r:id="rId40"/>
+      <w:footerReference w:type="default" r:id="rId47"/>
       <w:pgSz w:w="11906" w:h="16838"/>
       <w:pgMar w:top="1134" w:right="567" w:bottom="1134" w:left="1701" w:header="709" w:footer="709" w:gutter="0"/>
       <w:cols w:space="708"/>
@@ -19166,6 +20084,7 @@
         <w:docPartUnique/>
       </w:docPartObj>
     </w:sdtPr>
+    <w:sdtEndPr/>
     <w:sdtContent>
       <w:p>
         <w:pPr>
@@ -20699,7 +21618,7 @@
   <w:style w:type="paragraph" w:default="1" w:styleId="a">
     <w:name w:val="Normal"/>
     <w:qFormat/>
-    <w:rsid w:val="004A4E55"/>
+    <w:rsid w:val="00203B26"/>
     <w:pPr>
       <w:spacing w:after="0" w:line="240" w:lineRule="auto"/>
     </w:pPr>
@@ -20758,7 +21677,6 @@
   <w:style w:type="character" w:default="1" w:styleId="a0">
     <w:name w:val="Default Paragraph Font"/>
     <w:uiPriority w:val="1"/>
-    <w:semiHidden/>
     <w:unhideWhenUsed/>
   </w:style>
   <w:style w:type="table" w:default="1" w:styleId="a1">
@@ -21206,6 +22124,37 @@
       <w:shd w:val="clear" w:color="auto" w:fill="E1DFDD"/>
     </w:rPr>
   </w:style>
+  <w:style w:type="paragraph" w:customStyle="1" w:styleId="-">
+    <w:name w:val="ГОСТ - Текст"/>
+    <w:basedOn w:val="a"/>
+    <w:link w:val="-0"/>
+    <w:uiPriority w:val="3"/>
+    <w:qFormat/>
+    <w:rsid w:val="00497D17"/>
+    <w:pPr>
+      <w:spacing w:before="240" w:after="160" w:line="360" w:lineRule="auto"/>
+      <w:ind w:firstLine="709"/>
+      <w:contextualSpacing/>
+      <w:jc w:val="both"/>
+    </w:pPr>
+    <w:rPr>
+      <w:rFonts w:eastAsiaTheme="minorHAnsi"/>
+      <w:sz w:val="28"/>
+      <w:szCs w:val="22"/>
+      <w:lang w:eastAsia="en-US"/>
+    </w:rPr>
+  </w:style>
+  <w:style w:type="character" w:customStyle="1" w:styleId="-0">
+    <w:name w:val="ГОСТ - Текст Знак"/>
+    <w:basedOn w:val="a0"/>
+    <w:link w:val="-"/>
+    <w:uiPriority w:val="3"/>
+    <w:rsid w:val="00497D17"/>
+    <w:rPr>
+      <w:rFonts w:ascii="Times New Roman" w:hAnsi="Times New Roman" w:cs="Times New Roman"/>
+      <w:sz w:val="28"/>
+    </w:rPr>
+  </w:style>
 </w:styles>
 </file>
 
